--- a/output/daily_piling_summary_blank.docx
+++ b/output/daily_piling_summary_blank.docx
@@ -2,48 +2,7336 @@
 <file path=word/document.xml><?xml version="1.0" encoding="utf-8"?>
 <w:document xmlns:wpc="http://schemas.microsoft.com/office/word/2010/wordprocessingCanvas" xmlns:mo="http://schemas.microsoft.com/office/mac/office/2008/main" xmlns:mc="http://schemas.openxmlformats.org/markup-compatibility/2006" xmlns:mv="urn:schemas-microsoft-com:mac:vml" xmlns:o="urn:schemas-microsoft-com:office:office" xmlns:r="http://schemas.openxmlformats.org/officeDocument/2006/relationships" xmlns:m="http://schemas.openxmlformats.org/officeDocument/2006/math" xmlns:v="urn:schemas-microsoft-com:vml" xmlns:wp14="http://schemas.microsoft.com/office/word/2010/wordprocessingDrawing" xmlns:wp="http://schemas.openxmlformats.org/drawingml/2006/wordprocessingDrawing" xmlns:w10="urn:schemas-microsoft-com:office:word" xmlns:w="http://schemas.openxmlformats.org/wordprocessingml/2006/main" xmlns:w14="http://schemas.microsoft.com/office/word/2010/wordml" xmlns:wpg="http://schemas.microsoft.com/office/word/2010/wordprocessingGroup" xmlns:wpi="http://schemas.microsoft.com/office/word/2010/wordprocessingInk" xmlns:wne="http://schemas.microsoft.com/office/word/2006/wordml" xmlns:wps="http://schemas.microsoft.com/office/word/2010/wordprocessingShape" mc:Ignorable="w14 wp14">
   <w:body>
-    <w:p>
-      <w:pPr>
-        <w:spacing w:before="0" w:after="0" w:line="240" w:lineRule="auto"/>
-      </w:pPr>
-      <w:r>
-        <w:drawing>
-          <wp:inline xmlns:a="http://schemas.openxmlformats.org/drawingml/2006/main" xmlns:pic="http://schemas.openxmlformats.org/drawingml/2006/picture">
-            <wp:extent cx="7551000" cy="10676706"/>
-            <wp:docPr id="1" name="Picture 1"/>
-            <wp:cNvGraphicFramePr>
-              <a:graphicFrameLocks noChangeAspect="1"/>
-            </wp:cNvGraphicFramePr>
-            <a:graphic>
-              <a:graphicData uri="http://schemas.openxmlformats.org/drawingml/2006/picture">
-                <pic:pic>
-                  <pic:nvPicPr>
-                    <pic:cNvPr id="0" name="daily_piling_summary_blank-1.png"/>
-                    <pic:cNvPicPr/>
-                  </pic:nvPicPr>
-                  <pic:blipFill>
-                    <a:blip r:embed="rId9"/>
-                    <a:stretch>
-                      <a:fillRect/>
-                    </a:stretch>
-                  </pic:blipFill>
-                  <pic:spPr>
-                    <a:xfrm>
-                      <a:off x="0" y="0"/>
-                      <a:ext cx="7551000" cy="10676706"/>
-                    </a:xfrm>
-                    <a:prstGeom prst="rect"/>
-                  </pic:spPr>
-                </pic:pic>
-              </a:graphicData>
-            </a:graphic>
-          </wp:inline>
-        </w:drawing>
-      </w:r>
-    </w:p>
+    <w:tbl>
+      <w:tblPr>
+        <w:tblW w:type="dxa" w:w="10375"/>
+        <w:tblLayout w:type="fixed"/>
+        <w:tblLook w:firstColumn="1" w:firstRow="1" w:lastColumn="0" w:lastRow="0" w:noHBand="0" w:noVBand="1" w:val="04A0"/>
+        <w:tblBorders>
+          <w:top w:val="single" w:sz="5" w:space="0" w:color="111111"/>
+          <w:left w:val="single" w:sz="5" w:space="0" w:color="111111"/>
+          <w:bottom w:val="single" w:sz="5" w:space="0" w:color="111111"/>
+          <w:right w:val="single" w:sz="5" w:space="0" w:color="111111"/>
+          <w:insideH w:val="single" w:sz="5" w:space="0" w:color="111111"/>
+          <w:insideV w:val="single" w:sz="5" w:space="0" w:color="111111"/>
+        </w:tblBorders>
+        <w:tblCellMar>
+          <w:top w:w="35" w:type="dxa"/>
+          <w:start w:w="55" w:type="dxa"/>
+          <w:bottom w:w="30" w:type="dxa"/>
+          <w:end w:w="55" w:type="dxa"/>
+        </w:tblCellMar>
+      </w:tblPr>
+      <w:tblGrid>
+        <w:gridCol w:w="8135"/>
+        <w:gridCol w:w="2239"/>
+      </w:tblGrid>
+      <w:tr>
+        <w:trPr>
+          <w:trHeight w:val="1247" w:hRule="exact"/>
+        </w:trPr>
+        <w:tc>
+          <w:tcPr>
+            <w:tcW w:type="dxa" w:w="8135"/>
+            <w:vAlign w:val="center"/>
+          </w:tcPr>
+          <w:p>
+            <w:pPr>
+              <w:spacing w:before="0" w:after="0" w:line="240" w:lineRule="auto"/>
+              <w:jc w:val="center"/>
+            </w:pPr>
+            <w:r>
+              <w:rPr>
+                <w:rFonts w:ascii="Times New Roman" w:hAnsi="Times New Roman"/>
+                <w:b/>
+                <w:sz w:val="22"/>
+              </w:rPr>
+              <w:t>ANGKAZEN ENGINEERING SDN. BHD.</w:t>
+            </w:r>
+            <w:r>
+              <w:br/>
+            </w:r>
+            <w:r>
+              <w:rPr>
+                <w:rFonts w:ascii="Times New Roman" w:hAnsi="Times New Roman"/>
+                <w:b/>
+                <w:sz w:val="22"/>
+              </w:rPr>
+              <w:t>DAILY PILING SUMMARY</w:t>
+            </w:r>
+          </w:p>
+        </w:tc>
+        <w:tc>
+          <w:tcPr>
+            <w:tcW w:type="dxa" w:w="2239"/>
+            <w:vAlign w:val="center"/>
+          </w:tcPr>
+          <w:p>
+            <w:pPr>
+              <w:spacing w:before="0" w:after="0" w:line="240" w:lineRule="auto"/>
+              <w:jc w:val="left"/>
+            </w:pPr>
+            <w:r/>
+            <w:r>
+              <w:rPr>
+                <w:rFonts w:ascii="Times New Roman" w:hAnsi="Times New Roman"/>
+                <w:b w:val="0"/>
+                <w:sz w:val="11"/>
+              </w:rPr>
+              <w:t>AZE-OP :</w:t>
+              <w:br/>
+              <w:t>Revision : 0</w:t>
+              <w:br/>
+              <w:t>Section : OP-IS-P01</w:t>
+              <w:br/>
+              <w:t>Page     : 1 of 1</w:t>
+            </w:r>
+          </w:p>
+        </w:tc>
+      </w:tr>
+    </w:tbl>
+    <w:tbl>
+      <w:tblPr>
+        <w:tblW w:type="dxa" w:w="10375"/>
+        <w:tblLayout w:type="fixed"/>
+        <w:tblLook w:firstColumn="1" w:firstRow="1" w:lastColumn="0" w:lastRow="0" w:noHBand="0" w:noVBand="1" w:val="04A0"/>
+        <w:tblCellMar>
+          <w:top w:w="25" w:type="dxa"/>
+          <w:start w:w="25" w:type="dxa"/>
+          <w:bottom w:w="20" w:type="dxa"/>
+          <w:end w:w="20" w:type="dxa"/>
+        </w:tblCellMar>
+      </w:tblPr>
+      <w:tblGrid>
+        <w:gridCol w:w="822"/>
+        <w:gridCol w:w="4564"/>
+        <w:gridCol w:w="1463"/>
+        <w:gridCol w:w="1066"/>
+        <w:gridCol w:w="1327"/>
+        <w:gridCol w:w="1134"/>
+      </w:tblGrid>
+      <w:tr>
+        <w:trPr>
+          <w:trHeight w:val="624" w:hRule="exact"/>
+        </w:trPr>
+        <w:tc>
+          <w:tcPr>
+            <w:tcW w:type="dxa" w:w="822"/>
+            <w:tcBorders>
+              <w:top w:val="single" w:sz="5" w:space="0" w:color="111111"/>
+              <w:left w:val="single" w:sz="5" w:space="0" w:color="111111"/>
+              <w:bottom w:val="single" w:sz="5" w:space="0" w:color="111111"/>
+              <w:right w:val="nil"/>
+            </w:tcBorders>
+            <w:vAlign w:val="center"/>
+          </w:tcPr>
+          <w:p>
+            <w:pPr>
+              <w:spacing w:before="0" w:after="0" w:line="240" w:lineRule="auto"/>
+              <w:jc w:val="left"/>
+            </w:pPr>
+            <w:r/>
+            <w:r>
+              <w:rPr>
+                <w:rFonts w:ascii="Times New Roman" w:hAnsi="Times New Roman"/>
+                <w:b/>
+                <w:sz w:val="14"/>
+              </w:rPr>
+              <w:t>SITE :</w:t>
+            </w:r>
+          </w:p>
+        </w:tc>
+        <w:tc>
+          <w:tcPr>
+            <w:tcW w:type="dxa" w:w="4564"/>
+            <w:tcBorders>
+              <w:top w:val="single" w:sz="5" w:space="0" w:color="111111"/>
+              <w:left w:val="nil"/>
+              <w:bottom w:val="single" w:sz="5" w:space="0" w:color="111111"/>
+              <w:right w:val="nil"/>
+            </w:tcBorders>
+            <w:vAlign w:val="center"/>
+          </w:tcPr>
+          <w:p>
+            <w:pPr>
+              <w:spacing w:before="0" w:after="0" w:line="240" w:lineRule="auto"/>
+              <w:jc w:val="center"/>
+            </w:pPr>
+            <w:r/>
+            <w:r>
+              <w:rPr>
+                <w:rFonts w:ascii="Times New Roman" w:hAnsi="Times New Roman"/>
+                <w:b/>
+                <w:sz w:val="14"/>
+              </w:rPr>
+            </w:r>
+          </w:p>
+        </w:tc>
+        <w:tc>
+          <w:tcPr>
+            <w:tcW w:type="dxa" w:w="1463"/>
+            <w:tcBorders>
+              <w:top w:val="single" w:sz="5" w:space="0" w:color="111111"/>
+              <w:left w:val="nil"/>
+              <w:bottom w:val="single" w:sz="5" w:space="0" w:color="111111"/>
+              <w:right w:val="nil"/>
+            </w:tcBorders>
+            <w:vAlign w:val="center"/>
+          </w:tcPr>
+          <w:p>
+            <w:pPr>
+              <w:spacing w:before="0" w:after="0" w:line="240" w:lineRule="auto"/>
+              <w:jc w:val="left"/>
+            </w:pPr>
+            <w:r/>
+            <w:r>
+              <w:rPr>
+                <w:rFonts w:ascii="Times New Roman" w:hAnsi="Times New Roman"/>
+                <w:b/>
+                <w:sz w:val="14"/>
+              </w:rPr>
+              <w:t>REPORT NO :</w:t>
+            </w:r>
+          </w:p>
+        </w:tc>
+        <w:tc>
+          <w:tcPr>
+            <w:tcW w:type="dxa" w:w="1066"/>
+            <w:tcBorders>
+              <w:top w:val="single" w:sz="5" w:space="0" w:color="111111"/>
+              <w:left w:val="nil"/>
+              <w:bottom w:val="single" w:sz="5" w:space="0" w:color="111111"/>
+              <w:right w:val="nil"/>
+            </w:tcBorders>
+            <w:vAlign w:val="center"/>
+          </w:tcPr>
+          <w:p>
+            <w:pPr>
+              <w:spacing w:before="0" w:after="0" w:line="240" w:lineRule="auto"/>
+              <w:jc w:val="center"/>
+            </w:pPr>
+            <w:r/>
+            <w:r>
+              <w:rPr>
+                <w:rFonts w:ascii="Times New Roman" w:hAnsi="Times New Roman"/>
+                <w:b/>
+                <w:sz w:val="14"/>
+              </w:rPr>
+            </w:r>
+          </w:p>
+        </w:tc>
+        <w:tc>
+          <w:tcPr>
+            <w:tcW w:type="dxa" w:w="1327"/>
+            <w:tcBorders>
+              <w:top w:val="single" w:sz="5" w:space="0" w:color="111111"/>
+              <w:left w:val="nil"/>
+              <w:bottom w:val="single" w:sz="5" w:space="0" w:color="111111"/>
+              <w:right w:val="nil"/>
+            </w:tcBorders>
+            <w:vAlign w:val="center"/>
+          </w:tcPr>
+          <w:p>
+            <w:pPr>
+              <w:spacing w:before="0" w:after="0" w:line="240" w:lineRule="auto"/>
+              <w:jc w:val="left"/>
+            </w:pPr>
+            <w:r/>
+            <w:r>
+              <w:rPr>
+                <w:rFonts w:ascii="Times New Roman" w:hAnsi="Times New Roman"/>
+                <w:b/>
+                <w:sz w:val="14"/>
+              </w:rPr>
+              <w:t>PILING NO :</w:t>
+            </w:r>
+          </w:p>
+        </w:tc>
+        <w:tc>
+          <w:tcPr>
+            <w:tcW w:type="dxa" w:w="1134"/>
+            <w:tcBorders>
+              <w:top w:val="single" w:sz="5" w:space="0" w:color="111111"/>
+              <w:left w:val="nil"/>
+              <w:bottom w:val="single" w:sz="5" w:space="0" w:color="111111"/>
+              <w:right w:val="single" w:sz="5" w:space="0" w:color="111111"/>
+            </w:tcBorders>
+            <w:vAlign w:val="center"/>
+          </w:tcPr>
+          <w:p>
+            <w:pPr>
+              <w:spacing w:before="0" w:after="0" w:line="240" w:lineRule="auto"/>
+              <w:jc w:val="center"/>
+            </w:pPr>
+            <w:r/>
+            <w:r>
+              <w:rPr>
+                <w:rFonts w:ascii="Times New Roman" w:hAnsi="Times New Roman"/>
+                <w:b/>
+                <w:sz w:val="14"/>
+              </w:rPr>
+            </w:r>
+          </w:p>
+        </w:tc>
+      </w:tr>
+    </w:tbl>
+    <w:tbl>
+      <w:tblPr>
+        <w:tblW w:type="dxa" w:w="10375"/>
+        <w:tblLayout w:type="fixed"/>
+        <w:tblLook w:firstColumn="1" w:firstRow="1" w:lastColumn="0" w:lastRow="0" w:noHBand="0" w:noVBand="1" w:val="04A0"/>
+        <w:tblBorders>
+          <w:top w:val="single" w:sz="5" w:space="0" w:color="111111"/>
+          <w:left w:val="single" w:sz="5" w:space="0" w:color="111111"/>
+          <w:bottom w:val="single" w:sz="5" w:space="0" w:color="111111"/>
+          <w:right w:val="single" w:sz="5" w:space="0" w:color="111111"/>
+          <w:insideH w:val="single" w:sz="5" w:space="0" w:color="111111"/>
+          <w:insideV w:val="single" w:sz="5" w:space="0" w:color="111111"/>
+        </w:tblBorders>
+        <w:tblCellMar>
+          <w:top w:w="15" w:type="dxa"/>
+          <w:start w:w="20" w:type="dxa"/>
+          <w:bottom w:w="15" w:type="dxa"/>
+          <w:end w:w="20" w:type="dxa"/>
+        </w:tblCellMar>
+      </w:tblPr>
+      <w:tblGrid>
+        <w:gridCol w:w="476"/>
+        <w:gridCol w:w="873"/>
+        <w:gridCol w:w="907"/>
+        <w:gridCol w:w="839"/>
+        <w:gridCol w:w="2126"/>
+        <w:gridCol w:w="578"/>
+        <w:gridCol w:w="578"/>
+        <w:gridCol w:w="641"/>
+        <w:gridCol w:w="544"/>
+        <w:gridCol w:w="590"/>
+        <w:gridCol w:w="629"/>
+        <w:gridCol w:w="1593"/>
+      </w:tblGrid>
+      <w:tr>
+        <w:trPr>
+          <w:trHeight w:val="612" w:hRule="exact"/>
+        </w:trPr>
+        <w:tc>
+          <w:tcPr>
+            <w:tcW w:type="dxa" w:w="476"/>
+            <w:vAlign w:val="center"/>
+          </w:tcPr>
+          <w:p>
+            <w:pPr>
+              <w:spacing w:before="0" w:after="0" w:line="240" w:lineRule="auto"/>
+              <w:jc w:val="center"/>
+            </w:pPr>
+            <w:r/>
+            <w:r>
+              <w:rPr>
+                <w:rFonts w:ascii="Times New Roman" w:hAnsi="Times New Roman"/>
+                <w:b/>
+                <w:sz w:val="11"/>
+              </w:rPr>
+              <w:t>NO</w:t>
+            </w:r>
+          </w:p>
+        </w:tc>
+        <w:tc>
+          <w:tcPr>
+            <w:tcW w:type="dxa" w:w="873"/>
+            <w:vAlign w:val="center"/>
+          </w:tcPr>
+          <w:p>
+            <w:pPr>
+              <w:spacing w:before="0" w:after="0" w:line="240" w:lineRule="auto"/>
+              <w:jc w:val="center"/>
+            </w:pPr>
+            <w:r/>
+            <w:r>
+              <w:rPr>
+                <w:rFonts w:ascii="Times New Roman" w:hAnsi="Times New Roman"/>
+                <w:b/>
+                <w:sz w:val="11"/>
+              </w:rPr>
+              <w:t>DATE</w:t>
+            </w:r>
+          </w:p>
+        </w:tc>
+        <w:tc>
+          <w:tcPr>
+            <w:tcW w:type="dxa" w:w="907"/>
+            <w:vAlign w:val="center"/>
+          </w:tcPr>
+          <w:p>
+            <w:pPr>
+              <w:spacing w:before="0" w:after="0" w:line="240" w:lineRule="auto"/>
+              <w:jc w:val="center"/>
+            </w:pPr>
+            <w:r/>
+            <w:r>
+              <w:rPr>
+                <w:rFonts w:ascii="Times New Roman" w:hAnsi="Times New Roman"/>
+                <w:b/>
+                <w:sz w:val="11"/>
+              </w:rPr>
+              <w:t>REF NO</w:t>
+            </w:r>
+          </w:p>
+        </w:tc>
+        <w:tc>
+          <w:tcPr>
+            <w:tcW w:type="dxa" w:w="839"/>
+            <w:vAlign w:val="center"/>
+          </w:tcPr>
+          <w:p>
+            <w:pPr>
+              <w:spacing w:before="0" w:after="0" w:line="240" w:lineRule="auto"/>
+              <w:jc w:val="center"/>
+            </w:pPr>
+            <w:r/>
+            <w:r>
+              <w:rPr>
+                <w:rFonts w:ascii="Times New Roman" w:hAnsi="Times New Roman"/>
+                <w:b/>
+                <w:sz w:val="11"/>
+              </w:rPr>
+              <w:t>PILE</w:t>
+            </w:r>
+            <w:r>
+              <w:br/>
+            </w:r>
+            <w:r>
+              <w:rPr>
+                <w:rFonts w:ascii="Times New Roman" w:hAnsi="Times New Roman"/>
+                <w:b/>
+                <w:sz w:val="11"/>
+              </w:rPr>
+              <w:t>SIZE</w:t>
+            </w:r>
+          </w:p>
+        </w:tc>
+        <w:tc>
+          <w:tcPr>
+            <w:tcW w:type="dxa" w:w="2126"/>
+            <w:vAlign w:val="center"/>
+          </w:tcPr>
+          <w:p>
+            <w:pPr>
+              <w:spacing w:before="0" w:after="0" w:line="240" w:lineRule="auto"/>
+              <w:jc w:val="center"/>
+            </w:pPr>
+            <w:r/>
+            <w:r>
+              <w:rPr>
+                <w:rFonts w:ascii="Times New Roman" w:hAnsi="Times New Roman"/>
+                <w:b/>
+                <w:sz w:val="11"/>
+              </w:rPr>
+              <w:t>PILE LENGTH USED</w:t>
+            </w:r>
+          </w:p>
+        </w:tc>
+        <w:tc>
+          <w:tcPr>
+            <w:tcW w:type="dxa" w:w="578"/>
+            <w:vAlign w:val="center"/>
+          </w:tcPr>
+          <w:p>
+            <w:pPr>
+              <w:spacing w:before="0" w:after="0" w:line="240" w:lineRule="auto"/>
+              <w:jc w:val="center"/>
+            </w:pPr>
+            <w:r/>
+            <w:r>
+              <w:rPr>
+                <w:rFonts w:ascii="Times New Roman" w:hAnsi="Times New Roman"/>
+                <w:b/>
+                <w:sz w:val="11"/>
+              </w:rPr>
+              <w:t>SET</w:t>
+            </w:r>
+            <w:r>
+              <w:br/>
+            </w:r>
+            <w:r>
+              <w:rPr>
+                <w:rFonts w:ascii="Times New Roman" w:hAnsi="Times New Roman"/>
+                <w:b/>
+                <w:sz w:val="11"/>
+              </w:rPr>
+              <w:t>MM</w:t>
+            </w:r>
+          </w:p>
+        </w:tc>
+        <w:tc>
+          <w:tcPr>
+            <w:tcW w:type="dxa" w:w="578"/>
+            <w:vAlign w:val="center"/>
+          </w:tcPr>
+          <w:p>
+            <w:pPr>
+              <w:spacing w:before="0" w:after="0" w:line="240" w:lineRule="auto"/>
+              <w:jc w:val="center"/>
+            </w:pPr>
+            <w:r/>
+            <w:r>
+              <w:rPr>
+                <w:rFonts w:ascii="Times New Roman" w:hAnsi="Times New Roman"/>
+                <w:b/>
+                <w:sz w:val="11"/>
+              </w:rPr>
+              <w:t>T.C.</w:t>
+            </w:r>
+            <w:r>
+              <w:br/>
+            </w:r>
+            <w:r>
+              <w:rPr>
+                <w:rFonts w:ascii="Times New Roman" w:hAnsi="Times New Roman"/>
+                <w:b/>
+                <w:sz w:val="11"/>
+              </w:rPr>
+              <w:t>MM</w:t>
+            </w:r>
+          </w:p>
+        </w:tc>
+        <w:tc>
+          <w:tcPr>
+            <w:tcW w:type="dxa" w:w="641"/>
+            <w:vAlign w:val="center"/>
+          </w:tcPr>
+          <w:p>
+            <w:pPr>
+              <w:spacing w:before="0" w:after="0" w:line="240" w:lineRule="auto"/>
+              <w:jc w:val="center"/>
+            </w:pPr>
+            <w:r/>
+            <w:r>
+              <w:rPr>
+                <w:rFonts w:ascii="Times New Roman" w:hAnsi="Times New Roman"/>
+                <w:b/>
+                <w:sz w:val="11"/>
+              </w:rPr>
+              <w:t>PEN</w:t>
+            </w:r>
+            <w:r>
+              <w:br/>
+            </w:r>
+            <w:r>
+              <w:rPr>
+                <w:rFonts w:ascii="Times New Roman" w:hAnsi="Times New Roman"/>
+                <w:b/>
+                <w:sz w:val="11"/>
+              </w:rPr>
+              <w:t>TO BGL</w:t>
+            </w:r>
+            <w:r>
+              <w:br/>
+            </w:r>
+            <w:r>
+              <w:rPr>
+                <w:rFonts w:ascii="Times New Roman" w:hAnsi="Times New Roman"/>
+                <w:b/>
+                <w:sz w:val="11"/>
+              </w:rPr>
+              <w:t>(MRT)</w:t>
+            </w:r>
+          </w:p>
+        </w:tc>
+        <w:tc>
+          <w:tcPr>
+            <w:tcW w:type="dxa" w:w="544"/>
+            <w:vAlign w:val="center"/>
+          </w:tcPr>
+          <w:p>
+            <w:pPr>
+              <w:spacing w:before="0" w:after="0" w:line="240" w:lineRule="auto"/>
+              <w:jc w:val="center"/>
+            </w:pPr>
+            <w:r/>
+            <w:r>
+              <w:rPr>
+                <w:rFonts w:ascii="Times New Roman" w:hAnsi="Times New Roman"/>
+                <w:b/>
+                <w:sz w:val="11"/>
+              </w:rPr>
+              <w:t>JOINT</w:t>
+            </w:r>
+          </w:p>
+        </w:tc>
+        <w:tc>
+          <w:tcPr>
+            <w:tcW w:type="dxa" w:w="590"/>
+            <w:vAlign w:val="center"/>
+          </w:tcPr>
+          <w:p>
+            <w:pPr>
+              <w:spacing w:before="0" w:after="0" w:line="240" w:lineRule="auto"/>
+              <w:jc w:val="center"/>
+            </w:pPr>
+            <w:r/>
+            <w:r>
+              <w:rPr>
+                <w:rFonts w:ascii="Times New Roman" w:hAnsi="Times New Roman"/>
+                <w:b/>
+                <w:sz w:val="11"/>
+              </w:rPr>
+              <w:t>CUT</w:t>
+            </w:r>
+            <w:r>
+              <w:br/>
+            </w:r>
+            <w:r>
+              <w:rPr>
+                <w:rFonts w:ascii="Times New Roman" w:hAnsi="Times New Roman"/>
+                <w:b/>
+                <w:sz w:val="11"/>
+              </w:rPr>
+              <w:t>OFF</w:t>
+            </w:r>
+            <w:r>
+              <w:br/>
+            </w:r>
+            <w:r>
+              <w:rPr>
+                <w:rFonts w:ascii="Times New Roman" w:hAnsi="Times New Roman"/>
+                <w:b/>
+                <w:sz w:val="11"/>
+              </w:rPr>
+              <w:t>LEVEL</w:t>
+            </w:r>
+          </w:p>
+        </w:tc>
+        <w:tc>
+          <w:tcPr>
+            <w:tcW w:type="dxa" w:w="629"/>
+            <w:vAlign w:val="center"/>
+          </w:tcPr>
+          <w:p>
+            <w:pPr>
+              <w:spacing w:before="0" w:after="0" w:line="240" w:lineRule="auto"/>
+              <w:jc w:val="center"/>
+            </w:pPr>
+            <w:r/>
+            <w:r>
+              <w:rPr>
+                <w:rFonts w:ascii="Times New Roman" w:hAnsi="Times New Roman"/>
+                <w:b/>
+                <w:sz w:val="11"/>
+              </w:rPr>
+              <w:t>PAY</w:t>
+            </w:r>
+            <w:r>
+              <w:br/>
+            </w:r>
+            <w:r>
+              <w:rPr>
+                <w:rFonts w:ascii="Times New Roman" w:hAnsi="Times New Roman"/>
+                <w:b/>
+                <w:sz w:val="11"/>
+              </w:rPr>
+              <w:t>LENGTH</w:t>
+            </w:r>
+          </w:p>
+        </w:tc>
+        <w:tc>
+          <w:tcPr>
+            <w:tcW w:type="dxa" w:w="1593"/>
+            <w:vAlign w:val="center"/>
+          </w:tcPr>
+          <w:p>
+            <w:pPr>
+              <w:spacing w:before="0" w:after="0" w:line="240" w:lineRule="auto"/>
+              <w:jc w:val="center"/>
+            </w:pPr>
+            <w:r/>
+            <w:r>
+              <w:rPr>
+                <w:rFonts w:ascii="Times New Roman" w:hAnsi="Times New Roman"/>
+                <w:b/>
+                <w:sz w:val="11"/>
+              </w:rPr>
+              <w:t>REMARKS</w:t>
+            </w:r>
+          </w:p>
+        </w:tc>
+      </w:tr>
+      <w:tr>
+        <w:trPr>
+          <w:trHeight w:val="360" w:hRule="exact"/>
+        </w:trPr>
+        <w:tc>
+          <w:tcPr>
+            <w:tcW w:type="dxa" w:w="476"/>
+            <w:vAlign w:val="center"/>
+          </w:tcPr>
+          <w:p>
+            <w:pPr>
+              <w:spacing w:before="0" w:after="0" w:line="240" w:lineRule="auto"/>
+              <w:jc w:val="center"/>
+            </w:pPr>
+            <w:r/>
+            <w:r>
+              <w:rPr>
+                <w:rFonts w:ascii="Times New Roman" w:hAnsi="Times New Roman"/>
+                <w:b w:val="0"/>
+                <w:sz w:val="12"/>
+              </w:rPr>
+              <w:t>1</w:t>
+            </w:r>
+          </w:p>
+        </w:tc>
+        <w:tc>
+          <w:tcPr>
+            <w:tcW w:type="dxa" w:w="873"/>
+            <w:vAlign w:val="center"/>
+          </w:tcPr>
+          <w:p>
+            <w:pPr>
+              <w:spacing w:before="0" w:after="0" w:line="240" w:lineRule="auto"/>
+              <w:jc w:val="center"/>
+            </w:pPr>
+            <w:r/>
+            <w:r>
+              <w:rPr>
+                <w:rFonts w:ascii="Times New Roman" w:hAnsi="Times New Roman"/>
+                <w:b w:val="0"/>
+                <w:sz w:val="12"/>
+              </w:rPr>
+            </w:r>
+          </w:p>
+        </w:tc>
+        <w:tc>
+          <w:tcPr>
+            <w:tcW w:type="dxa" w:w="907"/>
+            <w:vAlign w:val="center"/>
+          </w:tcPr>
+          <w:p>
+            <w:pPr>
+              <w:spacing w:before="0" w:after="0" w:line="240" w:lineRule="auto"/>
+              <w:jc w:val="center"/>
+            </w:pPr>
+            <w:r/>
+            <w:r>
+              <w:rPr>
+                <w:rFonts w:ascii="Times New Roman" w:hAnsi="Times New Roman"/>
+                <w:b w:val="0"/>
+                <w:sz w:val="12"/>
+              </w:rPr>
+            </w:r>
+          </w:p>
+        </w:tc>
+        <w:tc>
+          <w:tcPr>
+            <w:tcW w:type="dxa" w:w="839"/>
+            <w:vAlign w:val="center"/>
+          </w:tcPr>
+          <w:p>
+            <w:pPr>
+              <w:spacing w:before="0" w:after="0" w:line="240" w:lineRule="auto"/>
+              <w:jc w:val="center"/>
+            </w:pPr>
+            <w:r/>
+            <w:r>
+              <w:rPr>
+                <w:rFonts w:ascii="Times New Roman" w:hAnsi="Times New Roman"/>
+                <w:b w:val="0"/>
+                <w:sz w:val="12"/>
+              </w:rPr>
+            </w:r>
+          </w:p>
+        </w:tc>
+        <w:tc>
+          <w:tcPr>
+            <w:tcW w:type="dxa" w:w="2126"/>
+            <w:vAlign w:val="center"/>
+          </w:tcPr>
+          <w:p>
+            <w:pPr>
+              <w:spacing w:before="0" w:after="0" w:line="240" w:lineRule="auto"/>
+              <w:jc w:val="center"/>
+            </w:pPr>
+            <w:r/>
+            <w:r>
+              <w:rPr>
+                <w:rFonts w:ascii="Times New Roman" w:hAnsi="Times New Roman"/>
+                <w:b w:val="0"/>
+                <w:sz w:val="12"/>
+              </w:rPr>
+            </w:r>
+          </w:p>
+        </w:tc>
+        <w:tc>
+          <w:tcPr>
+            <w:tcW w:type="dxa" w:w="578"/>
+            <w:vAlign w:val="center"/>
+          </w:tcPr>
+          <w:p>
+            <w:pPr>
+              <w:spacing w:before="0" w:after="0" w:line="240" w:lineRule="auto"/>
+              <w:jc w:val="center"/>
+            </w:pPr>
+            <w:r/>
+            <w:r>
+              <w:rPr>
+                <w:rFonts w:ascii="Times New Roman" w:hAnsi="Times New Roman"/>
+                <w:b w:val="0"/>
+                <w:sz w:val="12"/>
+              </w:rPr>
+            </w:r>
+          </w:p>
+        </w:tc>
+        <w:tc>
+          <w:tcPr>
+            <w:tcW w:type="dxa" w:w="578"/>
+            <w:vAlign w:val="center"/>
+          </w:tcPr>
+          <w:p>
+            <w:pPr>
+              <w:spacing w:before="0" w:after="0" w:line="240" w:lineRule="auto"/>
+              <w:jc w:val="center"/>
+            </w:pPr>
+            <w:r/>
+            <w:r>
+              <w:rPr>
+                <w:rFonts w:ascii="Times New Roman" w:hAnsi="Times New Roman"/>
+                <w:b w:val="0"/>
+                <w:sz w:val="12"/>
+              </w:rPr>
+            </w:r>
+          </w:p>
+        </w:tc>
+        <w:tc>
+          <w:tcPr>
+            <w:tcW w:type="dxa" w:w="641"/>
+            <w:vAlign w:val="center"/>
+          </w:tcPr>
+          <w:p>
+            <w:pPr>
+              <w:spacing w:before="0" w:after="0" w:line="240" w:lineRule="auto"/>
+              <w:jc w:val="center"/>
+            </w:pPr>
+            <w:r/>
+            <w:r>
+              <w:rPr>
+                <w:rFonts w:ascii="Times New Roman" w:hAnsi="Times New Roman"/>
+                <w:b w:val="0"/>
+                <w:sz w:val="12"/>
+              </w:rPr>
+            </w:r>
+          </w:p>
+        </w:tc>
+        <w:tc>
+          <w:tcPr>
+            <w:tcW w:type="dxa" w:w="544"/>
+            <w:vAlign w:val="center"/>
+          </w:tcPr>
+          <w:p>
+            <w:pPr>
+              <w:spacing w:before="0" w:after="0" w:line="240" w:lineRule="auto"/>
+              <w:jc w:val="center"/>
+            </w:pPr>
+            <w:r/>
+            <w:r>
+              <w:rPr>
+                <w:rFonts w:ascii="Times New Roman" w:hAnsi="Times New Roman"/>
+                <w:b w:val="0"/>
+                <w:sz w:val="12"/>
+              </w:rPr>
+            </w:r>
+          </w:p>
+        </w:tc>
+        <w:tc>
+          <w:tcPr>
+            <w:tcW w:type="dxa" w:w="590"/>
+            <w:vAlign w:val="center"/>
+          </w:tcPr>
+          <w:p>
+            <w:pPr>
+              <w:spacing w:before="0" w:after="0" w:line="240" w:lineRule="auto"/>
+              <w:jc w:val="center"/>
+            </w:pPr>
+            <w:r/>
+            <w:r>
+              <w:rPr>
+                <w:rFonts w:ascii="Times New Roman" w:hAnsi="Times New Roman"/>
+                <w:b w:val="0"/>
+                <w:sz w:val="12"/>
+              </w:rPr>
+            </w:r>
+          </w:p>
+        </w:tc>
+        <w:tc>
+          <w:tcPr>
+            <w:tcW w:type="dxa" w:w="629"/>
+            <w:vAlign w:val="center"/>
+          </w:tcPr>
+          <w:p>
+            <w:pPr>
+              <w:spacing w:before="0" w:after="0" w:line="240" w:lineRule="auto"/>
+              <w:jc w:val="center"/>
+            </w:pPr>
+            <w:r/>
+            <w:r>
+              <w:rPr>
+                <w:rFonts w:ascii="Times New Roman" w:hAnsi="Times New Roman"/>
+                <w:b w:val="0"/>
+                <w:sz w:val="12"/>
+              </w:rPr>
+            </w:r>
+          </w:p>
+        </w:tc>
+        <w:tc>
+          <w:tcPr>
+            <w:tcW w:type="dxa" w:w="1593"/>
+            <w:vAlign w:val="center"/>
+          </w:tcPr>
+          <w:p>
+            <w:pPr>
+              <w:spacing w:before="0" w:after="0" w:line="240" w:lineRule="auto"/>
+              <w:jc w:val="center"/>
+            </w:pPr>
+            <w:r/>
+            <w:r>
+              <w:rPr>
+                <w:rFonts w:ascii="Times New Roman" w:hAnsi="Times New Roman"/>
+                <w:b w:val="0"/>
+                <w:sz w:val="12"/>
+              </w:rPr>
+            </w:r>
+          </w:p>
+        </w:tc>
+      </w:tr>
+      <w:tr>
+        <w:trPr>
+          <w:trHeight w:val="360" w:hRule="exact"/>
+        </w:trPr>
+        <w:tc>
+          <w:tcPr>
+            <w:tcW w:type="dxa" w:w="476"/>
+            <w:vAlign w:val="center"/>
+          </w:tcPr>
+          <w:p>
+            <w:pPr>
+              <w:spacing w:before="0" w:after="0" w:line="240" w:lineRule="auto"/>
+              <w:jc w:val="center"/>
+            </w:pPr>
+            <w:r/>
+            <w:r>
+              <w:rPr>
+                <w:rFonts w:ascii="Times New Roman" w:hAnsi="Times New Roman"/>
+                <w:b w:val="0"/>
+                <w:sz w:val="12"/>
+              </w:rPr>
+              <w:t>2</w:t>
+            </w:r>
+          </w:p>
+        </w:tc>
+        <w:tc>
+          <w:tcPr>
+            <w:tcW w:type="dxa" w:w="873"/>
+            <w:vAlign w:val="center"/>
+          </w:tcPr>
+          <w:p>
+            <w:pPr>
+              <w:spacing w:before="0" w:after="0" w:line="240" w:lineRule="auto"/>
+              <w:jc w:val="center"/>
+            </w:pPr>
+            <w:r/>
+            <w:r>
+              <w:rPr>
+                <w:rFonts w:ascii="Times New Roman" w:hAnsi="Times New Roman"/>
+                <w:b w:val="0"/>
+                <w:sz w:val="12"/>
+              </w:rPr>
+            </w:r>
+          </w:p>
+        </w:tc>
+        <w:tc>
+          <w:tcPr>
+            <w:tcW w:type="dxa" w:w="907"/>
+            <w:vAlign w:val="center"/>
+          </w:tcPr>
+          <w:p>
+            <w:pPr>
+              <w:spacing w:before="0" w:after="0" w:line="240" w:lineRule="auto"/>
+              <w:jc w:val="center"/>
+            </w:pPr>
+            <w:r/>
+            <w:r>
+              <w:rPr>
+                <w:rFonts w:ascii="Times New Roman" w:hAnsi="Times New Roman"/>
+                <w:b w:val="0"/>
+                <w:sz w:val="12"/>
+              </w:rPr>
+            </w:r>
+          </w:p>
+        </w:tc>
+        <w:tc>
+          <w:tcPr>
+            <w:tcW w:type="dxa" w:w="839"/>
+            <w:vAlign w:val="center"/>
+          </w:tcPr>
+          <w:p>
+            <w:pPr>
+              <w:spacing w:before="0" w:after="0" w:line="240" w:lineRule="auto"/>
+              <w:jc w:val="center"/>
+            </w:pPr>
+            <w:r/>
+            <w:r>
+              <w:rPr>
+                <w:rFonts w:ascii="Times New Roman" w:hAnsi="Times New Roman"/>
+                <w:b w:val="0"/>
+                <w:sz w:val="12"/>
+              </w:rPr>
+            </w:r>
+          </w:p>
+        </w:tc>
+        <w:tc>
+          <w:tcPr>
+            <w:tcW w:type="dxa" w:w="2126"/>
+            <w:vAlign w:val="center"/>
+          </w:tcPr>
+          <w:p>
+            <w:pPr>
+              <w:spacing w:before="0" w:after="0" w:line="240" w:lineRule="auto"/>
+              <w:jc w:val="center"/>
+            </w:pPr>
+            <w:r/>
+            <w:r>
+              <w:rPr>
+                <w:rFonts w:ascii="Times New Roman" w:hAnsi="Times New Roman"/>
+                <w:b w:val="0"/>
+                <w:sz w:val="12"/>
+              </w:rPr>
+            </w:r>
+          </w:p>
+        </w:tc>
+        <w:tc>
+          <w:tcPr>
+            <w:tcW w:type="dxa" w:w="578"/>
+            <w:vAlign w:val="center"/>
+          </w:tcPr>
+          <w:p>
+            <w:pPr>
+              <w:spacing w:before="0" w:after="0" w:line="240" w:lineRule="auto"/>
+              <w:jc w:val="center"/>
+            </w:pPr>
+            <w:r/>
+            <w:r>
+              <w:rPr>
+                <w:rFonts w:ascii="Times New Roman" w:hAnsi="Times New Roman"/>
+                <w:b w:val="0"/>
+                <w:sz w:val="12"/>
+              </w:rPr>
+            </w:r>
+          </w:p>
+        </w:tc>
+        <w:tc>
+          <w:tcPr>
+            <w:tcW w:type="dxa" w:w="578"/>
+            <w:vAlign w:val="center"/>
+          </w:tcPr>
+          <w:p>
+            <w:pPr>
+              <w:spacing w:before="0" w:after="0" w:line="240" w:lineRule="auto"/>
+              <w:jc w:val="center"/>
+            </w:pPr>
+            <w:r/>
+            <w:r>
+              <w:rPr>
+                <w:rFonts w:ascii="Times New Roman" w:hAnsi="Times New Roman"/>
+                <w:b w:val="0"/>
+                <w:sz w:val="12"/>
+              </w:rPr>
+            </w:r>
+          </w:p>
+        </w:tc>
+        <w:tc>
+          <w:tcPr>
+            <w:tcW w:type="dxa" w:w="641"/>
+            <w:vAlign w:val="center"/>
+          </w:tcPr>
+          <w:p>
+            <w:pPr>
+              <w:spacing w:before="0" w:after="0" w:line="240" w:lineRule="auto"/>
+              <w:jc w:val="center"/>
+            </w:pPr>
+            <w:r/>
+            <w:r>
+              <w:rPr>
+                <w:rFonts w:ascii="Times New Roman" w:hAnsi="Times New Roman"/>
+                <w:b w:val="0"/>
+                <w:sz w:val="12"/>
+              </w:rPr>
+            </w:r>
+          </w:p>
+        </w:tc>
+        <w:tc>
+          <w:tcPr>
+            <w:tcW w:type="dxa" w:w="544"/>
+            <w:vAlign w:val="center"/>
+          </w:tcPr>
+          <w:p>
+            <w:pPr>
+              <w:spacing w:before="0" w:after="0" w:line="240" w:lineRule="auto"/>
+              <w:jc w:val="center"/>
+            </w:pPr>
+            <w:r/>
+            <w:r>
+              <w:rPr>
+                <w:rFonts w:ascii="Times New Roman" w:hAnsi="Times New Roman"/>
+                <w:b w:val="0"/>
+                <w:sz w:val="12"/>
+              </w:rPr>
+            </w:r>
+          </w:p>
+        </w:tc>
+        <w:tc>
+          <w:tcPr>
+            <w:tcW w:type="dxa" w:w="590"/>
+            <w:vAlign w:val="center"/>
+          </w:tcPr>
+          <w:p>
+            <w:pPr>
+              <w:spacing w:before="0" w:after="0" w:line="240" w:lineRule="auto"/>
+              <w:jc w:val="center"/>
+            </w:pPr>
+            <w:r/>
+            <w:r>
+              <w:rPr>
+                <w:rFonts w:ascii="Times New Roman" w:hAnsi="Times New Roman"/>
+                <w:b w:val="0"/>
+                <w:sz w:val="12"/>
+              </w:rPr>
+            </w:r>
+          </w:p>
+        </w:tc>
+        <w:tc>
+          <w:tcPr>
+            <w:tcW w:type="dxa" w:w="629"/>
+            <w:vAlign w:val="center"/>
+          </w:tcPr>
+          <w:p>
+            <w:pPr>
+              <w:spacing w:before="0" w:after="0" w:line="240" w:lineRule="auto"/>
+              <w:jc w:val="center"/>
+            </w:pPr>
+            <w:r/>
+            <w:r>
+              <w:rPr>
+                <w:rFonts w:ascii="Times New Roman" w:hAnsi="Times New Roman"/>
+                <w:b w:val="0"/>
+                <w:sz w:val="12"/>
+              </w:rPr>
+            </w:r>
+          </w:p>
+        </w:tc>
+        <w:tc>
+          <w:tcPr>
+            <w:tcW w:type="dxa" w:w="1593"/>
+            <w:vAlign w:val="center"/>
+          </w:tcPr>
+          <w:p>
+            <w:pPr>
+              <w:spacing w:before="0" w:after="0" w:line="240" w:lineRule="auto"/>
+              <w:jc w:val="center"/>
+            </w:pPr>
+            <w:r/>
+            <w:r>
+              <w:rPr>
+                <w:rFonts w:ascii="Times New Roman" w:hAnsi="Times New Roman"/>
+                <w:b w:val="0"/>
+                <w:sz w:val="12"/>
+              </w:rPr>
+            </w:r>
+          </w:p>
+        </w:tc>
+      </w:tr>
+      <w:tr>
+        <w:trPr>
+          <w:trHeight w:val="360" w:hRule="exact"/>
+        </w:trPr>
+        <w:tc>
+          <w:tcPr>
+            <w:tcW w:type="dxa" w:w="476"/>
+            <w:vAlign w:val="center"/>
+          </w:tcPr>
+          <w:p>
+            <w:pPr>
+              <w:spacing w:before="0" w:after="0" w:line="240" w:lineRule="auto"/>
+              <w:jc w:val="center"/>
+            </w:pPr>
+            <w:r/>
+            <w:r>
+              <w:rPr>
+                <w:rFonts w:ascii="Times New Roman" w:hAnsi="Times New Roman"/>
+                <w:b w:val="0"/>
+                <w:sz w:val="12"/>
+              </w:rPr>
+              <w:t>3</w:t>
+            </w:r>
+          </w:p>
+        </w:tc>
+        <w:tc>
+          <w:tcPr>
+            <w:tcW w:type="dxa" w:w="873"/>
+            <w:vAlign w:val="center"/>
+          </w:tcPr>
+          <w:p>
+            <w:pPr>
+              <w:spacing w:before="0" w:after="0" w:line="240" w:lineRule="auto"/>
+              <w:jc w:val="center"/>
+            </w:pPr>
+            <w:r/>
+            <w:r>
+              <w:rPr>
+                <w:rFonts w:ascii="Times New Roman" w:hAnsi="Times New Roman"/>
+                <w:b w:val="0"/>
+                <w:sz w:val="12"/>
+              </w:rPr>
+            </w:r>
+          </w:p>
+        </w:tc>
+        <w:tc>
+          <w:tcPr>
+            <w:tcW w:type="dxa" w:w="907"/>
+            <w:vAlign w:val="center"/>
+          </w:tcPr>
+          <w:p>
+            <w:pPr>
+              <w:spacing w:before="0" w:after="0" w:line="240" w:lineRule="auto"/>
+              <w:jc w:val="center"/>
+            </w:pPr>
+            <w:r/>
+            <w:r>
+              <w:rPr>
+                <w:rFonts w:ascii="Times New Roman" w:hAnsi="Times New Roman"/>
+                <w:b w:val="0"/>
+                <w:sz w:val="12"/>
+              </w:rPr>
+            </w:r>
+          </w:p>
+        </w:tc>
+        <w:tc>
+          <w:tcPr>
+            <w:tcW w:type="dxa" w:w="839"/>
+            <w:vAlign w:val="center"/>
+          </w:tcPr>
+          <w:p>
+            <w:pPr>
+              <w:spacing w:before="0" w:after="0" w:line="240" w:lineRule="auto"/>
+              <w:jc w:val="center"/>
+            </w:pPr>
+            <w:r/>
+            <w:r>
+              <w:rPr>
+                <w:rFonts w:ascii="Times New Roman" w:hAnsi="Times New Roman"/>
+                <w:b w:val="0"/>
+                <w:sz w:val="12"/>
+              </w:rPr>
+            </w:r>
+          </w:p>
+        </w:tc>
+        <w:tc>
+          <w:tcPr>
+            <w:tcW w:type="dxa" w:w="2126"/>
+            <w:vAlign w:val="center"/>
+          </w:tcPr>
+          <w:p>
+            <w:pPr>
+              <w:spacing w:before="0" w:after="0" w:line="240" w:lineRule="auto"/>
+              <w:jc w:val="center"/>
+            </w:pPr>
+            <w:r/>
+            <w:r>
+              <w:rPr>
+                <w:rFonts w:ascii="Times New Roman" w:hAnsi="Times New Roman"/>
+                <w:b w:val="0"/>
+                <w:sz w:val="12"/>
+              </w:rPr>
+            </w:r>
+          </w:p>
+        </w:tc>
+        <w:tc>
+          <w:tcPr>
+            <w:tcW w:type="dxa" w:w="578"/>
+            <w:vAlign w:val="center"/>
+          </w:tcPr>
+          <w:p>
+            <w:pPr>
+              <w:spacing w:before="0" w:after="0" w:line="240" w:lineRule="auto"/>
+              <w:jc w:val="center"/>
+            </w:pPr>
+            <w:r/>
+            <w:r>
+              <w:rPr>
+                <w:rFonts w:ascii="Times New Roman" w:hAnsi="Times New Roman"/>
+                <w:b w:val="0"/>
+                <w:sz w:val="12"/>
+              </w:rPr>
+            </w:r>
+          </w:p>
+        </w:tc>
+        <w:tc>
+          <w:tcPr>
+            <w:tcW w:type="dxa" w:w="578"/>
+            <w:vAlign w:val="center"/>
+          </w:tcPr>
+          <w:p>
+            <w:pPr>
+              <w:spacing w:before="0" w:after="0" w:line="240" w:lineRule="auto"/>
+              <w:jc w:val="center"/>
+            </w:pPr>
+            <w:r/>
+            <w:r>
+              <w:rPr>
+                <w:rFonts w:ascii="Times New Roman" w:hAnsi="Times New Roman"/>
+                <w:b w:val="0"/>
+                <w:sz w:val="12"/>
+              </w:rPr>
+            </w:r>
+          </w:p>
+        </w:tc>
+        <w:tc>
+          <w:tcPr>
+            <w:tcW w:type="dxa" w:w="641"/>
+            <w:vAlign w:val="center"/>
+          </w:tcPr>
+          <w:p>
+            <w:pPr>
+              <w:spacing w:before="0" w:after="0" w:line="240" w:lineRule="auto"/>
+              <w:jc w:val="center"/>
+            </w:pPr>
+            <w:r/>
+            <w:r>
+              <w:rPr>
+                <w:rFonts w:ascii="Times New Roman" w:hAnsi="Times New Roman"/>
+                <w:b w:val="0"/>
+                <w:sz w:val="12"/>
+              </w:rPr>
+            </w:r>
+          </w:p>
+        </w:tc>
+        <w:tc>
+          <w:tcPr>
+            <w:tcW w:type="dxa" w:w="544"/>
+            <w:vAlign w:val="center"/>
+          </w:tcPr>
+          <w:p>
+            <w:pPr>
+              <w:spacing w:before="0" w:after="0" w:line="240" w:lineRule="auto"/>
+              <w:jc w:val="center"/>
+            </w:pPr>
+            <w:r/>
+            <w:r>
+              <w:rPr>
+                <w:rFonts w:ascii="Times New Roman" w:hAnsi="Times New Roman"/>
+                <w:b w:val="0"/>
+                <w:sz w:val="12"/>
+              </w:rPr>
+            </w:r>
+          </w:p>
+        </w:tc>
+        <w:tc>
+          <w:tcPr>
+            <w:tcW w:type="dxa" w:w="590"/>
+            <w:vAlign w:val="center"/>
+          </w:tcPr>
+          <w:p>
+            <w:pPr>
+              <w:spacing w:before="0" w:after="0" w:line="240" w:lineRule="auto"/>
+              <w:jc w:val="center"/>
+            </w:pPr>
+            <w:r/>
+            <w:r>
+              <w:rPr>
+                <w:rFonts w:ascii="Times New Roman" w:hAnsi="Times New Roman"/>
+                <w:b w:val="0"/>
+                <w:sz w:val="12"/>
+              </w:rPr>
+            </w:r>
+          </w:p>
+        </w:tc>
+        <w:tc>
+          <w:tcPr>
+            <w:tcW w:type="dxa" w:w="629"/>
+            <w:vAlign w:val="center"/>
+          </w:tcPr>
+          <w:p>
+            <w:pPr>
+              <w:spacing w:before="0" w:after="0" w:line="240" w:lineRule="auto"/>
+              <w:jc w:val="center"/>
+            </w:pPr>
+            <w:r/>
+            <w:r>
+              <w:rPr>
+                <w:rFonts w:ascii="Times New Roman" w:hAnsi="Times New Roman"/>
+                <w:b w:val="0"/>
+                <w:sz w:val="12"/>
+              </w:rPr>
+            </w:r>
+          </w:p>
+        </w:tc>
+        <w:tc>
+          <w:tcPr>
+            <w:tcW w:type="dxa" w:w="1593"/>
+            <w:vAlign w:val="center"/>
+          </w:tcPr>
+          <w:p>
+            <w:pPr>
+              <w:spacing w:before="0" w:after="0" w:line="240" w:lineRule="auto"/>
+              <w:jc w:val="center"/>
+            </w:pPr>
+            <w:r/>
+            <w:r>
+              <w:rPr>
+                <w:rFonts w:ascii="Times New Roman" w:hAnsi="Times New Roman"/>
+                <w:b w:val="0"/>
+                <w:sz w:val="12"/>
+              </w:rPr>
+            </w:r>
+          </w:p>
+        </w:tc>
+      </w:tr>
+      <w:tr>
+        <w:trPr>
+          <w:trHeight w:val="360" w:hRule="exact"/>
+        </w:trPr>
+        <w:tc>
+          <w:tcPr>
+            <w:tcW w:type="dxa" w:w="476"/>
+            <w:vAlign w:val="center"/>
+          </w:tcPr>
+          <w:p>
+            <w:pPr>
+              <w:spacing w:before="0" w:after="0" w:line="240" w:lineRule="auto"/>
+              <w:jc w:val="center"/>
+            </w:pPr>
+            <w:r/>
+            <w:r>
+              <w:rPr>
+                <w:rFonts w:ascii="Times New Roman" w:hAnsi="Times New Roman"/>
+                <w:b w:val="0"/>
+                <w:sz w:val="12"/>
+              </w:rPr>
+              <w:t>4</w:t>
+            </w:r>
+          </w:p>
+        </w:tc>
+        <w:tc>
+          <w:tcPr>
+            <w:tcW w:type="dxa" w:w="873"/>
+            <w:vAlign w:val="center"/>
+          </w:tcPr>
+          <w:p>
+            <w:pPr>
+              <w:spacing w:before="0" w:after="0" w:line="240" w:lineRule="auto"/>
+              <w:jc w:val="center"/>
+            </w:pPr>
+            <w:r/>
+            <w:r>
+              <w:rPr>
+                <w:rFonts w:ascii="Times New Roman" w:hAnsi="Times New Roman"/>
+                <w:b w:val="0"/>
+                <w:sz w:val="12"/>
+              </w:rPr>
+            </w:r>
+          </w:p>
+        </w:tc>
+        <w:tc>
+          <w:tcPr>
+            <w:tcW w:type="dxa" w:w="907"/>
+            <w:vAlign w:val="center"/>
+          </w:tcPr>
+          <w:p>
+            <w:pPr>
+              <w:spacing w:before="0" w:after="0" w:line="240" w:lineRule="auto"/>
+              <w:jc w:val="center"/>
+            </w:pPr>
+            <w:r/>
+            <w:r>
+              <w:rPr>
+                <w:rFonts w:ascii="Times New Roman" w:hAnsi="Times New Roman"/>
+                <w:b w:val="0"/>
+                <w:sz w:val="12"/>
+              </w:rPr>
+            </w:r>
+          </w:p>
+        </w:tc>
+        <w:tc>
+          <w:tcPr>
+            <w:tcW w:type="dxa" w:w="839"/>
+            <w:vAlign w:val="center"/>
+          </w:tcPr>
+          <w:p>
+            <w:pPr>
+              <w:spacing w:before="0" w:after="0" w:line="240" w:lineRule="auto"/>
+              <w:jc w:val="center"/>
+            </w:pPr>
+            <w:r/>
+            <w:r>
+              <w:rPr>
+                <w:rFonts w:ascii="Times New Roman" w:hAnsi="Times New Roman"/>
+                <w:b w:val="0"/>
+                <w:sz w:val="12"/>
+              </w:rPr>
+            </w:r>
+          </w:p>
+        </w:tc>
+        <w:tc>
+          <w:tcPr>
+            <w:tcW w:type="dxa" w:w="2126"/>
+            <w:vAlign w:val="center"/>
+          </w:tcPr>
+          <w:p>
+            <w:pPr>
+              <w:spacing w:before="0" w:after="0" w:line="240" w:lineRule="auto"/>
+              <w:jc w:val="center"/>
+            </w:pPr>
+            <w:r/>
+            <w:r>
+              <w:rPr>
+                <w:rFonts w:ascii="Times New Roman" w:hAnsi="Times New Roman"/>
+                <w:b w:val="0"/>
+                <w:sz w:val="12"/>
+              </w:rPr>
+            </w:r>
+          </w:p>
+        </w:tc>
+        <w:tc>
+          <w:tcPr>
+            <w:tcW w:type="dxa" w:w="578"/>
+            <w:vAlign w:val="center"/>
+          </w:tcPr>
+          <w:p>
+            <w:pPr>
+              <w:spacing w:before="0" w:after="0" w:line="240" w:lineRule="auto"/>
+              <w:jc w:val="center"/>
+            </w:pPr>
+            <w:r/>
+            <w:r>
+              <w:rPr>
+                <w:rFonts w:ascii="Times New Roman" w:hAnsi="Times New Roman"/>
+                <w:b w:val="0"/>
+                <w:sz w:val="12"/>
+              </w:rPr>
+            </w:r>
+          </w:p>
+        </w:tc>
+        <w:tc>
+          <w:tcPr>
+            <w:tcW w:type="dxa" w:w="578"/>
+            <w:vAlign w:val="center"/>
+          </w:tcPr>
+          <w:p>
+            <w:pPr>
+              <w:spacing w:before="0" w:after="0" w:line="240" w:lineRule="auto"/>
+              <w:jc w:val="center"/>
+            </w:pPr>
+            <w:r/>
+            <w:r>
+              <w:rPr>
+                <w:rFonts w:ascii="Times New Roman" w:hAnsi="Times New Roman"/>
+                <w:b w:val="0"/>
+                <w:sz w:val="12"/>
+              </w:rPr>
+            </w:r>
+          </w:p>
+        </w:tc>
+        <w:tc>
+          <w:tcPr>
+            <w:tcW w:type="dxa" w:w="641"/>
+            <w:vAlign w:val="center"/>
+          </w:tcPr>
+          <w:p>
+            <w:pPr>
+              <w:spacing w:before="0" w:after="0" w:line="240" w:lineRule="auto"/>
+              <w:jc w:val="center"/>
+            </w:pPr>
+            <w:r/>
+            <w:r>
+              <w:rPr>
+                <w:rFonts w:ascii="Times New Roman" w:hAnsi="Times New Roman"/>
+                <w:b w:val="0"/>
+                <w:sz w:val="12"/>
+              </w:rPr>
+            </w:r>
+          </w:p>
+        </w:tc>
+        <w:tc>
+          <w:tcPr>
+            <w:tcW w:type="dxa" w:w="544"/>
+            <w:vAlign w:val="center"/>
+          </w:tcPr>
+          <w:p>
+            <w:pPr>
+              <w:spacing w:before="0" w:after="0" w:line="240" w:lineRule="auto"/>
+              <w:jc w:val="center"/>
+            </w:pPr>
+            <w:r/>
+            <w:r>
+              <w:rPr>
+                <w:rFonts w:ascii="Times New Roman" w:hAnsi="Times New Roman"/>
+                <w:b w:val="0"/>
+                <w:sz w:val="12"/>
+              </w:rPr>
+            </w:r>
+          </w:p>
+        </w:tc>
+        <w:tc>
+          <w:tcPr>
+            <w:tcW w:type="dxa" w:w="590"/>
+            <w:vAlign w:val="center"/>
+          </w:tcPr>
+          <w:p>
+            <w:pPr>
+              <w:spacing w:before="0" w:after="0" w:line="240" w:lineRule="auto"/>
+              <w:jc w:val="center"/>
+            </w:pPr>
+            <w:r/>
+            <w:r>
+              <w:rPr>
+                <w:rFonts w:ascii="Times New Roman" w:hAnsi="Times New Roman"/>
+                <w:b w:val="0"/>
+                <w:sz w:val="12"/>
+              </w:rPr>
+            </w:r>
+          </w:p>
+        </w:tc>
+        <w:tc>
+          <w:tcPr>
+            <w:tcW w:type="dxa" w:w="629"/>
+            <w:vAlign w:val="center"/>
+          </w:tcPr>
+          <w:p>
+            <w:pPr>
+              <w:spacing w:before="0" w:after="0" w:line="240" w:lineRule="auto"/>
+              <w:jc w:val="center"/>
+            </w:pPr>
+            <w:r/>
+            <w:r>
+              <w:rPr>
+                <w:rFonts w:ascii="Times New Roman" w:hAnsi="Times New Roman"/>
+                <w:b w:val="0"/>
+                <w:sz w:val="12"/>
+              </w:rPr>
+            </w:r>
+          </w:p>
+        </w:tc>
+        <w:tc>
+          <w:tcPr>
+            <w:tcW w:type="dxa" w:w="1593"/>
+            <w:vAlign w:val="center"/>
+          </w:tcPr>
+          <w:p>
+            <w:pPr>
+              <w:spacing w:before="0" w:after="0" w:line="240" w:lineRule="auto"/>
+              <w:jc w:val="center"/>
+            </w:pPr>
+            <w:r/>
+            <w:r>
+              <w:rPr>
+                <w:rFonts w:ascii="Times New Roman" w:hAnsi="Times New Roman"/>
+                <w:b w:val="0"/>
+                <w:sz w:val="12"/>
+              </w:rPr>
+            </w:r>
+          </w:p>
+        </w:tc>
+      </w:tr>
+      <w:tr>
+        <w:trPr>
+          <w:trHeight w:val="360" w:hRule="exact"/>
+        </w:trPr>
+        <w:tc>
+          <w:tcPr>
+            <w:tcW w:type="dxa" w:w="476"/>
+            <w:vAlign w:val="center"/>
+          </w:tcPr>
+          <w:p>
+            <w:pPr>
+              <w:spacing w:before="0" w:after="0" w:line="240" w:lineRule="auto"/>
+              <w:jc w:val="center"/>
+            </w:pPr>
+            <w:r/>
+            <w:r>
+              <w:rPr>
+                <w:rFonts w:ascii="Times New Roman" w:hAnsi="Times New Roman"/>
+                <w:b w:val="0"/>
+                <w:sz w:val="12"/>
+              </w:rPr>
+              <w:t>5</w:t>
+            </w:r>
+          </w:p>
+        </w:tc>
+        <w:tc>
+          <w:tcPr>
+            <w:tcW w:type="dxa" w:w="873"/>
+            <w:vAlign w:val="center"/>
+          </w:tcPr>
+          <w:p>
+            <w:pPr>
+              <w:spacing w:before="0" w:after="0" w:line="240" w:lineRule="auto"/>
+              <w:jc w:val="center"/>
+            </w:pPr>
+            <w:r/>
+            <w:r>
+              <w:rPr>
+                <w:rFonts w:ascii="Times New Roman" w:hAnsi="Times New Roman"/>
+                <w:b w:val="0"/>
+                <w:sz w:val="12"/>
+              </w:rPr>
+            </w:r>
+          </w:p>
+        </w:tc>
+        <w:tc>
+          <w:tcPr>
+            <w:tcW w:type="dxa" w:w="907"/>
+            <w:vAlign w:val="center"/>
+          </w:tcPr>
+          <w:p>
+            <w:pPr>
+              <w:spacing w:before="0" w:after="0" w:line="240" w:lineRule="auto"/>
+              <w:jc w:val="center"/>
+            </w:pPr>
+            <w:r/>
+            <w:r>
+              <w:rPr>
+                <w:rFonts w:ascii="Times New Roman" w:hAnsi="Times New Roman"/>
+                <w:b w:val="0"/>
+                <w:sz w:val="12"/>
+              </w:rPr>
+            </w:r>
+          </w:p>
+        </w:tc>
+        <w:tc>
+          <w:tcPr>
+            <w:tcW w:type="dxa" w:w="839"/>
+            <w:vAlign w:val="center"/>
+          </w:tcPr>
+          <w:p>
+            <w:pPr>
+              <w:spacing w:before="0" w:after="0" w:line="240" w:lineRule="auto"/>
+              <w:jc w:val="center"/>
+            </w:pPr>
+            <w:r/>
+            <w:r>
+              <w:rPr>
+                <w:rFonts w:ascii="Times New Roman" w:hAnsi="Times New Roman"/>
+                <w:b w:val="0"/>
+                <w:sz w:val="12"/>
+              </w:rPr>
+            </w:r>
+          </w:p>
+        </w:tc>
+        <w:tc>
+          <w:tcPr>
+            <w:tcW w:type="dxa" w:w="2126"/>
+            <w:vAlign w:val="center"/>
+          </w:tcPr>
+          <w:p>
+            <w:pPr>
+              <w:spacing w:before="0" w:after="0" w:line="240" w:lineRule="auto"/>
+              <w:jc w:val="center"/>
+            </w:pPr>
+            <w:r/>
+            <w:r>
+              <w:rPr>
+                <w:rFonts w:ascii="Times New Roman" w:hAnsi="Times New Roman"/>
+                <w:b w:val="0"/>
+                <w:sz w:val="12"/>
+              </w:rPr>
+            </w:r>
+          </w:p>
+        </w:tc>
+        <w:tc>
+          <w:tcPr>
+            <w:tcW w:type="dxa" w:w="578"/>
+            <w:vAlign w:val="center"/>
+          </w:tcPr>
+          <w:p>
+            <w:pPr>
+              <w:spacing w:before="0" w:after="0" w:line="240" w:lineRule="auto"/>
+              <w:jc w:val="center"/>
+            </w:pPr>
+            <w:r/>
+            <w:r>
+              <w:rPr>
+                <w:rFonts w:ascii="Times New Roman" w:hAnsi="Times New Roman"/>
+                <w:b w:val="0"/>
+                <w:sz w:val="12"/>
+              </w:rPr>
+            </w:r>
+          </w:p>
+        </w:tc>
+        <w:tc>
+          <w:tcPr>
+            <w:tcW w:type="dxa" w:w="578"/>
+            <w:vAlign w:val="center"/>
+          </w:tcPr>
+          <w:p>
+            <w:pPr>
+              <w:spacing w:before="0" w:after="0" w:line="240" w:lineRule="auto"/>
+              <w:jc w:val="center"/>
+            </w:pPr>
+            <w:r/>
+            <w:r>
+              <w:rPr>
+                <w:rFonts w:ascii="Times New Roman" w:hAnsi="Times New Roman"/>
+                <w:b w:val="0"/>
+                <w:sz w:val="12"/>
+              </w:rPr>
+            </w:r>
+          </w:p>
+        </w:tc>
+        <w:tc>
+          <w:tcPr>
+            <w:tcW w:type="dxa" w:w="641"/>
+            <w:vAlign w:val="center"/>
+          </w:tcPr>
+          <w:p>
+            <w:pPr>
+              <w:spacing w:before="0" w:after="0" w:line="240" w:lineRule="auto"/>
+              <w:jc w:val="center"/>
+            </w:pPr>
+            <w:r/>
+            <w:r>
+              <w:rPr>
+                <w:rFonts w:ascii="Times New Roman" w:hAnsi="Times New Roman"/>
+                <w:b w:val="0"/>
+                <w:sz w:val="12"/>
+              </w:rPr>
+            </w:r>
+          </w:p>
+        </w:tc>
+        <w:tc>
+          <w:tcPr>
+            <w:tcW w:type="dxa" w:w="544"/>
+            <w:vAlign w:val="center"/>
+          </w:tcPr>
+          <w:p>
+            <w:pPr>
+              <w:spacing w:before="0" w:after="0" w:line="240" w:lineRule="auto"/>
+              <w:jc w:val="center"/>
+            </w:pPr>
+            <w:r/>
+            <w:r>
+              <w:rPr>
+                <w:rFonts w:ascii="Times New Roman" w:hAnsi="Times New Roman"/>
+                <w:b w:val="0"/>
+                <w:sz w:val="12"/>
+              </w:rPr>
+            </w:r>
+          </w:p>
+        </w:tc>
+        <w:tc>
+          <w:tcPr>
+            <w:tcW w:type="dxa" w:w="590"/>
+            <w:vAlign w:val="center"/>
+          </w:tcPr>
+          <w:p>
+            <w:pPr>
+              <w:spacing w:before="0" w:after="0" w:line="240" w:lineRule="auto"/>
+              <w:jc w:val="center"/>
+            </w:pPr>
+            <w:r/>
+            <w:r>
+              <w:rPr>
+                <w:rFonts w:ascii="Times New Roman" w:hAnsi="Times New Roman"/>
+                <w:b w:val="0"/>
+                <w:sz w:val="12"/>
+              </w:rPr>
+            </w:r>
+          </w:p>
+        </w:tc>
+        <w:tc>
+          <w:tcPr>
+            <w:tcW w:type="dxa" w:w="629"/>
+            <w:vAlign w:val="center"/>
+          </w:tcPr>
+          <w:p>
+            <w:pPr>
+              <w:spacing w:before="0" w:after="0" w:line="240" w:lineRule="auto"/>
+              <w:jc w:val="center"/>
+            </w:pPr>
+            <w:r/>
+            <w:r>
+              <w:rPr>
+                <w:rFonts w:ascii="Times New Roman" w:hAnsi="Times New Roman"/>
+                <w:b w:val="0"/>
+                <w:sz w:val="12"/>
+              </w:rPr>
+            </w:r>
+          </w:p>
+        </w:tc>
+        <w:tc>
+          <w:tcPr>
+            <w:tcW w:type="dxa" w:w="1593"/>
+            <w:vAlign w:val="center"/>
+          </w:tcPr>
+          <w:p>
+            <w:pPr>
+              <w:spacing w:before="0" w:after="0" w:line="240" w:lineRule="auto"/>
+              <w:jc w:val="center"/>
+            </w:pPr>
+            <w:r/>
+            <w:r>
+              <w:rPr>
+                <w:rFonts w:ascii="Times New Roman" w:hAnsi="Times New Roman"/>
+                <w:b w:val="0"/>
+                <w:sz w:val="12"/>
+              </w:rPr>
+            </w:r>
+          </w:p>
+        </w:tc>
+      </w:tr>
+      <w:tr>
+        <w:trPr>
+          <w:trHeight w:val="360" w:hRule="exact"/>
+        </w:trPr>
+        <w:tc>
+          <w:tcPr>
+            <w:tcW w:type="dxa" w:w="476"/>
+            <w:vAlign w:val="center"/>
+          </w:tcPr>
+          <w:p>
+            <w:pPr>
+              <w:spacing w:before="0" w:after="0" w:line="240" w:lineRule="auto"/>
+              <w:jc w:val="center"/>
+            </w:pPr>
+            <w:r/>
+            <w:r>
+              <w:rPr>
+                <w:rFonts w:ascii="Times New Roman" w:hAnsi="Times New Roman"/>
+                <w:b w:val="0"/>
+                <w:sz w:val="12"/>
+              </w:rPr>
+              <w:t>6</w:t>
+            </w:r>
+          </w:p>
+        </w:tc>
+        <w:tc>
+          <w:tcPr>
+            <w:tcW w:type="dxa" w:w="873"/>
+            <w:vAlign w:val="center"/>
+          </w:tcPr>
+          <w:p>
+            <w:pPr>
+              <w:spacing w:before="0" w:after="0" w:line="240" w:lineRule="auto"/>
+              <w:jc w:val="center"/>
+            </w:pPr>
+            <w:r/>
+            <w:r>
+              <w:rPr>
+                <w:rFonts w:ascii="Times New Roman" w:hAnsi="Times New Roman"/>
+                <w:b w:val="0"/>
+                <w:sz w:val="12"/>
+              </w:rPr>
+            </w:r>
+          </w:p>
+        </w:tc>
+        <w:tc>
+          <w:tcPr>
+            <w:tcW w:type="dxa" w:w="907"/>
+            <w:vAlign w:val="center"/>
+          </w:tcPr>
+          <w:p>
+            <w:pPr>
+              <w:spacing w:before="0" w:after="0" w:line="240" w:lineRule="auto"/>
+              <w:jc w:val="center"/>
+            </w:pPr>
+            <w:r/>
+            <w:r>
+              <w:rPr>
+                <w:rFonts w:ascii="Times New Roman" w:hAnsi="Times New Roman"/>
+                <w:b w:val="0"/>
+                <w:sz w:val="12"/>
+              </w:rPr>
+            </w:r>
+          </w:p>
+        </w:tc>
+        <w:tc>
+          <w:tcPr>
+            <w:tcW w:type="dxa" w:w="839"/>
+            <w:vAlign w:val="center"/>
+          </w:tcPr>
+          <w:p>
+            <w:pPr>
+              <w:spacing w:before="0" w:after="0" w:line="240" w:lineRule="auto"/>
+              <w:jc w:val="center"/>
+            </w:pPr>
+            <w:r/>
+            <w:r>
+              <w:rPr>
+                <w:rFonts w:ascii="Times New Roman" w:hAnsi="Times New Roman"/>
+                <w:b w:val="0"/>
+                <w:sz w:val="12"/>
+              </w:rPr>
+            </w:r>
+          </w:p>
+        </w:tc>
+        <w:tc>
+          <w:tcPr>
+            <w:tcW w:type="dxa" w:w="2126"/>
+            <w:vAlign w:val="center"/>
+          </w:tcPr>
+          <w:p>
+            <w:pPr>
+              <w:spacing w:before="0" w:after="0" w:line="240" w:lineRule="auto"/>
+              <w:jc w:val="center"/>
+            </w:pPr>
+            <w:r/>
+            <w:r>
+              <w:rPr>
+                <w:rFonts w:ascii="Times New Roman" w:hAnsi="Times New Roman"/>
+                <w:b w:val="0"/>
+                <w:sz w:val="12"/>
+              </w:rPr>
+            </w:r>
+          </w:p>
+        </w:tc>
+        <w:tc>
+          <w:tcPr>
+            <w:tcW w:type="dxa" w:w="578"/>
+            <w:vAlign w:val="center"/>
+          </w:tcPr>
+          <w:p>
+            <w:pPr>
+              <w:spacing w:before="0" w:after="0" w:line="240" w:lineRule="auto"/>
+              <w:jc w:val="center"/>
+            </w:pPr>
+            <w:r/>
+            <w:r>
+              <w:rPr>
+                <w:rFonts w:ascii="Times New Roman" w:hAnsi="Times New Roman"/>
+                <w:b w:val="0"/>
+                <w:sz w:val="12"/>
+              </w:rPr>
+            </w:r>
+          </w:p>
+        </w:tc>
+        <w:tc>
+          <w:tcPr>
+            <w:tcW w:type="dxa" w:w="578"/>
+            <w:vAlign w:val="center"/>
+          </w:tcPr>
+          <w:p>
+            <w:pPr>
+              <w:spacing w:before="0" w:after="0" w:line="240" w:lineRule="auto"/>
+              <w:jc w:val="center"/>
+            </w:pPr>
+            <w:r/>
+            <w:r>
+              <w:rPr>
+                <w:rFonts w:ascii="Times New Roman" w:hAnsi="Times New Roman"/>
+                <w:b w:val="0"/>
+                <w:sz w:val="12"/>
+              </w:rPr>
+            </w:r>
+          </w:p>
+        </w:tc>
+        <w:tc>
+          <w:tcPr>
+            <w:tcW w:type="dxa" w:w="641"/>
+            <w:vAlign w:val="center"/>
+          </w:tcPr>
+          <w:p>
+            <w:pPr>
+              <w:spacing w:before="0" w:after="0" w:line="240" w:lineRule="auto"/>
+              <w:jc w:val="center"/>
+            </w:pPr>
+            <w:r/>
+            <w:r>
+              <w:rPr>
+                <w:rFonts w:ascii="Times New Roman" w:hAnsi="Times New Roman"/>
+                <w:b w:val="0"/>
+                <w:sz w:val="12"/>
+              </w:rPr>
+            </w:r>
+          </w:p>
+        </w:tc>
+        <w:tc>
+          <w:tcPr>
+            <w:tcW w:type="dxa" w:w="544"/>
+            <w:vAlign w:val="center"/>
+          </w:tcPr>
+          <w:p>
+            <w:pPr>
+              <w:spacing w:before="0" w:after="0" w:line="240" w:lineRule="auto"/>
+              <w:jc w:val="center"/>
+            </w:pPr>
+            <w:r/>
+            <w:r>
+              <w:rPr>
+                <w:rFonts w:ascii="Times New Roman" w:hAnsi="Times New Roman"/>
+                <w:b w:val="0"/>
+                <w:sz w:val="12"/>
+              </w:rPr>
+            </w:r>
+          </w:p>
+        </w:tc>
+        <w:tc>
+          <w:tcPr>
+            <w:tcW w:type="dxa" w:w="590"/>
+            <w:vAlign w:val="center"/>
+          </w:tcPr>
+          <w:p>
+            <w:pPr>
+              <w:spacing w:before="0" w:after="0" w:line="240" w:lineRule="auto"/>
+              <w:jc w:val="center"/>
+            </w:pPr>
+            <w:r/>
+            <w:r>
+              <w:rPr>
+                <w:rFonts w:ascii="Times New Roman" w:hAnsi="Times New Roman"/>
+                <w:b w:val="0"/>
+                <w:sz w:val="12"/>
+              </w:rPr>
+            </w:r>
+          </w:p>
+        </w:tc>
+        <w:tc>
+          <w:tcPr>
+            <w:tcW w:type="dxa" w:w="629"/>
+            <w:vAlign w:val="center"/>
+          </w:tcPr>
+          <w:p>
+            <w:pPr>
+              <w:spacing w:before="0" w:after="0" w:line="240" w:lineRule="auto"/>
+              <w:jc w:val="center"/>
+            </w:pPr>
+            <w:r/>
+            <w:r>
+              <w:rPr>
+                <w:rFonts w:ascii="Times New Roman" w:hAnsi="Times New Roman"/>
+                <w:b w:val="0"/>
+                <w:sz w:val="12"/>
+              </w:rPr>
+            </w:r>
+          </w:p>
+        </w:tc>
+        <w:tc>
+          <w:tcPr>
+            <w:tcW w:type="dxa" w:w="1593"/>
+            <w:vAlign w:val="center"/>
+          </w:tcPr>
+          <w:p>
+            <w:pPr>
+              <w:spacing w:before="0" w:after="0" w:line="240" w:lineRule="auto"/>
+              <w:jc w:val="center"/>
+            </w:pPr>
+            <w:r/>
+            <w:r>
+              <w:rPr>
+                <w:rFonts w:ascii="Times New Roman" w:hAnsi="Times New Roman"/>
+                <w:b w:val="0"/>
+                <w:sz w:val="12"/>
+              </w:rPr>
+            </w:r>
+          </w:p>
+        </w:tc>
+      </w:tr>
+      <w:tr>
+        <w:trPr>
+          <w:trHeight w:val="360" w:hRule="exact"/>
+        </w:trPr>
+        <w:tc>
+          <w:tcPr>
+            <w:tcW w:type="dxa" w:w="476"/>
+            <w:vAlign w:val="center"/>
+          </w:tcPr>
+          <w:p>
+            <w:pPr>
+              <w:spacing w:before="0" w:after="0" w:line="240" w:lineRule="auto"/>
+              <w:jc w:val="center"/>
+            </w:pPr>
+            <w:r/>
+            <w:r>
+              <w:rPr>
+                <w:rFonts w:ascii="Times New Roman" w:hAnsi="Times New Roman"/>
+                <w:b w:val="0"/>
+                <w:sz w:val="12"/>
+              </w:rPr>
+              <w:t>7</w:t>
+            </w:r>
+          </w:p>
+        </w:tc>
+        <w:tc>
+          <w:tcPr>
+            <w:tcW w:type="dxa" w:w="873"/>
+            <w:vAlign w:val="center"/>
+          </w:tcPr>
+          <w:p>
+            <w:pPr>
+              <w:spacing w:before="0" w:after="0" w:line="240" w:lineRule="auto"/>
+              <w:jc w:val="center"/>
+            </w:pPr>
+            <w:r/>
+            <w:r>
+              <w:rPr>
+                <w:rFonts w:ascii="Times New Roman" w:hAnsi="Times New Roman"/>
+                <w:b w:val="0"/>
+                <w:sz w:val="12"/>
+              </w:rPr>
+            </w:r>
+          </w:p>
+        </w:tc>
+        <w:tc>
+          <w:tcPr>
+            <w:tcW w:type="dxa" w:w="907"/>
+            <w:vAlign w:val="center"/>
+          </w:tcPr>
+          <w:p>
+            <w:pPr>
+              <w:spacing w:before="0" w:after="0" w:line="240" w:lineRule="auto"/>
+              <w:jc w:val="center"/>
+            </w:pPr>
+            <w:r/>
+            <w:r>
+              <w:rPr>
+                <w:rFonts w:ascii="Times New Roman" w:hAnsi="Times New Roman"/>
+                <w:b w:val="0"/>
+                <w:sz w:val="12"/>
+              </w:rPr>
+            </w:r>
+          </w:p>
+        </w:tc>
+        <w:tc>
+          <w:tcPr>
+            <w:tcW w:type="dxa" w:w="839"/>
+            <w:vAlign w:val="center"/>
+          </w:tcPr>
+          <w:p>
+            <w:pPr>
+              <w:spacing w:before="0" w:after="0" w:line="240" w:lineRule="auto"/>
+              <w:jc w:val="center"/>
+            </w:pPr>
+            <w:r/>
+            <w:r>
+              <w:rPr>
+                <w:rFonts w:ascii="Times New Roman" w:hAnsi="Times New Roman"/>
+                <w:b w:val="0"/>
+                <w:sz w:val="12"/>
+              </w:rPr>
+            </w:r>
+          </w:p>
+        </w:tc>
+        <w:tc>
+          <w:tcPr>
+            <w:tcW w:type="dxa" w:w="2126"/>
+            <w:vAlign w:val="center"/>
+          </w:tcPr>
+          <w:p>
+            <w:pPr>
+              <w:spacing w:before="0" w:after="0" w:line="240" w:lineRule="auto"/>
+              <w:jc w:val="center"/>
+            </w:pPr>
+            <w:r/>
+            <w:r>
+              <w:rPr>
+                <w:rFonts w:ascii="Times New Roman" w:hAnsi="Times New Roman"/>
+                <w:b w:val="0"/>
+                <w:sz w:val="12"/>
+              </w:rPr>
+            </w:r>
+          </w:p>
+        </w:tc>
+        <w:tc>
+          <w:tcPr>
+            <w:tcW w:type="dxa" w:w="578"/>
+            <w:vAlign w:val="center"/>
+          </w:tcPr>
+          <w:p>
+            <w:pPr>
+              <w:spacing w:before="0" w:after="0" w:line="240" w:lineRule="auto"/>
+              <w:jc w:val="center"/>
+            </w:pPr>
+            <w:r/>
+            <w:r>
+              <w:rPr>
+                <w:rFonts w:ascii="Times New Roman" w:hAnsi="Times New Roman"/>
+                <w:b w:val="0"/>
+                <w:sz w:val="12"/>
+              </w:rPr>
+            </w:r>
+          </w:p>
+        </w:tc>
+        <w:tc>
+          <w:tcPr>
+            <w:tcW w:type="dxa" w:w="578"/>
+            <w:vAlign w:val="center"/>
+          </w:tcPr>
+          <w:p>
+            <w:pPr>
+              <w:spacing w:before="0" w:after="0" w:line="240" w:lineRule="auto"/>
+              <w:jc w:val="center"/>
+            </w:pPr>
+            <w:r/>
+            <w:r>
+              <w:rPr>
+                <w:rFonts w:ascii="Times New Roman" w:hAnsi="Times New Roman"/>
+                <w:b w:val="0"/>
+                <w:sz w:val="12"/>
+              </w:rPr>
+            </w:r>
+          </w:p>
+        </w:tc>
+        <w:tc>
+          <w:tcPr>
+            <w:tcW w:type="dxa" w:w="641"/>
+            <w:vAlign w:val="center"/>
+          </w:tcPr>
+          <w:p>
+            <w:pPr>
+              <w:spacing w:before="0" w:after="0" w:line="240" w:lineRule="auto"/>
+              <w:jc w:val="center"/>
+            </w:pPr>
+            <w:r/>
+            <w:r>
+              <w:rPr>
+                <w:rFonts w:ascii="Times New Roman" w:hAnsi="Times New Roman"/>
+                <w:b w:val="0"/>
+                <w:sz w:val="12"/>
+              </w:rPr>
+            </w:r>
+          </w:p>
+        </w:tc>
+        <w:tc>
+          <w:tcPr>
+            <w:tcW w:type="dxa" w:w="544"/>
+            <w:vAlign w:val="center"/>
+          </w:tcPr>
+          <w:p>
+            <w:pPr>
+              <w:spacing w:before="0" w:after="0" w:line="240" w:lineRule="auto"/>
+              <w:jc w:val="center"/>
+            </w:pPr>
+            <w:r/>
+            <w:r>
+              <w:rPr>
+                <w:rFonts w:ascii="Times New Roman" w:hAnsi="Times New Roman"/>
+                <w:b w:val="0"/>
+                <w:sz w:val="12"/>
+              </w:rPr>
+            </w:r>
+          </w:p>
+        </w:tc>
+        <w:tc>
+          <w:tcPr>
+            <w:tcW w:type="dxa" w:w="590"/>
+            <w:vAlign w:val="center"/>
+          </w:tcPr>
+          <w:p>
+            <w:pPr>
+              <w:spacing w:before="0" w:after="0" w:line="240" w:lineRule="auto"/>
+              <w:jc w:val="center"/>
+            </w:pPr>
+            <w:r/>
+            <w:r>
+              <w:rPr>
+                <w:rFonts w:ascii="Times New Roman" w:hAnsi="Times New Roman"/>
+                <w:b w:val="0"/>
+                <w:sz w:val="12"/>
+              </w:rPr>
+            </w:r>
+          </w:p>
+        </w:tc>
+        <w:tc>
+          <w:tcPr>
+            <w:tcW w:type="dxa" w:w="629"/>
+            <w:vAlign w:val="center"/>
+          </w:tcPr>
+          <w:p>
+            <w:pPr>
+              <w:spacing w:before="0" w:after="0" w:line="240" w:lineRule="auto"/>
+              <w:jc w:val="center"/>
+            </w:pPr>
+            <w:r/>
+            <w:r>
+              <w:rPr>
+                <w:rFonts w:ascii="Times New Roman" w:hAnsi="Times New Roman"/>
+                <w:b w:val="0"/>
+                <w:sz w:val="12"/>
+              </w:rPr>
+            </w:r>
+          </w:p>
+        </w:tc>
+        <w:tc>
+          <w:tcPr>
+            <w:tcW w:type="dxa" w:w="1593"/>
+            <w:vAlign w:val="center"/>
+          </w:tcPr>
+          <w:p>
+            <w:pPr>
+              <w:spacing w:before="0" w:after="0" w:line="240" w:lineRule="auto"/>
+              <w:jc w:val="center"/>
+            </w:pPr>
+            <w:r/>
+            <w:r>
+              <w:rPr>
+                <w:rFonts w:ascii="Times New Roman" w:hAnsi="Times New Roman"/>
+                <w:b w:val="0"/>
+                <w:sz w:val="12"/>
+              </w:rPr>
+            </w:r>
+          </w:p>
+        </w:tc>
+      </w:tr>
+      <w:tr>
+        <w:trPr>
+          <w:trHeight w:val="360" w:hRule="exact"/>
+        </w:trPr>
+        <w:tc>
+          <w:tcPr>
+            <w:tcW w:type="dxa" w:w="476"/>
+            <w:vAlign w:val="center"/>
+          </w:tcPr>
+          <w:p>
+            <w:pPr>
+              <w:spacing w:before="0" w:after="0" w:line="240" w:lineRule="auto"/>
+              <w:jc w:val="center"/>
+            </w:pPr>
+            <w:r/>
+            <w:r>
+              <w:rPr>
+                <w:rFonts w:ascii="Times New Roman" w:hAnsi="Times New Roman"/>
+                <w:b w:val="0"/>
+                <w:sz w:val="12"/>
+              </w:rPr>
+              <w:t>8</w:t>
+            </w:r>
+          </w:p>
+        </w:tc>
+        <w:tc>
+          <w:tcPr>
+            <w:tcW w:type="dxa" w:w="873"/>
+            <w:vAlign w:val="center"/>
+          </w:tcPr>
+          <w:p>
+            <w:pPr>
+              <w:spacing w:before="0" w:after="0" w:line="240" w:lineRule="auto"/>
+              <w:jc w:val="center"/>
+            </w:pPr>
+            <w:r/>
+            <w:r>
+              <w:rPr>
+                <w:rFonts w:ascii="Times New Roman" w:hAnsi="Times New Roman"/>
+                <w:b w:val="0"/>
+                <w:sz w:val="12"/>
+              </w:rPr>
+            </w:r>
+          </w:p>
+        </w:tc>
+        <w:tc>
+          <w:tcPr>
+            <w:tcW w:type="dxa" w:w="907"/>
+            <w:vAlign w:val="center"/>
+          </w:tcPr>
+          <w:p>
+            <w:pPr>
+              <w:spacing w:before="0" w:after="0" w:line="240" w:lineRule="auto"/>
+              <w:jc w:val="center"/>
+            </w:pPr>
+            <w:r/>
+            <w:r>
+              <w:rPr>
+                <w:rFonts w:ascii="Times New Roman" w:hAnsi="Times New Roman"/>
+                <w:b w:val="0"/>
+                <w:sz w:val="12"/>
+              </w:rPr>
+            </w:r>
+          </w:p>
+        </w:tc>
+        <w:tc>
+          <w:tcPr>
+            <w:tcW w:type="dxa" w:w="839"/>
+            <w:vAlign w:val="center"/>
+          </w:tcPr>
+          <w:p>
+            <w:pPr>
+              <w:spacing w:before="0" w:after="0" w:line="240" w:lineRule="auto"/>
+              <w:jc w:val="center"/>
+            </w:pPr>
+            <w:r/>
+            <w:r>
+              <w:rPr>
+                <w:rFonts w:ascii="Times New Roman" w:hAnsi="Times New Roman"/>
+                <w:b w:val="0"/>
+                <w:sz w:val="12"/>
+              </w:rPr>
+            </w:r>
+          </w:p>
+        </w:tc>
+        <w:tc>
+          <w:tcPr>
+            <w:tcW w:type="dxa" w:w="2126"/>
+            <w:vAlign w:val="center"/>
+          </w:tcPr>
+          <w:p>
+            <w:pPr>
+              <w:spacing w:before="0" w:after="0" w:line="240" w:lineRule="auto"/>
+              <w:jc w:val="center"/>
+            </w:pPr>
+            <w:r/>
+            <w:r>
+              <w:rPr>
+                <w:rFonts w:ascii="Times New Roman" w:hAnsi="Times New Roman"/>
+                <w:b w:val="0"/>
+                <w:sz w:val="12"/>
+              </w:rPr>
+            </w:r>
+          </w:p>
+        </w:tc>
+        <w:tc>
+          <w:tcPr>
+            <w:tcW w:type="dxa" w:w="578"/>
+            <w:vAlign w:val="center"/>
+          </w:tcPr>
+          <w:p>
+            <w:pPr>
+              <w:spacing w:before="0" w:after="0" w:line="240" w:lineRule="auto"/>
+              <w:jc w:val="center"/>
+            </w:pPr>
+            <w:r/>
+            <w:r>
+              <w:rPr>
+                <w:rFonts w:ascii="Times New Roman" w:hAnsi="Times New Roman"/>
+                <w:b w:val="0"/>
+                <w:sz w:val="12"/>
+              </w:rPr>
+            </w:r>
+          </w:p>
+        </w:tc>
+        <w:tc>
+          <w:tcPr>
+            <w:tcW w:type="dxa" w:w="578"/>
+            <w:vAlign w:val="center"/>
+          </w:tcPr>
+          <w:p>
+            <w:pPr>
+              <w:spacing w:before="0" w:after="0" w:line="240" w:lineRule="auto"/>
+              <w:jc w:val="center"/>
+            </w:pPr>
+            <w:r/>
+            <w:r>
+              <w:rPr>
+                <w:rFonts w:ascii="Times New Roman" w:hAnsi="Times New Roman"/>
+                <w:b w:val="0"/>
+                <w:sz w:val="12"/>
+              </w:rPr>
+            </w:r>
+          </w:p>
+        </w:tc>
+        <w:tc>
+          <w:tcPr>
+            <w:tcW w:type="dxa" w:w="641"/>
+            <w:vAlign w:val="center"/>
+          </w:tcPr>
+          <w:p>
+            <w:pPr>
+              <w:spacing w:before="0" w:after="0" w:line="240" w:lineRule="auto"/>
+              <w:jc w:val="center"/>
+            </w:pPr>
+            <w:r/>
+            <w:r>
+              <w:rPr>
+                <w:rFonts w:ascii="Times New Roman" w:hAnsi="Times New Roman"/>
+                <w:b w:val="0"/>
+                <w:sz w:val="12"/>
+              </w:rPr>
+            </w:r>
+          </w:p>
+        </w:tc>
+        <w:tc>
+          <w:tcPr>
+            <w:tcW w:type="dxa" w:w="544"/>
+            <w:vAlign w:val="center"/>
+          </w:tcPr>
+          <w:p>
+            <w:pPr>
+              <w:spacing w:before="0" w:after="0" w:line="240" w:lineRule="auto"/>
+              <w:jc w:val="center"/>
+            </w:pPr>
+            <w:r/>
+            <w:r>
+              <w:rPr>
+                <w:rFonts w:ascii="Times New Roman" w:hAnsi="Times New Roman"/>
+                <w:b w:val="0"/>
+                <w:sz w:val="12"/>
+              </w:rPr>
+            </w:r>
+          </w:p>
+        </w:tc>
+        <w:tc>
+          <w:tcPr>
+            <w:tcW w:type="dxa" w:w="590"/>
+            <w:vAlign w:val="center"/>
+          </w:tcPr>
+          <w:p>
+            <w:pPr>
+              <w:spacing w:before="0" w:after="0" w:line="240" w:lineRule="auto"/>
+              <w:jc w:val="center"/>
+            </w:pPr>
+            <w:r/>
+            <w:r>
+              <w:rPr>
+                <w:rFonts w:ascii="Times New Roman" w:hAnsi="Times New Roman"/>
+                <w:b w:val="0"/>
+                <w:sz w:val="12"/>
+              </w:rPr>
+            </w:r>
+          </w:p>
+        </w:tc>
+        <w:tc>
+          <w:tcPr>
+            <w:tcW w:type="dxa" w:w="629"/>
+            <w:vAlign w:val="center"/>
+          </w:tcPr>
+          <w:p>
+            <w:pPr>
+              <w:spacing w:before="0" w:after="0" w:line="240" w:lineRule="auto"/>
+              <w:jc w:val="center"/>
+            </w:pPr>
+            <w:r/>
+            <w:r>
+              <w:rPr>
+                <w:rFonts w:ascii="Times New Roman" w:hAnsi="Times New Roman"/>
+                <w:b w:val="0"/>
+                <w:sz w:val="12"/>
+              </w:rPr>
+            </w:r>
+          </w:p>
+        </w:tc>
+        <w:tc>
+          <w:tcPr>
+            <w:tcW w:type="dxa" w:w="1593"/>
+            <w:vAlign w:val="center"/>
+          </w:tcPr>
+          <w:p>
+            <w:pPr>
+              <w:spacing w:before="0" w:after="0" w:line="240" w:lineRule="auto"/>
+              <w:jc w:val="center"/>
+            </w:pPr>
+            <w:r/>
+            <w:r>
+              <w:rPr>
+                <w:rFonts w:ascii="Times New Roman" w:hAnsi="Times New Roman"/>
+                <w:b w:val="0"/>
+                <w:sz w:val="12"/>
+              </w:rPr>
+            </w:r>
+          </w:p>
+        </w:tc>
+      </w:tr>
+      <w:tr>
+        <w:trPr>
+          <w:trHeight w:val="360" w:hRule="exact"/>
+        </w:trPr>
+        <w:tc>
+          <w:tcPr>
+            <w:tcW w:type="dxa" w:w="476"/>
+            <w:vAlign w:val="center"/>
+          </w:tcPr>
+          <w:p>
+            <w:pPr>
+              <w:spacing w:before="0" w:after="0" w:line="240" w:lineRule="auto"/>
+              <w:jc w:val="center"/>
+            </w:pPr>
+            <w:r/>
+            <w:r>
+              <w:rPr>
+                <w:rFonts w:ascii="Times New Roman" w:hAnsi="Times New Roman"/>
+                <w:b w:val="0"/>
+                <w:sz w:val="12"/>
+              </w:rPr>
+              <w:t>9</w:t>
+            </w:r>
+          </w:p>
+        </w:tc>
+        <w:tc>
+          <w:tcPr>
+            <w:tcW w:type="dxa" w:w="873"/>
+            <w:vAlign w:val="center"/>
+          </w:tcPr>
+          <w:p>
+            <w:pPr>
+              <w:spacing w:before="0" w:after="0" w:line="240" w:lineRule="auto"/>
+              <w:jc w:val="center"/>
+            </w:pPr>
+            <w:r/>
+            <w:r>
+              <w:rPr>
+                <w:rFonts w:ascii="Times New Roman" w:hAnsi="Times New Roman"/>
+                <w:b w:val="0"/>
+                <w:sz w:val="12"/>
+              </w:rPr>
+            </w:r>
+          </w:p>
+        </w:tc>
+        <w:tc>
+          <w:tcPr>
+            <w:tcW w:type="dxa" w:w="907"/>
+            <w:vAlign w:val="center"/>
+          </w:tcPr>
+          <w:p>
+            <w:pPr>
+              <w:spacing w:before="0" w:after="0" w:line="240" w:lineRule="auto"/>
+              <w:jc w:val="center"/>
+            </w:pPr>
+            <w:r/>
+            <w:r>
+              <w:rPr>
+                <w:rFonts w:ascii="Times New Roman" w:hAnsi="Times New Roman"/>
+                <w:b w:val="0"/>
+                <w:sz w:val="12"/>
+              </w:rPr>
+            </w:r>
+          </w:p>
+        </w:tc>
+        <w:tc>
+          <w:tcPr>
+            <w:tcW w:type="dxa" w:w="839"/>
+            <w:vAlign w:val="center"/>
+          </w:tcPr>
+          <w:p>
+            <w:pPr>
+              <w:spacing w:before="0" w:after="0" w:line="240" w:lineRule="auto"/>
+              <w:jc w:val="center"/>
+            </w:pPr>
+            <w:r/>
+            <w:r>
+              <w:rPr>
+                <w:rFonts w:ascii="Times New Roman" w:hAnsi="Times New Roman"/>
+                <w:b w:val="0"/>
+                <w:sz w:val="12"/>
+              </w:rPr>
+            </w:r>
+          </w:p>
+        </w:tc>
+        <w:tc>
+          <w:tcPr>
+            <w:tcW w:type="dxa" w:w="2126"/>
+            <w:vAlign w:val="center"/>
+          </w:tcPr>
+          <w:p>
+            <w:pPr>
+              <w:spacing w:before="0" w:after="0" w:line="240" w:lineRule="auto"/>
+              <w:jc w:val="center"/>
+            </w:pPr>
+            <w:r/>
+            <w:r>
+              <w:rPr>
+                <w:rFonts w:ascii="Times New Roman" w:hAnsi="Times New Roman"/>
+                <w:b w:val="0"/>
+                <w:sz w:val="12"/>
+              </w:rPr>
+            </w:r>
+          </w:p>
+        </w:tc>
+        <w:tc>
+          <w:tcPr>
+            <w:tcW w:type="dxa" w:w="578"/>
+            <w:vAlign w:val="center"/>
+          </w:tcPr>
+          <w:p>
+            <w:pPr>
+              <w:spacing w:before="0" w:after="0" w:line="240" w:lineRule="auto"/>
+              <w:jc w:val="center"/>
+            </w:pPr>
+            <w:r/>
+            <w:r>
+              <w:rPr>
+                <w:rFonts w:ascii="Times New Roman" w:hAnsi="Times New Roman"/>
+                <w:b w:val="0"/>
+                <w:sz w:val="12"/>
+              </w:rPr>
+            </w:r>
+          </w:p>
+        </w:tc>
+        <w:tc>
+          <w:tcPr>
+            <w:tcW w:type="dxa" w:w="578"/>
+            <w:vAlign w:val="center"/>
+          </w:tcPr>
+          <w:p>
+            <w:pPr>
+              <w:spacing w:before="0" w:after="0" w:line="240" w:lineRule="auto"/>
+              <w:jc w:val="center"/>
+            </w:pPr>
+            <w:r/>
+            <w:r>
+              <w:rPr>
+                <w:rFonts w:ascii="Times New Roman" w:hAnsi="Times New Roman"/>
+                <w:b w:val="0"/>
+                <w:sz w:val="12"/>
+              </w:rPr>
+            </w:r>
+          </w:p>
+        </w:tc>
+        <w:tc>
+          <w:tcPr>
+            <w:tcW w:type="dxa" w:w="641"/>
+            <w:vAlign w:val="center"/>
+          </w:tcPr>
+          <w:p>
+            <w:pPr>
+              <w:spacing w:before="0" w:after="0" w:line="240" w:lineRule="auto"/>
+              <w:jc w:val="center"/>
+            </w:pPr>
+            <w:r/>
+            <w:r>
+              <w:rPr>
+                <w:rFonts w:ascii="Times New Roman" w:hAnsi="Times New Roman"/>
+                <w:b w:val="0"/>
+                <w:sz w:val="12"/>
+              </w:rPr>
+            </w:r>
+          </w:p>
+        </w:tc>
+        <w:tc>
+          <w:tcPr>
+            <w:tcW w:type="dxa" w:w="544"/>
+            <w:vAlign w:val="center"/>
+          </w:tcPr>
+          <w:p>
+            <w:pPr>
+              <w:spacing w:before="0" w:after="0" w:line="240" w:lineRule="auto"/>
+              <w:jc w:val="center"/>
+            </w:pPr>
+            <w:r/>
+            <w:r>
+              <w:rPr>
+                <w:rFonts w:ascii="Times New Roman" w:hAnsi="Times New Roman"/>
+                <w:b w:val="0"/>
+                <w:sz w:val="12"/>
+              </w:rPr>
+            </w:r>
+          </w:p>
+        </w:tc>
+        <w:tc>
+          <w:tcPr>
+            <w:tcW w:type="dxa" w:w="590"/>
+            <w:vAlign w:val="center"/>
+          </w:tcPr>
+          <w:p>
+            <w:pPr>
+              <w:spacing w:before="0" w:after="0" w:line="240" w:lineRule="auto"/>
+              <w:jc w:val="center"/>
+            </w:pPr>
+            <w:r/>
+            <w:r>
+              <w:rPr>
+                <w:rFonts w:ascii="Times New Roman" w:hAnsi="Times New Roman"/>
+                <w:b w:val="0"/>
+                <w:sz w:val="12"/>
+              </w:rPr>
+            </w:r>
+          </w:p>
+        </w:tc>
+        <w:tc>
+          <w:tcPr>
+            <w:tcW w:type="dxa" w:w="629"/>
+            <w:vAlign w:val="center"/>
+          </w:tcPr>
+          <w:p>
+            <w:pPr>
+              <w:spacing w:before="0" w:after="0" w:line="240" w:lineRule="auto"/>
+              <w:jc w:val="center"/>
+            </w:pPr>
+            <w:r/>
+            <w:r>
+              <w:rPr>
+                <w:rFonts w:ascii="Times New Roman" w:hAnsi="Times New Roman"/>
+                <w:b w:val="0"/>
+                <w:sz w:val="12"/>
+              </w:rPr>
+            </w:r>
+          </w:p>
+        </w:tc>
+        <w:tc>
+          <w:tcPr>
+            <w:tcW w:type="dxa" w:w="1593"/>
+            <w:vAlign w:val="center"/>
+          </w:tcPr>
+          <w:p>
+            <w:pPr>
+              <w:spacing w:before="0" w:after="0" w:line="240" w:lineRule="auto"/>
+              <w:jc w:val="center"/>
+            </w:pPr>
+            <w:r/>
+            <w:r>
+              <w:rPr>
+                <w:rFonts w:ascii="Times New Roman" w:hAnsi="Times New Roman"/>
+                <w:b w:val="0"/>
+                <w:sz w:val="12"/>
+              </w:rPr>
+            </w:r>
+          </w:p>
+        </w:tc>
+      </w:tr>
+      <w:tr>
+        <w:trPr>
+          <w:trHeight w:val="360" w:hRule="exact"/>
+        </w:trPr>
+        <w:tc>
+          <w:tcPr>
+            <w:tcW w:type="dxa" w:w="476"/>
+            <w:vAlign w:val="center"/>
+          </w:tcPr>
+          <w:p>
+            <w:pPr>
+              <w:spacing w:before="0" w:after="0" w:line="240" w:lineRule="auto"/>
+              <w:jc w:val="center"/>
+            </w:pPr>
+            <w:r/>
+            <w:r>
+              <w:rPr>
+                <w:rFonts w:ascii="Times New Roman" w:hAnsi="Times New Roman"/>
+                <w:b w:val="0"/>
+                <w:sz w:val="12"/>
+              </w:rPr>
+              <w:t>10</w:t>
+            </w:r>
+          </w:p>
+        </w:tc>
+        <w:tc>
+          <w:tcPr>
+            <w:tcW w:type="dxa" w:w="873"/>
+            <w:vAlign w:val="center"/>
+          </w:tcPr>
+          <w:p>
+            <w:pPr>
+              <w:spacing w:before="0" w:after="0" w:line="240" w:lineRule="auto"/>
+              <w:jc w:val="center"/>
+            </w:pPr>
+            <w:r/>
+            <w:r>
+              <w:rPr>
+                <w:rFonts w:ascii="Times New Roman" w:hAnsi="Times New Roman"/>
+                <w:b w:val="0"/>
+                <w:sz w:val="12"/>
+              </w:rPr>
+            </w:r>
+          </w:p>
+        </w:tc>
+        <w:tc>
+          <w:tcPr>
+            <w:tcW w:type="dxa" w:w="907"/>
+            <w:vAlign w:val="center"/>
+          </w:tcPr>
+          <w:p>
+            <w:pPr>
+              <w:spacing w:before="0" w:after="0" w:line="240" w:lineRule="auto"/>
+              <w:jc w:val="center"/>
+            </w:pPr>
+            <w:r/>
+            <w:r>
+              <w:rPr>
+                <w:rFonts w:ascii="Times New Roman" w:hAnsi="Times New Roman"/>
+                <w:b w:val="0"/>
+                <w:sz w:val="12"/>
+              </w:rPr>
+            </w:r>
+          </w:p>
+        </w:tc>
+        <w:tc>
+          <w:tcPr>
+            <w:tcW w:type="dxa" w:w="839"/>
+            <w:vAlign w:val="center"/>
+          </w:tcPr>
+          <w:p>
+            <w:pPr>
+              <w:spacing w:before="0" w:after="0" w:line="240" w:lineRule="auto"/>
+              <w:jc w:val="center"/>
+            </w:pPr>
+            <w:r/>
+            <w:r>
+              <w:rPr>
+                <w:rFonts w:ascii="Times New Roman" w:hAnsi="Times New Roman"/>
+                <w:b w:val="0"/>
+                <w:sz w:val="12"/>
+              </w:rPr>
+            </w:r>
+          </w:p>
+        </w:tc>
+        <w:tc>
+          <w:tcPr>
+            <w:tcW w:type="dxa" w:w="2126"/>
+            <w:vAlign w:val="center"/>
+          </w:tcPr>
+          <w:p>
+            <w:pPr>
+              <w:spacing w:before="0" w:after="0" w:line="240" w:lineRule="auto"/>
+              <w:jc w:val="center"/>
+            </w:pPr>
+            <w:r/>
+            <w:r>
+              <w:rPr>
+                <w:rFonts w:ascii="Times New Roman" w:hAnsi="Times New Roman"/>
+                <w:b w:val="0"/>
+                <w:sz w:val="12"/>
+              </w:rPr>
+            </w:r>
+          </w:p>
+        </w:tc>
+        <w:tc>
+          <w:tcPr>
+            <w:tcW w:type="dxa" w:w="578"/>
+            <w:vAlign w:val="center"/>
+          </w:tcPr>
+          <w:p>
+            <w:pPr>
+              <w:spacing w:before="0" w:after="0" w:line="240" w:lineRule="auto"/>
+              <w:jc w:val="center"/>
+            </w:pPr>
+            <w:r/>
+            <w:r>
+              <w:rPr>
+                <w:rFonts w:ascii="Times New Roman" w:hAnsi="Times New Roman"/>
+                <w:b w:val="0"/>
+                <w:sz w:val="12"/>
+              </w:rPr>
+            </w:r>
+          </w:p>
+        </w:tc>
+        <w:tc>
+          <w:tcPr>
+            <w:tcW w:type="dxa" w:w="578"/>
+            <w:vAlign w:val="center"/>
+          </w:tcPr>
+          <w:p>
+            <w:pPr>
+              <w:spacing w:before="0" w:after="0" w:line="240" w:lineRule="auto"/>
+              <w:jc w:val="center"/>
+            </w:pPr>
+            <w:r/>
+            <w:r>
+              <w:rPr>
+                <w:rFonts w:ascii="Times New Roman" w:hAnsi="Times New Roman"/>
+                <w:b w:val="0"/>
+                <w:sz w:val="12"/>
+              </w:rPr>
+            </w:r>
+          </w:p>
+        </w:tc>
+        <w:tc>
+          <w:tcPr>
+            <w:tcW w:type="dxa" w:w="641"/>
+            <w:vAlign w:val="center"/>
+          </w:tcPr>
+          <w:p>
+            <w:pPr>
+              <w:spacing w:before="0" w:after="0" w:line="240" w:lineRule="auto"/>
+              <w:jc w:val="center"/>
+            </w:pPr>
+            <w:r/>
+            <w:r>
+              <w:rPr>
+                <w:rFonts w:ascii="Times New Roman" w:hAnsi="Times New Roman"/>
+                <w:b w:val="0"/>
+                <w:sz w:val="12"/>
+              </w:rPr>
+            </w:r>
+          </w:p>
+        </w:tc>
+        <w:tc>
+          <w:tcPr>
+            <w:tcW w:type="dxa" w:w="544"/>
+            <w:vAlign w:val="center"/>
+          </w:tcPr>
+          <w:p>
+            <w:pPr>
+              <w:spacing w:before="0" w:after="0" w:line="240" w:lineRule="auto"/>
+              <w:jc w:val="center"/>
+            </w:pPr>
+            <w:r/>
+            <w:r>
+              <w:rPr>
+                <w:rFonts w:ascii="Times New Roman" w:hAnsi="Times New Roman"/>
+                <w:b w:val="0"/>
+                <w:sz w:val="12"/>
+              </w:rPr>
+            </w:r>
+          </w:p>
+        </w:tc>
+        <w:tc>
+          <w:tcPr>
+            <w:tcW w:type="dxa" w:w="590"/>
+            <w:vAlign w:val="center"/>
+          </w:tcPr>
+          <w:p>
+            <w:pPr>
+              <w:spacing w:before="0" w:after="0" w:line="240" w:lineRule="auto"/>
+              <w:jc w:val="center"/>
+            </w:pPr>
+            <w:r/>
+            <w:r>
+              <w:rPr>
+                <w:rFonts w:ascii="Times New Roman" w:hAnsi="Times New Roman"/>
+                <w:b w:val="0"/>
+                <w:sz w:val="12"/>
+              </w:rPr>
+            </w:r>
+          </w:p>
+        </w:tc>
+        <w:tc>
+          <w:tcPr>
+            <w:tcW w:type="dxa" w:w="629"/>
+            <w:vAlign w:val="center"/>
+          </w:tcPr>
+          <w:p>
+            <w:pPr>
+              <w:spacing w:before="0" w:after="0" w:line="240" w:lineRule="auto"/>
+              <w:jc w:val="center"/>
+            </w:pPr>
+            <w:r/>
+            <w:r>
+              <w:rPr>
+                <w:rFonts w:ascii="Times New Roman" w:hAnsi="Times New Roman"/>
+                <w:b w:val="0"/>
+                <w:sz w:val="12"/>
+              </w:rPr>
+            </w:r>
+          </w:p>
+        </w:tc>
+        <w:tc>
+          <w:tcPr>
+            <w:tcW w:type="dxa" w:w="1593"/>
+            <w:vAlign w:val="center"/>
+          </w:tcPr>
+          <w:p>
+            <w:pPr>
+              <w:spacing w:before="0" w:after="0" w:line="240" w:lineRule="auto"/>
+              <w:jc w:val="center"/>
+            </w:pPr>
+            <w:r/>
+            <w:r>
+              <w:rPr>
+                <w:rFonts w:ascii="Times New Roman" w:hAnsi="Times New Roman"/>
+                <w:b w:val="0"/>
+                <w:sz w:val="12"/>
+              </w:rPr>
+            </w:r>
+          </w:p>
+        </w:tc>
+      </w:tr>
+      <w:tr>
+        <w:trPr>
+          <w:trHeight w:val="360" w:hRule="exact"/>
+        </w:trPr>
+        <w:tc>
+          <w:tcPr>
+            <w:tcW w:type="dxa" w:w="476"/>
+            <w:vAlign w:val="center"/>
+          </w:tcPr>
+          <w:p>
+            <w:pPr>
+              <w:spacing w:before="0" w:after="0" w:line="240" w:lineRule="auto"/>
+              <w:jc w:val="center"/>
+            </w:pPr>
+            <w:r/>
+            <w:r>
+              <w:rPr>
+                <w:rFonts w:ascii="Times New Roman" w:hAnsi="Times New Roman"/>
+                <w:b w:val="0"/>
+                <w:sz w:val="12"/>
+              </w:rPr>
+              <w:t>11</w:t>
+            </w:r>
+          </w:p>
+        </w:tc>
+        <w:tc>
+          <w:tcPr>
+            <w:tcW w:type="dxa" w:w="873"/>
+            <w:vAlign w:val="center"/>
+          </w:tcPr>
+          <w:p>
+            <w:pPr>
+              <w:spacing w:before="0" w:after="0" w:line="240" w:lineRule="auto"/>
+              <w:jc w:val="center"/>
+            </w:pPr>
+            <w:r/>
+            <w:r>
+              <w:rPr>
+                <w:rFonts w:ascii="Times New Roman" w:hAnsi="Times New Roman"/>
+                <w:b w:val="0"/>
+                <w:sz w:val="12"/>
+              </w:rPr>
+            </w:r>
+          </w:p>
+        </w:tc>
+        <w:tc>
+          <w:tcPr>
+            <w:tcW w:type="dxa" w:w="907"/>
+            <w:vAlign w:val="center"/>
+          </w:tcPr>
+          <w:p>
+            <w:pPr>
+              <w:spacing w:before="0" w:after="0" w:line="240" w:lineRule="auto"/>
+              <w:jc w:val="center"/>
+            </w:pPr>
+            <w:r/>
+            <w:r>
+              <w:rPr>
+                <w:rFonts w:ascii="Times New Roman" w:hAnsi="Times New Roman"/>
+                <w:b w:val="0"/>
+                <w:sz w:val="12"/>
+              </w:rPr>
+            </w:r>
+          </w:p>
+        </w:tc>
+        <w:tc>
+          <w:tcPr>
+            <w:tcW w:type="dxa" w:w="839"/>
+            <w:vAlign w:val="center"/>
+          </w:tcPr>
+          <w:p>
+            <w:pPr>
+              <w:spacing w:before="0" w:after="0" w:line="240" w:lineRule="auto"/>
+              <w:jc w:val="center"/>
+            </w:pPr>
+            <w:r/>
+            <w:r>
+              <w:rPr>
+                <w:rFonts w:ascii="Times New Roman" w:hAnsi="Times New Roman"/>
+                <w:b w:val="0"/>
+                <w:sz w:val="12"/>
+              </w:rPr>
+            </w:r>
+          </w:p>
+        </w:tc>
+        <w:tc>
+          <w:tcPr>
+            <w:tcW w:type="dxa" w:w="2126"/>
+            <w:vAlign w:val="center"/>
+          </w:tcPr>
+          <w:p>
+            <w:pPr>
+              <w:spacing w:before="0" w:after="0" w:line="240" w:lineRule="auto"/>
+              <w:jc w:val="center"/>
+            </w:pPr>
+            <w:r/>
+            <w:r>
+              <w:rPr>
+                <w:rFonts w:ascii="Times New Roman" w:hAnsi="Times New Roman"/>
+                <w:b w:val="0"/>
+                <w:sz w:val="12"/>
+              </w:rPr>
+            </w:r>
+          </w:p>
+        </w:tc>
+        <w:tc>
+          <w:tcPr>
+            <w:tcW w:type="dxa" w:w="578"/>
+            <w:vAlign w:val="center"/>
+          </w:tcPr>
+          <w:p>
+            <w:pPr>
+              <w:spacing w:before="0" w:after="0" w:line="240" w:lineRule="auto"/>
+              <w:jc w:val="center"/>
+            </w:pPr>
+            <w:r/>
+            <w:r>
+              <w:rPr>
+                <w:rFonts w:ascii="Times New Roman" w:hAnsi="Times New Roman"/>
+                <w:b w:val="0"/>
+                <w:sz w:val="12"/>
+              </w:rPr>
+            </w:r>
+          </w:p>
+        </w:tc>
+        <w:tc>
+          <w:tcPr>
+            <w:tcW w:type="dxa" w:w="578"/>
+            <w:vAlign w:val="center"/>
+          </w:tcPr>
+          <w:p>
+            <w:pPr>
+              <w:spacing w:before="0" w:after="0" w:line="240" w:lineRule="auto"/>
+              <w:jc w:val="center"/>
+            </w:pPr>
+            <w:r/>
+            <w:r>
+              <w:rPr>
+                <w:rFonts w:ascii="Times New Roman" w:hAnsi="Times New Roman"/>
+                <w:b w:val="0"/>
+                <w:sz w:val="12"/>
+              </w:rPr>
+            </w:r>
+          </w:p>
+        </w:tc>
+        <w:tc>
+          <w:tcPr>
+            <w:tcW w:type="dxa" w:w="641"/>
+            <w:vAlign w:val="center"/>
+          </w:tcPr>
+          <w:p>
+            <w:pPr>
+              <w:spacing w:before="0" w:after="0" w:line="240" w:lineRule="auto"/>
+              <w:jc w:val="center"/>
+            </w:pPr>
+            <w:r/>
+            <w:r>
+              <w:rPr>
+                <w:rFonts w:ascii="Times New Roman" w:hAnsi="Times New Roman"/>
+                <w:b w:val="0"/>
+                <w:sz w:val="12"/>
+              </w:rPr>
+            </w:r>
+          </w:p>
+        </w:tc>
+        <w:tc>
+          <w:tcPr>
+            <w:tcW w:type="dxa" w:w="544"/>
+            <w:vAlign w:val="center"/>
+          </w:tcPr>
+          <w:p>
+            <w:pPr>
+              <w:spacing w:before="0" w:after="0" w:line="240" w:lineRule="auto"/>
+              <w:jc w:val="center"/>
+            </w:pPr>
+            <w:r/>
+            <w:r>
+              <w:rPr>
+                <w:rFonts w:ascii="Times New Roman" w:hAnsi="Times New Roman"/>
+                <w:b w:val="0"/>
+                <w:sz w:val="12"/>
+              </w:rPr>
+            </w:r>
+          </w:p>
+        </w:tc>
+        <w:tc>
+          <w:tcPr>
+            <w:tcW w:type="dxa" w:w="590"/>
+            <w:vAlign w:val="center"/>
+          </w:tcPr>
+          <w:p>
+            <w:pPr>
+              <w:spacing w:before="0" w:after="0" w:line="240" w:lineRule="auto"/>
+              <w:jc w:val="center"/>
+            </w:pPr>
+            <w:r/>
+            <w:r>
+              <w:rPr>
+                <w:rFonts w:ascii="Times New Roman" w:hAnsi="Times New Roman"/>
+                <w:b w:val="0"/>
+                <w:sz w:val="12"/>
+              </w:rPr>
+            </w:r>
+          </w:p>
+        </w:tc>
+        <w:tc>
+          <w:tcPr>
+            <w:tcW w:type="dxa" w:w="629"/>
+            <w:vAlign w:val="center"/>
+          </w:tcPr>
+          <w:p>
+            <w:pPr>
+              <w:spacing w:before="0" w:after="0" w:line="240" w:lineRule="auto"/>
+              <w:jc w:val="center"/>
+            </w:pPr>
+            <w:r/>
+            <w:r>
+              <w:rPr>
+                <w:rFonts w:ascii="Times New Roman" w:hAnsi="Times New Roman"/>
+                <w:b w:val="0"/>
+                <w:sz w:val="12"/>
+              </w:rPr>
+            </w:r>
+          </w:p>
+        </w:tc>
+        <w:tc>
+          <w:tcPr>
+            <w:tcW w:type="dxa" w:w="1593"/>
+            <w:vAlign w:val="center"/>
+          </w:tcPr>
+          <w:p>
+            <w:pPr>
+              <w:spacing w:before="0" w:after="0" w:line="240" w:lineRule="auto"/>
+              <w:jc w:val="center"/>
+            </w:pPr>
+            <w:r/>
+            <w:r>
+              <w:rPr>
+                <w:rFonts w:ascii="Times New Roman" w:hAnsi="Times New Roman"/>
+                <w:b w:val="0"/>
+                <w:sz w:val="12"/>
+              </w:rPr>
+            </w:r>
+          </w:p>
+        </w:tc>
+      </w:tr>
+      <w:tr>
+        <w:trPr>
+          <w:trHeight w:val="360" w:hRule="exact"/>
+        </w:trPr>
+        <w:tc>
+          <w:tcPr>
+            <w:tcW w:type="dxa" w:w="476"/>
+            <w:vAlign w:val="center"/>
+          </w:tcPr>
+          <w:p>
+            <w:pPr>
+              <w:spacing w:before="0" w:after="0" w:line="240" w:lineRule="auto"/>
+              <w:jc w:val="center"/>
+            </w:pPr>
+            <w:r/>
+            <w:r>
+              <w:rPr>
+                <w:rFonts w:ascii="Times New Roman" w:hAnsi="Times New Roman"/>
+                <w:b w:val="0"/>
+                <w:sz w:val="12"/>
+              </w:rPr>
+              <w:t>12</w:t>
+            </w:r>
+          </w:p>
+        </w:tc>
+        <w:tc>
+          <w:tcPr>
+            <w:tcW w:type="dxa" w:w="873"/>
+            <w:vAlign w:val="center"/>
+          </w:tcPr>
+          <w:p>
+            <w:pPr>
+              <w:spacing w:before="0" w:after="0" w:line="240" w:lineRule="auto"/>
+              <w:jc w:val="center"/>
+            </w:pPr>
+            <w:r/>
+            <w:r>
+              <w:rPr>
+                <w:rFonts w:ascii="Times New Roman" w:hAnsi="Times New Roman"/>
+                <w:b w:val="0"/>
+                <w:sz w:val="12"/>
+              </w:rPr>
+            </w:r>
+          </w:p>
+        </w:tc>
+        <w:tc>
+          <w:tcPr>
+            <w:tcW w:type="dxa" w:w="907"/>
+            <w:vAlign w:val="center"/>
+          </w:tcPr>
+          <w:p>
+            <w:pPr>
+              <w:spacing w:before="0" w:after="0" w:line="240" w:lineRule="auto"/>
+              <w:jc w:val="center"/>
+            </w:pPr>
+            <w:r/>
+            <w:r>
+              <w:rPr>
+                <w:rFonts w:ascii="Times New Roman" w:hAnsi="Times New Roman"/>
+                <w:b w:val="0"/>
+                <w:sz w:val="12"/>
+              </w:rPr>
+            </w:r>
+          </w:p>
+        </w:tc>
+        <w:tc>
+          <w:tcPr>
+            <w:tcW w:type="dxa" w:w="839"/>
+            <w:vAlign w:val="center"/>
+          </w:tcPr>
+          <w:p>
+            <w:pPr>
+              <w:spacing w:before="0" w:after="0" w:line="240" w:lineRule="auto"/>
+              <w:jc w:val="center"/>
+            </w:pPr>
+            <w:r/>
+            <w:r>
+              <w:rPr>
+                <w:rFonts w:ascii="Times New Roman" w:hAnsi="Times New Roman"/>
+                <w:b w:val="0"/>
+                <w:sz w:val="12"/>
+              </w:rPr>
+            </w:r>
+          </w:p>
+        </w:tc>
+        <w:tc>
+          <w:tcPr>
+            <w:tcW w:type="dxa" w:w="2126"/>
+            <w:vAlign w:val="center"/>
+          </w:tcPr>
+          <w:p>
+            <w:pPr>
+              <w:spacing w:before="0" w:after="0" w:line="240" w:lineRule="auto"/>
+              <w:jc w:val="center"/>
+            </w:pPr>
+            <w:r/>
+            <w:r>
+              <w:rPr>
+                <w:rFonts w:ascii="Times New Roman" w:hAnsi="Times New Roman"/>
+                <w:b w:val="0"/>
+                <w:sz w:val="12"/>
+              </w:rPr>
+            </w:r>
+          </w:p>
+        </w:tc>
+        <w:tc>
+          <w:tcPr>
+            <w:tcW w:type="dxa" w:w="578"/>
+            <w:vAlign w:val="center"/>
+          </w:tcPr>
+          <w:p>
+            <w:pPr>
+              <w:spacing w:before="0" w:after="0" w:line="240" w:lineRule="auto"/>
+              <w:jc w:val="center"/>
+            </w:pPr>
+            <w:r/>
+            <w:r>
+              <w:rPr>
+                <w:rFonts w:ascii="Times New Roman" w:hAnsi="Times New Roman"/>
+                <w:b w:val="0"/>
+                <w:sz w:val="12"/>
+              </w:rPr>
+            </w:r>
+          </w:p>
+        </w:tc>
+        <w:tc>
+          <w:tcPr>
+            <w:tcW w:type="dxa" w:w="578"/>
+            <w:vAlign w:val="center"/>
+          </w:tcPr>
+          <w:p>
+            <w:pPr>
+              <w:spacing w:before="0" w:after="0" w:line="240" w:lineRule="auto"/>
+              <w:jc w:val="center"/>
+            </w:pPr>
+            <w:r/>
+            <w:r>
+              <w:rPr>
+                <w:rFonts w:ascii="Times New Roman" w:hAnsi="Times New Roman"/>
+                <w:b w:val="0"/>
+                <w:sz w:val="12"/>
+              </w:rPr>
+            </w:r>
+          </w:p>
+        </w:tc>
+        <w:tc>
+          <w:tcPr>
+            <w:tcW w:type="dxa" w:w="641"/>
+            <w:vAlign w:val="center"/>
+          </w:tcPr>
+          <w:p>
+            <w:pPr>
+              <w:spacing w:before="0" w:after="0" w:line="240" w:lineRule="auto"/>
+              <w:jc w:val="center"/>
+            </w:pPr>
+            <w:r/>
+            <w:r>
+              <w:rPr>
+                <w:rFonts w:ascii="Times New Roman" w:hAnsi="Times New Roman"/>
+                <w:b w:val="0"/>
+                <w:sz w:val="12"/>
+              </w:rPr>
+            </w:r>
+          </w:p>
+        </w:tc>
+        <w:tc>
+          <w:tcPr>
+            <w:tcW w:type="dxa" w:w="544"/>
+            <w:vAlign w:val="center"/>
+          </w:tcPr>
+          <w:p>
+            <w:pPr>
+              <w:spacing w:before="0" w:after="0" w:line="240" w:lineRule="auto"/>
+              <w:jc w:val="center"/>
+            </w:pPr>
+            <w:r/>
+            <w:r>
+              <w:rPr>
+                <w:rFonts w:ascii="Times New Roman" w:hAnsi="Times New Roman"/>
+                <w:b w:val="0"/>
+                <w:sz w:val="12"/>
+              </w:rPr>
+            </w:r>
+          </w:p>
+        </w:tc>
+        <w:tc>
+          <w:tcPr>
+            <w:tcW w:type="dxa" w:w="590"/>
+            <w:vAlign w:val="center"/>
+          </w:tcPr>
+          <w:p>
+            <w:pPr>
+              <w:spacing w:before="0" w:after="0" w:line="240" w:lineRule="auto"/>
+              <w:jc w:val="center"/>
+            </w:pPr>
+            <w:r/>
+            <w:r>
+              <w:rPr>
+                <w:rFonts w:ascii="Times New Roman" w:hAnsi="Times New Roman"/>
+                <w:b w:val="0"/>
+                <w:sz w:val="12"/>
+              </w:rPr>
+            </w:r>
+          </w:p>
+        </w:tc>
+        <w:tc>
+          <w:tcPr>
+            <w:tcW w:type="dxa" w:w="629"/>
+            <w:vAlign w:val="center"/>
+          </w:tcPr>
+          <w:p>
+            <w:pPr>
+              <w:spacing w:before="0" w:after="0" w:line="240" w:lineRule="auto"/>
+              <w:jc w:val="center"/>
+            </w:pPr>
+            <w:r/>
+            <w:r>
+              <w:rPr>
+                <w:rFonts w:ascii="Times New Roman" w:hAnsi="Times New Roman"/>
+                <w:b w:val="0"/>
+                <w:sz w:val="12"/>
+              </w:rPr>
+            </w:r>
+          </w:p>
+        </w:tc>
+        <w:tc>
+          <w:tcPr>
+            <w:tcW w:type="dxa" w:w="1593"/>
+            <w:vAlign w:val="center"/>
+          </w:tcPr>
+          <w:p>
+            <w:pPr>
+              <w:spacing w:before="0" w:after="0" w:line="240" w:lineRule="auto"/>
+              <w:jc w:val="center"/>
+            </w:pPr>
+            <w:r/>
+            <w:r>
+              <w:rPr>
+                <w:rFonts w:ascii="Times New Roman" w:hAnsi="Times New Roman"/>
+                <w:b w:val="0"/>
+                <w:sz w:val="12"/>
+              </w:rPr>
+            </w:r>
+          </w:p>
+        </w:tc>
+      </w:tr>
+      <w:tr>
+        <w:trPr>
+          <w:trHeight w:val="360" w:hRule="exact"/>
+        </w:trPr>
+        <w:tc>
+          <w:tcPr>
+            <w:tcW w:type="dxa" w:w="476"/>
+            <w:vAlign w:val="center"/>
+          </w:tcPr>
+          <w:p>
+            <w:pPr>
+              <w:spacing w:before="0" w:after="0" w:line="240" w:lineRule="auto"/>
+              <w:jc w:val="center"/>
+            </w:pPr>
+            <w:r/>
+            <w:r>
+              <w:rPr>
+                <w:rFonts w:ascii="Times New Roman" w:hAnsi="Times New Roman"/>
+                <w:b w:val="0"/>
+                <w:sz w:val="12"/>
+              </w:rPr>
+              <w:t>13</w:t>
+            </w:r>
+          </w:p>
+        </w:tc>
+        <w:tc>
+          <w:tcPr>
+            <w:tcW w:type="dxa" w:w="873"/>
+            <w:vAlign w:val="center"/>
+          </w:tcPr>
+          <w:p>
+            <w:pPr>
+              <w:spacing w:before="0" w:after="0" w:line="240" w:lineRule="auto"/>
+              <w:jc w:val="center"/>
+            </w:pPr>
+            <w:r/>
+            <w:r>
+              <w:rPr>
+                <w:rFonts w:ascii="Times New Roman" w:hAnsi="Times New Roman"/>
+                <w:b w:val="0"/>
+                <w:sz w:val="12"/>
+              </w:rPr>
+            </w:r>
+          </w:p>
+        </w:tc>
+        <w:tc>
+          <w:tcPr>
+            <w:tcW w:type="dxa" w:w="907"/>
+            <w:vAlign w:val="center"/>
+          </w:tcPr>
+          <w:p>
+            <w:pPr>
+              <w:spacing w:before="0" w:after="0" w:line="240" w:lineRule="auto"/>
+              <w:jc w:val="center"/>
+            </w:pPr>
+            <w:r/>
+            <w:r>
+              <w:rPr>
+                <w:rFonts w:ascii="Times New Roman" w:hAnsi="Times New Roman"/>
+                <w:b w:val="0"/>
+                <w:sz w:val="12"/>
+              </w:rPr>
+            </w:r>
+          </w:p>
+        </w:tc>
+        <w:tc>
+          <w:tcPr>
+            <w:tcW w:type="dxa" w:w="839"/>
+            <w:vAlign w:val="center"/>
+          </w:tcPr>
+          <w:p>
+            <w:pPr>
+              <w:spacing w:before="0" w:after="0" w:line="240" w:lineRule="auto"/>
+              <w:jc w:val="center"/>
+            </w:pPr>
+            <w:r/>
+            <w:r>
+              <w:rPr>
+                <w:rFonts w:ascii="Times New Roman" w:hAnsi="Times New Roman"/>
+                <w:b w:val="0"/>
+                <w:sz w:val="12"/>
+              </w:rPr>
+            </w:r>
+          </w:p>
+        </w:tc>
+        <w:tc>
+          <w:tcPr>
+            <w:tcW w:type="dxa" w:w="2126"/>
+            <w:vAlign w:val="center"/>
+          </w:tcPr>
+          <w:p>
+            <w:pPr>
+              <w:spacing w:before="0" w:after="0" w:line="240" w:lineRule="auto"/>
+              <w:jc w:val="center"/>
+            </w:pPr>
+            <w:r/>
+            <w:r>
+              <w:rPr>
+                <w:rFonts w:ascii="Times New Roman" w:hAnsi="Times New Roman"/>
+                <w:b w:val="0"/>
+                <w:sz w:val="12"/>
+              </w:rPr>
+            </w:r>
+          </w:p>
+        </w:tc>
+        <w:tc>
+          <w:tcPr>
+            <w:tcW w:type="dxa" w:w="578"/>
+            <w:vAlign w:val="center"/>
+          </w:tcPr>
+          <w:p>
+            <w:pPr>
+              <w:spacing w:before="0" w:after="0" w:line="240" w:lineRule="auto"/>
+              <w:jc w:val="center"/>
+            </w:pPr>
+            <w:r/>
+            <w:r>
+              <w:rPr>
+                <w:rFonts w:ascii="Times New Roman" w:hAnsi="Times New Roman"/>
+                <w:b w:val="0"/>
+                <w:sz w:val="12"/>
+              </w:rPr>
+            </w:r>
+          </w:p>
+        </w:tc>
+        <w:tc>
+          <w:tcPr>
+            <w:tcW w:type="dxa" w:w="578"/>
+            <w:vAlign w:val="center"/>
+          </w:tcPr>
+          <w:p>
+            <w:pPr>
+              <w:spacing w:before="0" w:after="0" w:line="240" w:lineRule="auto"/>
+              <w:jc w:val="center"/>
+            </w:pPr>
+            <w:r/>
+            <w:r>
+              <w:rPr>
+                <w:rFonts w:ascii="Times New Roman" w:hAnsi="Times New Roman"/>
+                <w:b w:val="0"/>
+                <w:sz w:val="12"/>
+              </w:rPr>
+            </w:r>
+          </w:p>
+        </w:tc>
+        <w:tc>
+          <w:tcPr>
+            <w:tcW w:type="dxa" w:w="641"/>
+            <w:vAlign w:val="center"/>
+          </w:tcPr>
+          <w:p>
+            <w:pPr>
+              <w:spacing w:before="0" w:after="0" w:line="240" w:lineRule="auto"/>
+              <w:jc w:val="center"/>
+            </w:pPr>
+            <w:r/>
+            <w:r>
+              <w:rPr>
+                <w:rFonts w:ascii="Times New Roman" w:hAnsi="Times New Roman"/>
+                <w:b w:val="0"/>
+                <w:sz w:val="12"/>
+              </w:rPr>
+            </w:r>
+          </w:p>
+        </w:tc>
+        <w:tc>
+          <w:tcPr>
+            <w:tcW w:type="dxa" w:w="544"/>
+            <w:vAlign w:val="center"/>
+          </w:tcPr>
+          <w:p>
+            <w:pPr>
+              <w:spacing w:before="0" w:after="0" w:line="240" w:lineRule="auto"/>
+              <w:jc w:val="center"/>
+            </w:pPr>
+            <w:r/>
+            <w:r>
+              <w:rPr>
+                <w:rFonts w:ascii="Times New Roman" w:hAnsi="Times New Roman"/>
+                <w:b w:val="0"/>
+                <w:sz w:val="12"/>
+              </w:rPr>
+            </w:r>
+          </w:p>
+        </w:tc>
+        <w:tc>
+          <w:tcPr>
+            <w:tcW w:type="dxa" w:w="590"/>
+            <w:vAlign w:val="center"/>
+          </w:tcPr>
+          <w:p>
+            <w:pPr>
+              <w:spacing w:before="0" w:after="0" w:line="240" w:lineRule="auto"/>
+              <w:jc w:val="center"/>
+            </w:pPr>
+            <w:r/>
+            <w:r>
+              <w:rPr>
+                <w:rFonts w:ascii="Times New Roman" w:hAnsi="Times New Roman"/>
+                <w:b w:val="0"/>
+                <w:sz w:val="12"/>
+              </w:rPr>
+            </w:r>
+          </w:p>
+        </w:tc>
+        <w:tc>
+          <w:tcPr>
+            <w:tcW w:type="dxa" w:w="629"/>
+            <w:vAlign w:val="center"/>
+          </w:tcPr>
+          <w:p>
+            <w:pPr>
+              <w:spacing w:before="0" w:after="0" w:line="240" w:lineRule="auto"/>
+              <w:jc w:val="center"/>
+            </w:pPr>
+            <w:r/>
+            <w:r>
+              <w:rPr>
+                <w:rFonts w:ascii="Times New Roman" w:hAnsi="Times New Roman"/>
+                <w:b w:val="0"/>
+                <w:sz w:val="12"/>
+              </w:rPr>
+            </w:r>
+          </w:p>
+        </w:tc>
+        <w:tc>
+          <w:tcPr>
+            <w:tcW w:type="dxa" w:w="1593"/>
+            <w:vAlign w:val="center"/>
+          </w:tcPr>
+          <w:p>
+            <w:pPr>
+              <w:spacing w:before="0" w:after="0" w:line="240" w:lineRule="auto"/>
+              <w:jc w:val="center"/>
+            </w:pPr>
+            <w:r/>
+            <w:r>
+              <w:rPr>
+                <w:rFonts w:ascii="Times New Roman" w:hAnsi="Times New Roman"/>
+                <w:b w:val="0"/>
+                <w:sz w:val="12"/>
+              </w:rPr>
+            </w:r>
+          </w:p>
+        </w:tc>
+      </w:tr>
+      <w:tr>
+        <w:trPr>
+          <w:trHeight w:val="360" w:hRule="exact"/>
+        </w:trPr>
+        <w:tc>
+          <w:tcPr>
+            <w:tcW w:type="dxa" w:w="476"/>
+            <w:vAlign w:val="center"/>
+          </w:tcPr>
+          <w:p>
+            <w:pPr>
+              <w:spacing w:before="0" w:after="0" w:line="240" w:lineRule="auto"/>
+              <w:jc w:val="center"/>
+            </w:pPr>
+            <w:r/>
+            <w:r>
+              <w:rPr>
+                <w:rFonts w:ascii="Times New Roman" w:hAnsi="Times New Roman"/>
+                <w:b w:val="0"/>
+                <w:sz w:val="12"/>
+              </w:rPr>
+              <w:t>14</w:t>
+            </w:r>
+          </w:p>
+        </w:tc>
+        <w:tc>
+          <w:tcPr>
+            <w:tcW w:type="dxa" w:w="873"/>
+            <w:vAlign w:val="center"/>
+          </w:tcPr>
+          <w:p>
+            <w:pPr>
+              <w:spacing w:before="0" w:after="0" w:line="240" w:lineRule="auto"/>
+              <w:jc w:val="center"/>
+            </w:pPr>
+            <w:r/>
+            <w:r>
+              <w:rPr>
+                <w:rFonts w:ascii="Times New Roman" w:hAnsi="Times New Roman"/>
+                <w:b w:val="0"/>
+                <w:sz w:val="12"/>
+              </w:rPr>
+            </w:r>
+          </w:p>
+        </w:tc>
+        <w:tc>
+          <w:tcPr>
+            <w:tcW w:type="dxa" w:w="907"/>
+            <w:vAlign w:val="center"/>
+          </w:tcPr>
+          <w:p>
+            <w:pPr>
+              <w:spacing w:before="0" w:after="0" w:line="240" w:lineRule="auto"/>
+              <w:jc w:val="center"/>
+            </w:pPr>
+            <w:r/>
+            <w:r>
+              <w:rPr>
+                <w:rFonts w:ascii="Times New Roman" w:hAnsi="Times New Roman"/>
+                <w:b w:val="0"/>
+                <w:sz w:val="12"/>
+              </w:rPr>
+            </w:r>
+          </w:p>
+        </w:tc>
+        <w:tc>
+          <w:tcPr>
+            <w:tcW w:type="dxa" w:w="839"/>
+            <w:vAlign w:val="center"/>
+          </w:tcPr>
+          <w:p>
+            <w:pPr>
+              <w:spacing w:before="0" w:after="0" w:line="240" w:lineRule="auto"/>
+              <w:jc w:val="center"/>
+            </w:pPr>
+            <w:r/>
+            <w:r>
+              <w:rPr>
+                <w:rFonts w:ascii="Times New Roman" w:hAnsi="Times New Roman"/>
+                <w:b w:val="0"/>
+                <w:sz w:val="12"/>
+              </w:rPr>
+            </w:r>
+          </w:p>
+        </w:tc>
+        <w:tc>
+          <w:tcPr>
+            <w:tcW w:type="dxa" w:w="2126"/>
+            <w:vAlign w:val="center"/>
+          </w:tcPr>
+          <w:p>
+            <w:pPr>
+              <w:spacing w:before="0" w:after="0" w:line="240" w:lineRule="auto"/>
+              <w:jc w:val="center"/>
+            </w:pPr>
+            <w:r/>
+            <w:r>
+              <w:rPr>
+                <w:rFonts w:ascii="Times New Roman" w:hAnsi="Times New Roman"/>
+                <w:b w:val="0"/>
+                <w:sz w:val="12"/>
+              </w:rPr>
+            </w:r>
+          </w:p>
+        </w:tc>
+        <w:tc>
+          <w:tcPr>
+            <w:tcW w:type="dxa" w:w="578"/>
+            <w:vAlign w:val="center"/>
+          </w:tcPr>
+          <w:p>
+            <w:pPr>
+              <w:spacing w:before="0" w:after="0" w:line="240" w:lineRule="auto"/>
+              <w:jc w:val="center"/>
+            </w:pPr>
+            <w:r/>
+            <w:r>
+              <w:rPr>
+                <w:rFonts w:ascii="Times New Roman" w:hAnsi="Times New Roman"/>
+                <w:b w:val="0"/>
+                <w:sz w:val="12"/>
+              </w:rPr>
+            </w:r>
+          </w:p>
+        </w:tc>
+        <w:tc>
+          <w:tcPr>
+            <w:tcW w:type="dxa" w:w="578"/>
+            <w:vAlign w:val="center"/>
+          </w:tcPr>
+          <w:p>
+            <w:pPr>
+              <w:spacing w:before="0" w:after="0" w:line="240" w:lineRule="auto"/>
+              <w:jc w:val="center"/>
+            </w:pPr>
+            <w:r/>
+            <w:r>
+              <w:rPr>
+                <w:rFonts w:ascii="Times New Roman" w:hAnsi="Times New Roman"/>
+                <w:b w:val="0"/>
+                <w:sz w:val="12"/>
+              </w:rPr>
+            </w:r>
+          </w:p>
+        </w:tc>
+        <w:tc>
+          <w:tcPr>
+            <w:tcW w:type="dxa" w:w="641"/>
+            <w:vAlign w:val="center"/>
+          </w:tcPr>
+          <w:p>
+            <w:pPr>
+              <w:spacing w:before="0" w:after="0" w:line="240" w:lineRule="auto"/>
+              <w:jc w:val="center"/>
+            </w:pPr>
+            <w:r/>
+            <w:r>
+              <w:rPr>
+                <w:rFonts w:ascii="Times New Roman" w:hAnsi="Times New Roman"/>
+                <w:b w:val="0"/>
+                <w:sz w:val="12"/>
+              </w:rPr>
+            </w:r>
+          </w:p>
+        </w:tc>
+        <w:tc>
+          <w:tcPr>
+            <w:tcW w:type="dxa" w:w="544"/>
+            <w:vAlign w:val="center"/>
+          </w:tcPr>
+          <w:p>
+            <w:pPr>
+              <w:spacing w:before="0" w:after="0" w:line="240" w:lineRule="auto"/>
+              <w:jc w:val="center"/>
+            </w:pPr>
+            <w:r/>
+            <w:r>
+              <w:rPr>
+                <w:rFonts w:ascii="Times New Roman" w:hAnsi="Times New Roman"/>
+                <w:b w:val="0"/>
+                <w:sz w:val="12"/>
+              </w:rPr>
+            </w:r>
+          </w:p>
+        </w:tc>
+        <w:tc>
+          <w:tcPr>
+            <w:tcW w:type="dxa" w:w="590"/>
+            <w:vAlign w:val="center"/>
+          </w:tcPr>
+          <w:p>
+            <w:pPr>
+              <w:spacing w:before="0" w:after="0" w:line="240" w:lineRule="auto"/>
+              <w:jc w:val="center"/>
+            </w:pPr>
+            <w:r/>
+            <w:r>
+              <w:rPr>
+                <w:rFonts w:ascii="Times New Roman" w:hAnsi="Times New Roman"/>
+                <w:b w:val="0"/>
+                <w:sz w:val="12"/>
+              </w:rPr>
+            </w:r>
+          </w:p>
+        </w:tc>
+        <w:tc>
+          <w:tcPr>
+            <w:tcW w:type="dxa" w:w="629"/>
+            <w:vAlign w:val="center"/>
+          </w:tcPr>
+          <w:p>
+            <w:pPr>
+              <w:spacing w:before="0" w:after="0" w:line="240" w:lineRule="auto"/>
+              <w:jc w:val="center"/>
+            </w:pPr>
+            <w:r/>
+            <w:r>
+              <w:rPr>
+                <w:rFonts w:ascii="Times New Roman" w:hAnsi="Times New Roman"/>
+                <w:b w:val="0"/>
+                <w:sz w:val="12"/>
+              </w:rPr>
+            </w:r>
+          </w:p>
+        </w:tc>
+        <w:tc>
+          <w:tcPr>
+            <w:tcW w:type="dxa" w:w="1593"/>
+            <w:vAlign w:val="center"/>
+          </w:tcPr>
+          <w:p>
+            <w:pPr>
+              <w:spacing w:before="0" w:after="0" w:line="240" w:lineRule="auto"/>
+              <w:jc w:val="center"/>
+            </w:pPr>
+            <w:r/>
+            <w:r>
+              <w:rPr>
+                <w:rFonts w:ascii="Times New Roman" w:hAnsi="Times New Roman"/>
+                <w:b w:val="0"/>
+                <w:sz w:val="12"/>
+              </w:rPr>
+            </w:r>
+          </w:p>
+        </w:tc>
+      </w:tr>
+      <w:tr>
+        <w:trPr>
+          <w:trHeight w:val="360" w:hRule="exact"/>
+        </w:trPr>
+        <w:tc>
+          <w:tcPr>
+            <w:tcW w:type="dxa" w:w="476"/>
+            <w:vAlign w:val="center"/>
+          </w:tcPr>
+          <w:p>
+            <w:pPr>
+              <w:spacing w:before="0" w:after="0" w:line="240" w:lineRule="auto"/>
+              <w:jc w:val="center"/>
+            </w:pPr>
+            <w:r/>
+            <w:r>
+              <w:rPr>
+                <w:rFonts w:ascii="Times New Roman" w:hAnsi="Times New Roman"/>
+                <w:b w:val="0"/>
+                <w:sz w:val="12"/>
+              </w:rPr>
+              <w:t>15</w:t>
+            </w:r>
+          </w:p>
+        </w:tc>
+        <w:tc>
+          <w:tcPr>
+            <w:tcW w:type="dxa" w:w="873"/>
+            <w:vAlign w:val="center"/>
+          </w:tcPr>
+          <w:p>
+            <w:pPr>
+              <w:spacing w:before="0" w:after="0" w:line="240" w:lineRule="auto"/>
+              <w:jc w:val="center"/>
+            </w:pPr>
+            <w:r/>
+            <w:r>
+              <w:rPr>
+                <w:rFonts w:ascii="Times New Roman" w:hAnsi="Times New Roman"/>
+                <w:b w:val="0"/>
+                <w:sz w:val="12"/>
+              </w:rPr>
+            </w:r>
+          </w:p>
+        </w:tc>
+        <w:tc>
+          <w:tcPr>
+            <w:tcW w:type="dxa" w:w="907"/>
+            <w:vAlign w:val="center"/>
+          </w:tcPr>
+          <w:p>
+            <w:pPr>
+              <w:spacing w:before="0" w:after="0" w:line="240" w:lineRule="auto"/>
+              <w:jc w:val="center"/>
+            </w:pPr>
+            <w:r/>
+            <w:r>
+              <w:rPr>
+                <w:rFonts w:ascii="Times New Roman" w:hAnsi="Times New Roman"/>
+                <w:b w:val="0"/>
+                <w:sz w:val="12"/>
+              </w:rPr>
+            </w:r>
+          </w:p>
+        </w:tc>
+        <w:tc>
+          <w:tcPr>
+            <w:tcW w:type="dxa" w:w="839"/>
+            <w:vAlign w:val="center"/>
+          </w:tcPr>
+          <w:p>
+            <w:pPr>
+              <w:spacing w:before="0" w:after="0" w:line="240" w:lineRule="auto"/>
+              <w:jc w:val="center"/>
+            </w:pPr>
+            <w:r/>
+            <w:r>
+              <w:rPr>
+                <w:rFonts w:ascii="Times New Roman" w:hAnsi="Times New Roman"/>
+                <w:b w:val="0"/>
+                <w:sz w:val="12"/>
+              </w:rPr>
+            </w:r>
+          </w:p>
+        </w:tc>
+        <w:tc>
+          <w:tcPr>
+            <w:tcW w:type="dxa" w:w="2126"/>
+            <w:vAlign w:val="center"/>
+          </w:tcPr>
+          <w:p>
+            <w:pPr>
+              <w:spacing w:before="0" w:after="0" w:line="240" w:lineRule="auto"/>
+              <w:jc w:val="center"/>
+            </w:pPr>
+            <w:r/>
+            <w:r>
+              <w:rPr>
+                <w:rFonts w:ascii="Times New Roman" w:hAnsi="Times New Roman"/>
+                <w:b w:val="0"/>
+                <w:sz w:val="12"/>
+              </w:rPr>
+            </w:r>
+          </w:p>
+        </w:tc>
+        <w:tc>
+          <w:tcPr>
+            <w:tcW w:type="dxa" w:w="578"/>
+            <w:vAlign w:val="center"/>
+          </w:tcPr>
+          <w:p>
+            <w:pPr>
+              <w:spacing w:before="0" w:after="0" w:line="240" w:lineRule="auto"/>
+              <w:jc w:val="center"/>
+            </w:pPr>
+            <w:r/>
+            <w:r>
+              <w:rPr>
+                <w:rFonts w:ascii="Times New Roman" w:hAnsi="Times New Roman"/>
+                <w:b w:val="0"/>
+                <w:sz w:val="12"/>
+              </w:rPr>
+            </w:r>
+          </w:p>
+        </w:tc>
+        <w:tc>
+          <w:tcPr>
+            <w:tcW w:type="dxa" w:w="578"/>
+            <w:vAlign w:val="center"/>
+          </w:tcPr>
+          <w:p>
+            <w:pPr>
+              <w:spacing w:before="0" w:after="0" w:line="240" w:lineRule="auto"/>
+              <w:jc w:val="center"/>
+            </w:pPr>
+            <w:r/>
+            <w:r>
+              <w:rPr>
+                <w:rFonts w:ascii="Times New Roman" w:hAnsi="Times New Roman"/>
+                <w:b w:val="0"/>
+                <w:sz w:val="12"/>
+              </w:rPr>
+            </w:r>
+          </w:p>
+        </w:tc>
+        <w:tc>
+          <w:tcPr>
+            <w:tcW w:type="dxa" w:w="641"/>
+            <w:vAlign w:val="center"/>
+          </w:tcPr>
+          <w:p>
+            <w:pPr>
+              <w:spacing w:before="0" w:after="0" w:line="240" w:lineRule="auto"/>
+              <w:jc w:val="center"/>
+            </w:pPr>
+            <w:r/>
+            <w:r>
+              <w:rPr>
+                <w:rFonts w:ascii="Times New Roman" w:hAnsi="Times New Roman"/>
+                <w:b w:val="0"/>
+                <w:sz w:val="12"/>
+              </w:rPr>
+            </w:r>
+          </w:p>
+        </w:tc>
+        <w:tc>
+          <w:tcPr>
+            <w:tcW w:type="dxa" w:w="544"/>
+            <w:vAlign w:val="center"/>
+          </w:tcPr>
+          <w:p>
+            <w:pPr>
+              <w:spacing w:before="0" w:after="0" w:line="240" w:lineRule="auto"/>
+              <w:jc w:val="center"/>
+            </w:pPr>
+            <w:r/>
+            <w:r>
+              <w:rPr>
+                <w:rFonts w:ascii="Times New Roman" w:hAnsi="Times New Roman"/>
+                <w:b w:val="0"/>
+                <w:sz w:val="12"/>
+              </w:rPr>
+            </w:r>
+          </w:p>
+        </w:tc>
+        <w:tc>
+          <w:tcPr>
+            <w:tcW w:type="dxa" w:w="590"/>
+            <w:vAlign w:val="center"/>
+          </w:tcPr>
+          <w:p>
+            <w:pPr>
+              <w:spacing w:before="0" w:after="0" w:line="240" w:lineRule="auto"/>
+              <w:jc w:val="center"/>
+            </w:pPr>
+            <w:r/>
+            <w:r>
+              <w:rPr>
+                <w:rFonts w:ascii="Times New Roman" w:hAnsi="Times New Roman"/>
+                <w:b w:val="0"/>
+                <w:sz w:val="12"/>
+              </w:rPr>
+            </w:r>
+          </w:p>
+        </w:tc>
+        <w:tc>
+          <w:tcPr>
+            <w:tcW w:type="dxa" w:w="629"/>
+            <w:vAlign w:val="center"/>
+          </w:tcPr>
+          <w:p>
+            <w:pPr>
+              <w:spacing w:before="0" w:after="0" w:line="240" w:lineRule="auto"/>
+              <w:jc w:val="center"/>
+            </w:pPr>
+            <w:r/>
+            <w:r>
+              <w:rPr>
+                <w:rFonts w:ascii="Times New Roman" w:hAnsi="Times New Roman"/>
+                <w:b w:val="0"/>
+                <w:sz w:val="12"/>
+              </w:rPr>
+            </w:r>
+          </w:p>
+        </w:tc>
+        <w:tc>
+          <w:tcPr>
+            <w:tcW w:type="dxa" w:w="1593"/>
+            <w:vAlign w:val="center"/>
+          </w:tcPr>
+          <w:p>
+            <w:pPr>
+              <w:spacing w:before="0" w:after="0" w:line="240" w:lineRule="auto"/>
+              <w:jc w:val="center"/>
+            </w:pPr>
+            <w:r/>
+            <w:r>
+              <w:rPr>
+                <w:rFonts w:ascii="Times New Roman" w:hAnsi="Times New Roman"/>
+                <w:b w:val="0"/>
+                <w:sz w:val="12"/>
+              </w:rPr>
+            </w:r>
+          </w:p>
+        </w:tc>
+      </w:tr>
+      <w:tr>
+        <w:trPr>
+          <w:trHeight w:val="360" w:hRule="exact"/>
+        </w:trPr>
+        <w:tc>
+          <w:tcPr>
+            <w:tcW w:type="dxa" w:w="476"/>
+            <w:vAlign w:val="center"/>
+          </w:tcPr>
+          <w:p>
+            <w:pPr>
+              <w:spacing w:before="0" w:after="0" w:line="240" w:lineRule="auto"/>
+              <w:jc w:val="center"/>
+            </w:pPr>
+            <w:r/>
+            <w:r>
+              <w:rPr>
+                <w:rFonts w:ascii="Times New Roman" w:hAnsi="Times New Roman"/>
+                <w:b w:val="0"/>
+                <w:sz w:val="12"/>
+              </w:rPr>
+              <w:t>16</w:t>
+            </w:r>
+          </w:p>
+        </w:tc>
+        <w:tc>
+          <w:tcPr>
+            <w:tcW w:type="dxa" w:w="873"/>
+            <w:vAlign w:val="center"/>
+          </w:tcPr>
+          <w:p>
+            <w:pPr>
+              <w:spacing w:before="0" w:after="0" w:line="240" w:lineRule="auto"/>
+              <w:jc w:val="center"/>
+            </w:pPr>
+            <w:r/>
+            <w:r>
+              <w:rPr>
+                <w:rFonts w:ascii="Times New Roman" w:hAnsi="Times New Roman"/>
+                <w:b w:val="0"/>
+                <w:sz w:val="12"/>
+              </w:rPr>
+            </w:r>
+          </w:p>
+        </w:tc>
+        <w:tc>
+          <w:tcPr>
+            <w:tcW w:type="dxa" w:w="907"/>
+            <w:vAlign w:val="center"/>
+          </w:tcPr>
+          <w:p>
+            <w:pPr>
+              <w:spacing w:before="0" w:after="0" w:line="240" w:lineRule="auto"/>
+              <w:jc w:val="center"/>
+            </w:pPr>
+            <w:r/>
+            <w:r>
+              <w:rPr>
+                <w:rFonts w:ascii="Times New Roman" w:hAnsi="Times New Roman"/>
+                <w:b w:val="0"/>
+                <w:sz w:val="12"/>
+              </w:rPr>
+            </w:r>
+          </w:p>
+        </w:tc>
+        <w:tc>
+          <w:tcPr>
+            <w:tcW w:type="dxa" w:w="839"/>
+            <w:vAlign w:val="center"/>
+          </w:tcPr>
+          <w:p>
+            <w:pPr>
+              <w:spacing w:before="0" w:after="0" w:line="240" w:lineRule="auto"/>
+              <w:jc w:val="center"/>
+            </w:pPr>
+            <w:r/>
+            <w:r>
+              <w:rPr>
+                <w:rFonts w:ascii="Times New Roman" w:hAnsi="Times New Roman"/>
+                <w:b w:val="0"/>
+                <w:sz w:val="12"/>
+              </w:rPr>
+            </w:r>
+          </w:p>
+        </w:tc>
+        <w:tc>
+          <w:tcPr>
+            <w:tcW w:type="dxa" w:w="2126"/>
+            <w:vAlign w:val="center"/>
+          </w:tcPr>
+          <w:p>
+            <w:pPr>
+              <w:spacing w:before="0" w:after="0" w:line="240" w:lineRule="auto"/>
+              <w:jc w:val="center"/>
+            </w:pPr>
+            <w:r/>
+            <w:r>
+              <w:rPr>
+                <w:rFonts w:ascii="Times New Roman" w:hAnsi="Times New Roman"/>
+                <w:b w:val="0"/>
+                <w:sz w:val="12"/>
+              </w:rPr>
+            </w:r>
+          </w:p>
+        </w:tc>
+        <w:tc>
+          <w:tcPr>
+            <w:tcW w:type="dxa" w:w="578"/>
+            <w:vAlign w:val="center"/>
+          </w:tcPr>
+          <w:p>
+            <w:pPr>
+              <w:spacing w:before="0" w:after="0" w:line="240" w:lineRule="auto"/>
+              <w:jc w:val="center"/>
+            </w:pPr>
+            <w:r/>
+            <w:r>
+              <w:rPr>
+                <w:rFonts w:ascii="Times New Roman" w:hAnsi="Times New Roman"/>
+                <w:b w:val="0"/>
+                <w:sz w:val="12"/>
+              </w:rPr>
+            </w:r>
+          </w:p>
+        </w:tc>
+        <w:tc>
+          <w:tcPr>
+            <w:tcW w:type="dxa" w:w="578"/>
+            <w:vAlign w:val="center"/>
+          </w:tcPr>
+          <w:p>
+            <w:pPr>
+              <w:spacing w:before="0" w:after="0" w:line="240" w:lineRule="auto"/>
+              <w:jc w:val="center"/>
+            </w:pPr>
+            <w:r/>
+            <w:r>
+              <w:rPr>
+                <w:rFonts w:ascii="Times New Roman" w:hAnsi="Times New Roman"/>
+                <w:b w:val="0"/>
+                <w:sz w:val="12"/>
+              </w:rPr>
+            </w:r>
+          </w:p>
+        </w:tc>
+        <w:tc>
+          <w:tcPr>
+            <w:tcW w:type="dxa" w:w="641"/>
+            <w:vAlign w:val="center"/>
+          </w:tcPr>
+          <w:p>
+            <w:pPr>
+              <w:spacing w:before="0" w:after="0" w:line="240" w:lineRule="auto"/>
+              <w:jc w:val="center"/>
+            </w:pPr>
+            <w:r/>
+            <w:r>
+              <w:rPr>
+                <w:rFonts w:ascii="Times New Roman" w:hAnsi="Times New Roman"/>
+                <w:b w:val="0"/>
+                <w:sz w:val="12"/>
+              </w:rPr>
+            </w:r>
+          </w:p>
+        </w:tc>
+        <w:tc>
+          <w:tcPr>
+            <w:tcW w:type="dxa" w:w="544"/>
+            <w:vAlign w:val="center"/>
+          </w:tcPr>
+          <w:p>
+            <w:pPr>
+              <w:spacing w:before="0" w:after="0" w:line="240" w:lineRule="auto"/>
+              <w:jc w:val="center"/>
+            </w:pPr>
+            <w:r/>
+            <w:r>
+              <w:rPr>
+                <w:rFonts w:ascii="Times New Roman" w:hAnsi="Times New Roman"/>
+                <w:b w:val="0"/>
+                <w:sz w:val="12"/>
+              </w:rPr>
+            </w:r>
+          </w:p>
+        </w:tc>
+        <w:tc>
+          <w:tcPr>
+            <w:tcW w:type="dxa" w:w="590"/>
+            <w:vAlign w:val="center"/>
+          </w:tcPr>
+          <w:p>
+            <w:pPr>
+              <w:spacing w:before="0" w:after="0" w:line="240" w:lineRule="auto"/>
+              <w:jc w:val="center"/>
+            </w:pPr>
+            <w:r/>
+            <w:r>
+              <w:rPr>
+                <w:rFonts w:ascii="Times New Roman" w:hAnsi="Times New Roman"/>
+                <w:b w:val="0"/>
+                <w:sz w:val="12"/>
+              </w:rPr>
+            </w:r>
+          </w:p>
+        </w:tc>
+        <w:tc>
+          <w:tcPr>
+            <w:tcW w:type="dxa" w:w="629"/>
+            <w:vAlign w:val="center"/>
+          </w:tcPr>
+          <w:p>
+            <w:pPr>
+              <w:spacing w:before="0" w:after="0" w:line="240" w:lineRule="auto"/>
+              <w:jc w:val="center"/>
+            </w:pPr>
+            <w:r/>
+            <w:r>
+              <w:rPr>
+                <w:rFonts w:ascii="Times New Roman" w:hAnsi="Times New Roman"/>
+                <w:b w:val="0"/>
+                <w:sz w:val="12"/>
+              </w:rPr>
+            </w:r>
+          </w:p>
+        </w:tc>
+        <w:tc>
+          <w:tcPr>
+            <w:tcW w:type="dxa" w:w="1593"/>
+            <w:vAlign w:val="center"/>
+          </w:tcPr>
+          <w:p>
+            <w:pPr>
+              <w:spacing w:before="0" w:after="0" w:line="240" w:lineRule="auto"/>
+              <w:jc w:val="center"/>
+            </w:pPr>
+            <w:r/>
+            <w:r>
+              <w:rPr>
+                <w:rFonts w:ascii="Times New Roman" w:hAnsi="Times New Roman"/>
+                <w:b w:val="0"/>
+                <w:sz w:val="12"/>
+              </w:rPr>
+            </w:r>
+          </w:p>
+        </w:tc>
+      </w:tr>
+      <w:tr>
+        <w:trPr>
+          <w:trHeight w:val="360" w:hRule="exact"/>
+        </w:trPr>
+        <w:tc>
+          <w:tcPr>
+            <w:tcW w:type="dxa" w:w="476"/>
+            <w:vAlign w:val="center"/>
+          </w:tcPr>
+          <w:p>
+            <w:pPr>
+              <w:spacing w:before="0" w:after="0" w:line="240" w:lineRule="auto"/>
+              <w:jc w:val="center"/>
+            </w:pPr>
+            <w:r/>
+            <w:r>
+              <w:rPr>
+                <w:rFonts w:ascii="Times New Roman" w:hAnsi="Times New Roman"/>
+                <w:b w:val="0"/>
+                <w:sz w:val="12"/>
+              </w:rPr>
+              <w:t>17</w:t>
+            </w:r>
+          </w:p>
+        </w:tc>
+        <w:tc>
+          <w:tcPr>
+            <w:tcW w:type="dxa" w:w="873"/>
+            <w:vAlign w:val="center"/>
+          </w:tcPr>
+          <w:p>
+            <w:pPr>
+              <w:spacing w:before="0" w:after="0" w:line="240" w:lineRule="auto"/>
+              <w:jc w:val="center"/>
+            </w:pPr>
+            <w:r/>
+            <w:r>
+              <w:rPr>
+                <w:rFonts w:ascii="Times New Roman" w:hAnsi="Times New Roman"/>
+                <w:b w:val="0"/>
+                <w:sz w:val="12"/>
+              </w:rPr>
+            </w:r>
+          </w:p>
+        </w:tc>
+        <w:tc>
+          <w:tcPr>
+            <w:tcW w:type="dxa" w:w="907"/>
+            <w:vAlign w:val="center"/>
+          </w:tcPr>
+          <w:p>
+            <w:pPr>
+              <w:spacing w:before="0" w:after="0" w:line="240" w:lineRule="auto"/>
+              <w:jc w:val="center"/>
+            </w:pPr>
+            <w:r/>
+            <w:r>
+              <w:rPr>
+                <w:rFonts w:ascii="Times New Roman" w:hAnsi="Times New Roman"/>
+                <w:b w:val="0"/>
+                <w:sz w:val="12"/>
+              </w:rPr>
+            </w:r>
+          </w:p>
+        </w:tc>
+        <w:tc>
+          <w:tcPr>
+            <w:tcW w:type="dxa" w:w="839"/>
+            <w:vAlign w:val="center"/>
+          </w:tcPr>
+          <w:p>
+            <w:pPr>
+              <w:spacing w:before="0" w:after="0" w:line="240" w:lineRule="auto"/>
+              <w:jc w:val="center"/>
+            </w:pPr>
+            <w:r/>
+            <w:r>
+              <w:rPr>
+                <w:rFonts w:ascii="Times New Roman" w:hAnsi="Times New Roman"/>
+                <w:b w:val="0"/>
+                <w:sz w:val="12"/>
+              </w:rPr>
+            </w:r>
+          </w:p>
+        </w:tc>
+        <w:tc>
+          <w:tcPr>
+            <w:tcW w:type="dxa" w:w="2126"/>
+            <w:vAlign w:val="center"/>
+          </w:tcPr>
+          <w:p>
+            <w:pPr>
+              <w:spacing w:before="0" w:after="0" w:line="240" w:lineRule="auto"/>
+              <w:jc w:val="center"/>
+            </w:pPr>
+            <w:r/>
+            <w:r>
+              <w:rPr>
+                <w:rFonts w:ascii="Times New Roman" w:hAnsi="Times New Roman"/>
+                <w:b w:val="0"/>
+                <w:sz w:val="12"/>
+              </w:rPr>
+            </w:r>
+          </w:p>
+        </w:tc>
+        <w:tc>
+          <w:tcPr>
+            <w:tcW w:type="dxa" w:w="578"/>
+            <w:vAlign w:val="center"/>
+          </w:tcPr>
+          <w:p>
+            <w:pPr>
+              <w:spacing w:before="0" w:after="0" w:line="240" w:lineRule="auto"/>
+              <w:jc w:val="center"/>
+            </w:pPr>
+            <w:r/>
+            <w:r>
+              <w:rPr>
+                <w:rFonts w:ascii="Times New Roman" w:hAnsi="Times New Roman"/>
+                <w:b w:val="0"/>
+                <w:sz w:val="12"/>
+              </w:rPr>
+            </w:r>
+          </w:p>
+        </w:tc>
+        <w:tc>
+          <w:tcPr>
+            <w:tcW w:type="dxa" w:w="578"/>
+            <w:vAlign w:val="center"/>
+          </w:tcPr>
+          <w:p>
+            <w:pPr>
+              <w:spacing w:before="0" w:after="0" w:line="240" w:lineRule="auto"/>
+              <w:jc w:val="center"/>
+            </w:pPr>
+            <w:r/>
+            <w:r>
+              <w:rPr>
+                <w:rFonts w:ascii="Times New Roman" w:hAnsi="Times New Roman"/>
+                <w:b w:val="0"/>
+                <w:sz w:val="12"/>
+              </w:rPr>
+            </w:r>
+          </w:p>
+        </w:tc>
+        <w:tc>
+          <w:tcPr>
+            <w:tcW w:type="dxa" w:w="641"/>
+            <w:vAlign w:val="center"/>
+          </w:tcPr>
+          <w:p>
+            <w:pPr>
+              <w:spacing w:before="0" w:after="0" w:line="240" w:lineRule="auto"/>
+              <w:jc w:val="center"/>
+            </w:pPr>
+            <w:r/>
+            <w:r>
+              <w:rPr>
+                <w:rFonts w:ascii="Times New Roman" w:hAnsi="Times New Roman"/>
+                <w:b w:val="0"/>
+                <w:sz w:val="12"/>
+              </w:rPr>
+            </w:r>
+          </w:p>
+        </w:tc>
+        <w:tc>
+          <w:tcPr>
+            <w:tcW w:type="dxa" w:w="544"/>
+            <w:vAlign w:val="center"/>
+          </w:tcPr>
+          <w:p>
+            <w:pPr>
+              <w:spacing w:before="0" w:after="0" w:line="240" w:lineRule="auto"/>
+              <w:jc w:val="center"/>
+            </w:pPr>
+            <w:r/>
+            <w:r>
+              <w:rPr>
+                <w:rFonts w:ascii="Times New Roman" w:hAnsi="Times New Roman"/>
+                <w:b w:val="0"/>
+                <w:sz w:val="12"/>
+              </w:rPr>
+            </w:r>
+          </w:p>
+        </w:tc>
+        <w:tc>
+          <w:tcPr>
+            <w:tcW w:type="dxa" w:w="590"/>
+            <w:vAlign w:val="center"/>
+          </w:tcPr>
+          <w:p>
+            <w:pPr>
+              <w:spacing w:before="0" w:after="0" w:line="240" w:lineRule="auto"/>
+              <w:jc w:val="center"/>
+            </w:pPr>
+            <w:r/>
+            <w:r>
+              <w:rPr>
+                <w:rFonts w:ascii="Times New Roman" w:hAnsi="Times New Roman"/>
+                <w:b w:val="0"/>
+                <w:sz w:val="12"/>
+              </w:rPr>
+            </w:r>
+          </w:p>
+        </w:tc>
+        <w:tc>
+          <w:tcPr>
+            <w:tcW w:type="dxa" w:w="629"/>
+            <w:vAlign w:val="center"/>
+          </w:tcPr>
+          <w:p>
+            <w:pPr>
+              <w:spacing w:before="0" w:after="0" w:line="240" w:lineRule="auto"/>
+              <w:jc w:val="center"/>
+            </w:pPr>
+            <w:r/>
+            <w:r>
+              <w:rPr>
+                <w:rFonts w:ascii="Times New Roman" w:hAnsi="Times New Roman"/>
+                <w:b w:val="0"/>
+                <w:sz w:val="12"/>
+              </w:rPr>
+            </w:r>
+          </w:p>
+        </w:tc>
+        <w:tc>
+          <w:tcPr>
+            <w:tcW w:type="dxa" w:w="1593"/>
+            <w:vAlign w:val="center"/>
+          </w:tcPr>
+          <w:p>
+            <w:pPr>
+              <w:spacing w:before="0" w:after="0" w:line="240" w:lineRule="auto"/>
+              <w:jc w:val="center"/>
+            </w:pPr>
+            <w:r/>
+            <w:r>
+              <w:rPr>
+                <w:rFonts w:ascii="Times New Roman" w:hAnsi="Times New Roman"/>
+                <w:b w:val="0"/>
+                <w:sz w:val="12"/>
+              </w:rPr>
+            </w:r>
+          </w:p>
+        </w:tc>
+      </w:tr>
+      <w:tr>
+        <w:trPr>
+          <w:trHeight w:val="360" w:hRule="exact"/>
+        </w:trPr>
+        <w:tc>
+          <w:tcPr>
+            <w:tcW w:type="dxa" w:w="476"/>
+            <w:vAlign w:val="center"/>
+          </w:tcPr>
+          <w:p>
+            <w:pPr>
+              <w:spacing w:before="0" w:after="0" w:line="240" w:lineRule="auto"/>
+              <w:jc w:val="center"/>
+            </w:pPr>
+            <w:r/>
+            <w:r>
+              <w:rPr>
+                <w:rFonts w:ascii="Times New Roman" w:hAnsi="Times New Roman"/>
+                <w:b w:val="0"/>
+                <w:sz w:val="12"/>
+              </w:rPr>
+              <w:t>18</w:t>
+            </w:r>
+          </w:p>
+        </w:tc>
+        <w:tc>
+          <w:tcPr>
+            <w:tcW w:type="dxa" w:w="873"/>
+            <w:vAlign w:val="center"/>
+          </w:tcPr>
+          <w:p>
+            <w:pPr>
+              <w:spacing w:before="0" w:after="0" w:line="240" w:lineRule="auto"/>
+              <w:jc w:val="center"/>
+            </w:pPr>
+            <w:r/>
+            <w:r>
+              <w:rPr>
+                <w:rFonts w:ascii="Times New Roman" w:hAnsi="Times New Roman"/>
+                <w:b w:val="0"/>
+                <w:sz w:val="12"/>
+              </w:rPr>
+            </w:r>
+          </w:p>
+        </w:tc>
+        <w:tc>
+          <w:tcPr>
+            <w:tcW w:type="dxa" w:w="907"/>
+            <w:vAlign w:val="center"/>
+          </w:tcPr>
+          <w:p>
+            <w:pPr>
+              <w:spacing w:before="0" w:after="0" w:line="240" w:lineRule="auto"/>
+              <w:jc w:val="center"/>
+            </w:pPr>
+            <w:r/>
+            <w:r>
+              <w:rPr>
+                <w:rFonts w:ascii="Times New Roman" w:hAnsi="Times New Roman"/>
+                <w:b w:val="0"/>
+                <w:sz w:val="12"/>
+              </w:rPr>
+            </w:r>
+          </w:p>
+        </w:tc>
+        <w:tc>
+          <w:tcPr>
+            <w:tcW w:type="dxa" w:w="839"/>
+            <w:vAlign w:val="center"/>
+          </w:tcPr>
+          <w:p>
+            <w:pPr>
+              <w:spacing w:before="0" w:after="0" w:line="240" w:lineRule="auto"/>
+              <w:jc w:val="center"/>
+            </w:pPr>
+            <w:r/>
+            <w:r>
+              <w:rPr>
+                <w:rFonts w:ascii="Times New Roman" w:hAnsi="Times New Roman"/>
+                <w:b w:val="0"/>
+                <w:sz w:val="12"/>
+              </w:rPr>
+            </w:r>
+          </w:p>
+        </w:tc>
+        <w:tc>
+          <w:tcPr>
+            <w:tcW w:type="dxa" w:w="2126"/>
+            <w:vAlign w:val="center"/>
+          </w:tcPr>
+          <w:p>
+            <w:pPr>
+              <w:spacing w:before="0" w:after="0" w:line="240" w:lineRule="auto"/>
+              <w:jc w:val="center"/>
+            </w:pPr>
+            <w:r/>
+            <w:r>
+              <w:rPr>
+                <w:rFonts w:ascii="Times New Roman" w:hAnsi="Times New Roman"/>
+                <w:b w:val="0"/>
+                <w:sz w:val="12"/>
+              </w:rPr>
+            </w:r>
+          </w:p>
+        </w:tc>
+        <w:tc>
+          <w:tcPr>
+            <w:tcW w:type="dxa" w:w="578"/>
+            <w:vAlign w:val="center"/>
+          </w:tcPr>
+          <w:p>
+            <w:pPr>
+              <w:spacing w:before="0" w:after="0" w:line="240" w:lineRule="auto"/>
+              <w:jc w:val="center"/>
+            </w:pPr>
+            <w:r/>
+            <w:r>
+              <w:rPr>
+                <w:rFonts w:ascii="Times New Roman" w:hAnsi="Times New Roman"/>
+                <w:b w:val="0"/>
+                <w:sz w:val="12"/>
+              </w:rPr>
+            </w:r>
+          </w:p>
+        </w:tc>
+        <w:tc>
+          <w:tcPr>
+            <w:tcW w:type="dxa" w:w="578"/>
+            <w:vAlign w:val="center"/>
+          </w:tcPr>
+          <w:p>
+            <w:pPr>
+              <w:spacing w:before="0" w:after="0" w:line="240" w:lineRule="auto"/>
+              <w:jc w:val="center"/>
+            </w:pPr>
+            <w:r/>
+            <w:r>
+              <w:rPr>
+                <w:rFonts w:ascii="Times New Roman" w:hAnsi="Times New Roman"/>
+                <w:b w:val="0"/>
+                <w:sz w:val="12"/>
+              </w:rPr>
+            </w:r>
+          </w:p>
+        </w:tc>
+        <w:tc>
+          <w:tcPr>
+            <w:tcW w:type="dxa" w:w="641"/>
+            <w:vAlign w:val="center"/>
+          </w:tcPr>
+          <w:p>
+            <w:pPr>
+              <w:spacing w:before="0" w:after="0" w:line="240" w:lineRule="auto"/>
+              <w:jc w:val="center"/>
+            </w:pPr>
+            <w:r/>
+            <w:r>
+              <w:rPr>
+                <w:rFonts w:ascii="Times New Roman" w:hAnsi="Times New Roman"/>
+                <w:b w:val="0"/>
+                <w:sz w:val="12"/>
+              </w:rPr>
+            </w:r>
+          </w:p>
+        </w:tc>
+        <w:tc>
+          <w:tcPr>
+            <w:tcW w:type="dxa" w:w="544"/>
+            <w:vAlign w:val="center"/>
+          </w:tcPr>
+          <w:p>
+            <w:pPr>
+              <w:spacing w:before="0" w:after="0" w:line="240" w:lineRule="auto"/>
+              <w:jc w:val="center"/>
+            </w:pPr>
+            <w:r/>
+            <w:r>
+              <w:rPr>
+                <w:rFonts w:ascii="Times New Roman" w:hAnsi="Times New Roman"/>
+                <w:b w:val="0"/>
+                <w:sz w:val="12"/>
+              </w:rPr>
+            </w:r>
+          </w:p>
+        </w:tc>
+        <w:tc>
+          <w:tcPr>
+            <w:tcW w:type="dxa" w:w="590"/>
+            <w:vAlign w:val="center"/>
+          </w:tcPr>
+          <w:p>
+            <w:pPr>
+              <w:spacing w:before="0" w:after="0" w:line="240" w:lineRule="auto"/>
+              <w:jc w:val="center"/>
+            </w:pPr>
+            <w:r/>
+            <w:r>
+              <w:rPr>
+                <w:rFonts w:ascii="Times New Roman" w:hAnsi="Times New Roman"/>
+                <w:b w:val="0"/>
+                <w:sz w:val="12"/>
+              </w:rPr>
+            </w:r>
+          </w:p>
+        </w:tc>
+        <w:tc>
+          <w:tcPr>
+            <w:tcW w:type="dxa" w:w="629"/>
+            <w:vAlign w:val="center"/>
+          </w:tcPr>
+          <w:p>
+            <w:pPr>
+              <w:spacing w:before="0" w:after="0" w:line="240" w:lineRule="auto"/>
+              <w:jc w:val="center"/>
+            </w:pPr>
+            <w:r/>
+            <w:r>
+              <w:rPr>
+                <w:rFonts w:ascii="Times New Roman" w:hAnsi="Times New Roman"/>
+                <w:b w:val="0"/>
+                <w:sz w:val="12"/>
+              </w:rPr>
+            </w:r>
+          </w:p>
+        </w:tc>
+        <w:tc>
+          <w:tcPr>
+            <w:tcW w:type="dxa" w:w="1593"/>
+            <w:vAlign w:val="center"/>
+          </w:tcPr>
+          <w:p>
+            <w:pPr>
+              <w:spacing w:before="0" w:after="0" w:line="240" w:lineRule="auto"/>
+              <w:jc w:val="center"/>
+            </w:pPr>
+            <w:r/>
+            <w:r>
+              <w:rPr>
+                <w:rFonts w:ascii="Times New Roman" w:hAnsi="Times New Roman"/>
+                <w:b w:val="0"/>
+                <w:sz w:val="12"/>
+              </w:rPr>
+            </w:r>
+          </w:p>
+        </w:tc>
+      </w:tr>
+      <w:tr>
+        <w:trPr>
+          <w:trHeight w:val="360" w:hRule="exact"/>
+        </w:trPr>
+        <w:tc>
+          <w:tcPr>
+            <w:tcW w:type="dxa" w:w="476"/>
+            <w:vAlign w:val="center"/>
+          </w:tcPr>
+          <w:p>
+            <w:pPr>
+              <w:spacing w:before="0" w:after="0" w:line="240" w:lineRule="auto"/>
+              <w:jc w:val="center"/>
+            </w:pPr>
+            <w:r/>
+            <w:r>
+              <w:rPr>
+                <w:rFonts w:ascii="Times New Roman" w:hAnsi="Times New Roman"/>
+                <w:b w:val="0"/>
+                <w:sz w:val="12"/>
+              </w:rPr>
+              <w:t>19</w:t>
+            </w:r>
+          </w:p>
+        </w:tc>
+        <w:tc>
+          <w:tcPr>
+            <w:tcW w:type="dxa" w:w="873"/>
+            <w:vAlign w:val="center"/>
+          </w:tcPr>
+          <w:p>
+            <w:pPr>
+              <w:spacing w:before="0" w:after="0" w:line="240" w:lineRule="auto"/>
+              <w:jc w:val="center"/>
+            </w:pPr>
+            <w:r/>
+            <w:r>
+              <w:rPr>
+                <w:rFonts w:ascii="Times New Roman" w:hAnsi="Times New Roman"/>
+                <w:b w:val="0"/>
+                <w:sz w:val="12"/>
+              </w:rPr>
+            </w:r>
+          </w:p>
+        </w:tc>
+        <w:tc>
+          <w:tcPr>
+            <w:tcW w:type="dxa" w:w="907"/>
+            <w:vAlign w:val="center"/>
+          </w:tcPr>
+          <w:p>
+            <w:pPr>
+              <w:spacing w:before="0" w:after="0" w:line="240" w:lineRule="auto"/>
+              <w:jc w:val="center"/>
+            </w:pPr>
+            <w:r/>
+            <w:r>
+              <w:rPr>
+                <w:rFonts w:ascii="Times New Roman" w:hAnsi="Times New Roman"/>
+                <w:b w:val="0"/>
+                <w:sz w:val="12"/>
+              </w:rPr>
+            </w:r>
+          </w:p>
+        </w:tc>
+        <w:tc>
+          <w:tcPr>
+            <w:tcW w:type="dxa" w:w="839"/>
+            <w:vAlign w:val="center"/>
+          </w:tcPr>
+          <w:p>
+            <w:pPr>
+              <w:spacing w:before="0" w:after="0" w:line="240" w:lineRule="auto"/>
+              <w:jc w:val="center"/>
+            </w:pPr>
+            <w:r/>
+            <w:r>
+              <w:rPr>
+                <w:rFonts w:ascii="Times New Roman" w:hAnsi="Times New Roman"/>
+                <w:b w:val="0"/>
+                <w:sz w:val="12"/>
+              </w:rPr>
+            </w:r>
+          </w:p>
+        </w:tc>
+        <w:tc>
+          <w:tcPr>
+            <w:tcW w:type="dxa" w:w="2126"/>
+            <w:vAlign w:val="center"/>
+          </w:tcPr>
+          <w:p>
+            <w:pPr>
+              <w:spacing w:before="0" w:after="0" w:line="240" w:lineRule="auto"/>
+              <w:jc w:val="center"/>
+            </w:pPr>
+            <w:r/>
+            <w:r>
+              <w:rPr>
+                <w:rFonts w:ascii="Times New Roman" w:hAnsi="Times New Roman"/>
+                <w:b w:val="0"/>
+                <w:sz w:val="12"/>
+              </w:rPr>
+            </w:r>
+          </w:p>
+        </w:tc>
+        <w:tc>
+          <w:tcPr>
+            <w:tcW w:type="dxa" w:w="578"/>
+            <w:vAlign w:val="center"/>
+          </w:tcPr>
+          <w:p>
+            <w:pPr>
+              <w:spacing w:before="0" w:after="0" w:line="240" w:lineRule="auto"/>
+              <w:jc w:val="center"/>
+            </w:pPr>
+            <w:r/>
+            <w:r>
+              <w:rPr>
+                <w:rFonts w:ascii="Times New Roman" w:hAnsi="Times New Roman"/>
+                <w:b w:val="0"/>
+                <w:sz w:val="12"/>
+              </w:rPr>
+            </w:r>
+          </w:p>
+        </w:tc>
+        <w:tc>
+          <w:tcPr>
+            <w:tcW w:type="dxa" w:w="578"/>
+            <w:vAlign w:val="center"/>
+          </w:tcPr>
+          <w:p>
+            <w:pPr>
+              <w:spacing w:before="0" w:after="0" w:line="240" w:lineRule="auto"/>
+              <w:jc w:val="center"/>
+            </w:pPr>
+            <w:r/>
+            <w:r>
+              <w:rPr>
+                <w:rFonts w:ascii="Times New Roman" w:hAnsi="Times New Roman"/>
+                <w:b w:val="0"/>
+                <w:sz w:val="12"/>
+              </w:rPr>
+            </w:r>
+          </w:p>
+        </w:tc>
+        <w:tc>
+          <w:tcPr>
+            <w:tcW w:type="dxa" w:w="641"/>
+            <w:vAlign w:val="center"/>
+          </w:tcPr>
+          <w:p>
+            <w:pPr>
+              <w:spacing w:before="0" w:after="0" w:line="240" w:lineRule="auto"/>
+              <w:jc w:val="center"/>
+            </w:pPr>
+            <w:r/>
+            <w:r>
+              <w:rPr>
+                <w:rFonts w:ascii="Times New Roman" w:hAnsi="Times New Roman"/>
+                <w:b w:val="0"/>
+                <w:sz w:val="12"/>
+              </w:rPr>
+            </w:r>
+          </w:p>
+        </w:tc>
+        <w:tc>
+          <w:tcPr>
+            <w:tcW w:type="dxa" w:w="544"/>
+            <w:vAlign w:val="center"/>
+          </w:tcPr>
+          <w:p>
+            <w:pPr>
+              <w:spacing w:before="0" w:after="0" w:line="240" w:lineRule="auto"/>
+              <w:jc w:val="center"/>
+            </w:pPr>
+            <w:r/>
+            <w:r>
+              <w:rPr>
+                <w:rFonts w:ascii="Times New Roman" w:hAnsi="Times New Roman"/>
+                <w:b w:val="0"/>
+                <w:sz w:val="12"/>
+              </w:rPr>
+            </w:r>
+          </w:p>
+        </w:tc>
+        <w:tc>
+          <w:tcPr>
+            <w:tcW w:type="dxa" w:w="590"/>
+            <w:vAlign w:val="center"/>
+          </w:tcPr>
+          <w:p>
+            <w:pPr>
+              <w:spacing w:before="0" w:after="0" w:line="240" w:lineRule="auto"/>
+              <w:jc w:val="center"/>
+            </w:pPr>
+            <w:r/>
+            <w:r>
+              <w:rPr>
+                <w:rFonts w:ascii="Times New Roman" w:hAnsi="Times New Roman"/>
+                <w:b w:val="0"/>
+                <w:sz w:val="12"/>
+              </w:rPr>
+            </w:r>
+          </w:p>
+        </w:tc>
+        <w:tc>
+          <w:tcPr>
+            <w:tcW w:type="dxa" w:w="629"/>
+            <w:vAlign w:val="center"/>
+          </w:tcPr>
+          <w:p>
+            <w:pPr>
+              <w:spacing w:before="0" w:after="0" w:line="240" w:lineRule="auto"/>
+              <w:jc w:val="center"/>
+            </w:pPr>
+            <w:r/>
+            <w:r>
+              <w:rPr>
+                <w:rFonts w:ascii="Times New Roman" w:hAnsi="Times New Roman"/>
+                <w:b w:val="0"/>
+                <w:sz w:val="12"/>
+              </w:rPr>
+            </w:r>
+          </w:p>
+        </w:tc>
+        <w:tc>
+          <w:tcPr>
+            <w:tcW w:type="dxa" w:w="1593"/>
+            <w:vAlign w:val="center"/>
+          </w:tcPr>
+          <w:p>
+            <w:pPr>
+              <w:spacing w:before="0" w:after="0" w:line="240" w:lineRule="auto"/>
+              <w:jc w:val="center"/>
+            </w:pPr>
+            <w:r/>
+            <w:r>
+              <w:rPr>
+                <w:rFonts w:ascii="Times New Roman" w:hAnsi="Times New Roman"/>
+                <w:b w:val="0"/>
+                <w:sz w:val="12"/>
+              </w:rPr>
+            </w:r>
+          </w:p>
+        </w:tc>
+      </w:tr>
+      <w:tr>
+        <w:trPr>
+          <w:trHeight w:val="360" w:hRule="exact"/>
+        </w:trPr>
+        <w:tc>
+          <w:tcPr>
+            <w:tcW w:type="dxa" w:w="476"/>
+            <w:vAlign w:val="center"/>
+          </w:tcPr>
+          <w:p>
+            <w:pPr>
+              <w:spacing w:before="0" w:after="0" w:line="240" w:lineRule="auto"/>
+              <w:jc w:val="center"/>
+            </w:pPr>
+            <w:r/>
+            <w:r>
+              <w:rPr>
+                <w:rFonts w:ascii="Times New Roman" w:hAnsi="Times New Roman"/>
+                <w:b w:val="0"/>
+                <w:sz w:val="12"/>
+              </w:rPr>
+              <w:t>20</w:t>
+            </w:r>
+          </w:p>
+        </w:tc>
+        <w:tc>
+          <w:tcPr>
+            <w:tcW w:type="dxa" w:w="873"/>
+            <w:vAlign w:val="center"/>
+          </w:tcPr>
+          <w:p>
+            <w:pPr>
+              <w:spacing w:before="0" w:after="0" w:line="240" w:lineRule="auto"/>
+              <w:jc w:val="center"/>
+            </w:pPr>
+            <w:r/>
+            <w:r>
+              <w:rPr>
+                <w:rFonts w:ascii="Times New Roman" w:hAnsi="Times New Roman"/>
+                <w:b w:val="0"/>
+                <w:sz w:val="12"/>
+              </w:rPr>
+            </w:r>
+          </w:p>
+        </w:tc>
+        <w:tc>
+          <w:tcPr>
+            <w:tcW w:type="dxa" w:w="907"/>
+            <w:vAlign w:val="center"/>
+          </w:tcPr>
+          <w:p>
+            <w:pPr>
+              <w:spacing w:before="0" w:after="0" w:line="240" w:lineRule="auto"/>
+              <w:jc w:val="center"/>
+            </w:pPr>
+            <w:r/>
+            <w:r>
+              <w:rPr>
+                <w:rFonts w:ascii="Times New Roman" w:hAnsi="Times New Roman"/>
+                <w:b w:val="0"/>
+                <w:sz w:val="12"/>
+              </w:rPr>
+            </w:r>
+          </w:p>
+        </w:tc>
+        <w:tc>
+          <w:tcPr>
+            <w:tcW w:type="dxa" w:w="839"/>
+            <w:vAlign w:val="center"/>
+          </w:tcPr>
+          <w:p>
+            <w:pPr>
+              <w:spacing w:before="0" w:after="0" w:line="240" w:lineRule="auto"/>
+              <w:jc w:val="center"/>
+            </w:pPr>
+            <w:r/>
+            <w:r>
+              <w:rPr>
+                <w:rFonts w:ascii="Times New Roman" w:hAnsi="Times New Roman"/>
+                <w:b w:val="0"/>
+                <w:sz w:val="12"/>
+              </w:rPr>
+            </w:r>
+          </w:p>
+        </w:tc>
+        <w:tc>
+          <w:tcPr>
+            <w:tcW w:type="dxa" w:w="2126"/>
+            <w:vAlign w:val="center"/>
+          </w:tcPr>
+          <w:p>
+            <w:pPr>
+              <w:spacing w:before="0" w:after="0" w:line="240" w:lineRule="auto"/>
+              <w:jc w:val="center"/>
+            </w:pPr>
+            <w:r/>
+            <w:r>
+              <w:rPr>
+                <w:rFonts w:ascii="Times New Roman" w:hAnsi="Times New Roman"/>
+                <w:b w:val="0"/>
+                <w:sz w:val="12"/>
+              </w:rPr>
+            </w:r>
+          </w:p>
+        </w:tc>
+        <w:tc>
+          <w:tcPr>
+            <w:tcW w:type="dxa" w:w="578"/>
+            <w:vAlign w:val="center"/>
+          </w:tcPr>
+          <w:p>
+            <w:pPr>
+              <w:spacing w:before="0" w:after="0" w:line="240" w:lineRule="auto"/>
+              <w:jc w:val="center"/>
+            </w:pPr>
+            <w:r/>
+            <w:r>
+              <w:rPr>
+                <w:rFonts w:ascii="Times New Roman" w:hAnsi="Times New Roman"/>
+                <w:b w:val="0"/>
+                <w:sz w:val="12"/>
+              </w:rPr>
+            </w:r>
+          </w:p>
+        </w:tc>
+        <w:tc>
+          <w:tcPr>
+            <w:tcW w:type="dxa" w:w="578"/>
+            <w:vAlign w:val="center"/>
+          </w:tcPr>
+          <w:p>
+            <w:pPr>
+              <w:spacing w:before="0" w:after="0" w:line="240" w:lineRule="auto"/>
+              <w:jc w:val="center"/>
+            </w:pPr>
+            <w:r/>
+            <w:r>
+              <w:rPr>
+                <w:rFonts w:ascii="Times New Roman" w:hAnsi="Times New Roman"/>
+                <w:b w:val="0"/>
+                <w:sz w:val="12"/>
+              </w:rPr>
+            </w:r>
+          </w:p>
+        </w:tc>
+        <w:tc>
+          <w:tcPr>
+            <w:tcW w:type="dxa" w:w="641"/>
+            <w:vAlign w:val="center"/>
+          </w:tcPr>
+          <w:p>
+            <w:pPr>
+              <w:spacing w:before="0" w:after="0" w:line="240" w:lineRule="auto"/>
+              <w:jc w:val="center"/>
+            </w:pPr>
+            <w:r/>
+            <w:r>
+              <w:rPr>
+                <w:rFonts w:ascii="Times New Roman" w:hAnsi="Times New Roman"/>
+                <w:b w:val="0"/>
+                <w:sz w:val="12"/>
+              </w:rPr>
+            </w:r>
+          </w:p>
+        </w:tc>
+        <w:tc>
+          <w:tcPr>
+            <w:tcW w:type="dxa" w:w="544"/>
+            <w:vAlign w:val="center"/>
+          </w:tcPr>
+          <w:p>
+            <w:pPr>
+              <w:spacing w:before="0" w:after="0" w:line="240" w:lineRule="auto"/>
+              <w:jc w:val="center"/>
+            </w:pPr>
+            <w:r/>
+            <w:r>
+              <w:rPr>
+                <w:rFonts w:ascii="Times New Roman" w:hAnsi="Times New Roman"/>
+                <w:b w:val="0"/>
+                <w:sz w:val="12"/>
+              </w:rPr>
+            </w:r>
+          </w:p>
+        </w:tc>
+        <w:tc>
+          <w:tcPr>
+            <w:tcW w:type="dxa" w:w="590"/>
+            <w:vAlign w:val="center"/>
+          </w:tcPr>
+          <w:p>
+            <w:pPr>
+              <w:spacing w:before="0" w:after="0" w:line="240" w:lineRule="auto"/>
+              <w:jc w:val="center"/>
+            </w:pPr>
+            <w:r/>
+            <w:r>
+              <w:rPr>
+                <w:rFonts w:ascii="Times New Roman" w:hAnsi="Times New Roman"/>
+                <w:b w:val="0"/>
+                <w:sz w:val="12"/>
+              </w:rPr>
+            </w:r>
+          </w:p>
+        </w:tc>
+        <w:tc>
+          <w:tcPr>
+            <w:tcW w:type="dxa" w:w="629"/>
+            <w:vAlign w:val="center"/>
+          </w:tcPr>
+          <w:p>
+            <w:pPr>
+              <w:spacing w:before="0" w:after="0" w:line="240" w:lineRule="auto"/>
+              <w:jc w:val="center"/>
+            </w:pPr>
+            <w:r/>
+            <w:r>
+              <w:rPr>
+                <w:rFonts w:ascii="Times New Roman" w:hAnsi="Times New Roman"/>
+                <w:b w:val="0"/>
+                <w:sz w:val="12"/>
+              </w:rPr>
+            </w:r>
+          </w:p>
+        </w:tc>
+        <w:tc>
+          <w:tcPr>
+            <w:tcW w:type="dxa" w:w="1593"/>
+            <w:vAlign w:val="center"/>
+          </w:tcPr>
+          <w:p>
+            <w:pPr>
+              <w:spacing w:before="0" w:after="0" w:line="240" w:lineRule="auto"/>
+              <w:jc w:val="center"/>
+            </w:pPr>
+            <w:r/>
+            <w:r>
+              <w:rPr>
+                <w:rFonts w:ascii="Times New Roman" w:hAnsi="Times New Roman"/>
+                <w:b w:val="0"/>
+                <w:sz w:val="12"/>
+              </w:rPr>
+            </w:r>
+          </w:p>
+        </w:tc>
+      </w:tr>
+      <w:tr>
+        <w:trPr>
+          <w:trHeight w:val="360" w:hRule="exact"/>
+        </w:trPr>
+        <w:tc>
+          <w:tcPr>
+            <w:tcW w:type="dxa" w:w="476"/>
+            <w:vAlign w:val="center"/>
+          </w:tcPr>
+          <w:p>
+            <w:pPr>
+              <w:spacing w:before="0" w:after="0" w:line="240" w:lineRule="auto"/>
+              <w:jc w:val="center"/>
+            </w:pPr>
+            <w:r/>
+            <w:r>
+              <w:rPr>
+                <w:rFonts w:ascii="Times New Roman" w:hAnsi="Times New Roman"/>
+                <w:b w:val="0"/>
+                <w:sz w:val="12"/>
+              </w:rPr>
+              <w:t>21</w:t>
+            </w:r>
+          </w:p>
+        </w:tc>
+        <w:tc>
+          <w:tcPr>
+            <w:tcW w:type="dxa" w:w="873"/>
+            <w:vAlign w:val="center"/>
+          </w:tcPr>
+          <w:p>
+            <w:pPr>
+              <w:spacing w:before="0" w:after="0" w:line="240" w:lineRule="auto"/>
+              <w:jc w:val="center"/>
+            </w:pPr>
+            <w:r/>
+            <w:r>
+              <w:rPr>
+                <w:rFonts w:ascii="Times New Roman" w:hAnsi="Times New Roman"/>
+                <w:b w:val="0"/>
+                <w:sz w:val="12"/>
+              </w:rPr>
+            </w:r>
+          </w:p>
+        </w:tc>
+        <w:tc>
+          <w:tcPr>
+            <w:tcW w:type="dxa" w:w="907"/>
+            <w:vAlign w:val="center"/>
+          </w:tcPr>
+          <w:p>
+            <w:pPr>
+              <w:spacing w:before="0" w:after="0" w:line="240" w:lineRule="auto"/>
+              <w:jc w:val="center"/>
+            </w:pPr>
+            <w:r/>
+            <w:r>
+              <w:rPr>
+                <w:rFonts w:ascii="Times New Roman" w:hAnsi="Times New Roman"/>
+                <w:b w:val="0"/>
+                <w:sz w:val="12"/>
+              </w:rPr>
+            </w:r>
+          </w:p>
+        </w:tc>
+        <w:tc>
+          <w:tcPr>
+            <w:tcW w:type="dxa" w:w="839"/>
+            <w:vAlign w:val="center"/>
+          </w:tcPr>
+          <w:p>
+            <w:pPr>
+              <w:spacing w:before="0" w:after="0" w:line="240" w:lineRule="auto"/>
+              <w:jc w:val="center"/>
+            </w:pPr>
+            <w:r/>
+            <w:r>
+              <w:rPr>
+                <w:rFonts w:ascii="Times New Roman" w:hAnsi="Times New Roman"/>
+                <w:b w:val="0"/>
+                <w:sz w:val="12"/>
+              </w:rPr>
+            </w:r>
+          </w:p>
+        </w:tc>
+        <w:tc>
+          <w:tcPr>
+            <w:tcW w:type="dxa" w:w="2126"/>
+            <w:vAlign w:val="center"/>
+          </w:tcPr>
+          <w:p>
+            <w:pPr>
+              <w:spacing w:before="0" w:after="0" w:line="240" w:lineRule="auto"/>
+              <w:jc w:val="center"/>
+            </w:pPr>
+            <w:r/>
+            <w:r>
+              <w:rPr>
+                <w:rFonts w:ascii="Times New Roman" w:hAnsi="Times New Roman"/>
+                <w:b w:val="0"/>
+                <w:sz w:val="12"/>
+              </w:rPr>
+            </w:r>
+          </w:p>
+        </w:tc>
+        <w:tc>
+          <w:tcPr>
+            <w:tcW w:type="dxa" w:w="578"/>
+            <w:vAlign w:val="center"/>
+          </w:tcPr>
+          <w:p>
+            <w:pPr>
+              <w:spacing w:before="0" w:after="0" w:line="240" w:lineRule="auto"/>
+              <w:jc w:val="center"/>
+            </w:pPr>
+            <w:r/>
+            <w:r>
+              <w:rPr>
+                <w:rFonts w:ascii="Times New Roman" w:hAnsi="Times New Roman"/>
+                <w:b w:val="0"/>
+                <w:sz w:val="12"/>
+              </w:rPr>
+            </w:r>
+          </w:p>
+        </w:tc>
+        <w:tc>
+          <w:tcPr>
+            <w:tcW w:type="dxa" w:w="578"/>
+            <w:vAlign w:val="center"/>
+          </w:tcPr>
+          <w:p>
+            <w:pPr>
+              <w:spacing w:before="0" w:after="0" w:line="240" w:lineRule="auto"/>
+              <w:jc w:val="center"/>
+            </w:pPr>
+            <w:r/>
+            <w:r>
+              <w:rPr>
+                <w:rFonts w:ascii="Times New Roman" w:hAnsi="Times New Roman"/>
+                <w:b w:val="0"/>
+                <w:sz w:val="12"/>
+              </w:rPr>
+            </w:r>
+          </w:p>
+        </w:tc>
+        <w:tc>
+          <w:tcPr>
+            <w:tcW w:type="dxa" w:w="641"/>
+            <w:vAlign w:val="center"/>
+          </w:tcPr>
+          <w:p>
+            <w:pPr>
+              <w:spacing w:before="0" w:after="0" w:line="240" w:lineRule="auto"/>
+              <w:jc w:val="center"/>
+            </w:pPr>
+            <w:r/>
+            <w:r>
+              <w:rPr>
+                <w:rFonts w:ascii="Times New Roman" w:hAnsi="Times New Roman"/>
+                <w:b w:val="0"/>
+                <w:sz w:val="12"/>
+              </w:rPr>
+            </w:r>
+          </w:p>
+        </w:tc>
+        <w:tc>
+          <w:tcPr>
+            <w:tcW w:type="dxa" w:w="544"/>
+            <w:vAlign w:val="center"/>
+          </w:tcPr>
+          <w:p>
+            <w:pPr>
+              <w:spacing w:before="0" w:after="0" w:line="240" w:lineRule="auto"/>
+              <w:jc w:val="center"/>
+            </w:pPr>
+            <w:r/>
+            <w:r>
+              <w:rPr>
+                <w:rFonts w:ascii="Times New Roman" w:hAnsi="Times New Roman"/>
+                <w:b w:val="0"/>
+                <w:sz w:val="12"/>
+              </w:rPr>
+            </w:r>
+          </w:p>
+        </w:tc>
+        <w:tc>
+          <w:tcPr>
+            <w:tcW w:type="dxa" w:w="590"/>
+            <w:vAlign w:val="center"/>
+          </w:tcPr>
+          <w:p>
+            <w:pPr>
+              <w:spacing w:before="0" w:after="0" w:line="240" w:lineRule="auto"/>
+              <w:jc w:val="center"/>
+            </w:pPr>
+            <w:r/>
+            <w:r>
+              <w:rPr>
+                <w:rFonts w:ascii="Times New Roman" w:hAnsi="Times New Roman"/>
+                <w:b w:val="0"/>
+                <w:sz w:val="12"/>
+              </w:rPr>
+            </w:r>
+          </w:p>
+        </w:tc>
+        <w:tc>
+          <w:tcPr>
+            <w:tcW w:type="dxa" w:w="629"/>
+            <w:vAlign w:val="center"/>
+          </w:tcPr>
+          <w:p>
+            <w:pPr>
+              <w:spacing w:before="0" w:after="0" w:line="240" w:lineRule="auto"/>
+              <w:jc w:val="center"/>
+            </w:pPr>
+            <w:r/>
+            <w:r>
+              <w:rPr>
+                <w:rFonts w:ascii="Times New Roman" w:hAnsi="Times New Roman"/>
+                <w:b w:val="0"/>
+                <w:sz w:val="12"/>
+              </w:rPr>
+            </w:r>
+          </w:p>
+        </w:tc>
+        <w:tc>
+          <w:tcPr>
+            <w:tcW w:type="dxa" w:w="1593"/>
+            <w:vAlign w:val="center"/>
+          </w:tcPr>
+          <w:p>
+            <w:pPr>
+              <w:spacing w:before="0" w:after="0" w:line="240" w:lineRule="auto"/>
+              <w:jc w:val="center"/>
+            </w:pPr>
+            <w:r/>
+            <w:r>
+              <w:rPr>
+                <w:rFonts w:ascii="Times New Roman" w:hAnsi="Times New Roman"/>
+                <w:b w:val="0"/>
+                <w:sz w:val="12"/>
+              </w:rPr>
+            </w:r>
+          </w:p>
+        </w:tc>
+      </w:tr>
+      <w:tr>
+        <w:trPr>
+          <w:trHeight w:val="360" w:hRule="exact"/>
+        </w:trPr>
+        <w:tc>
+          <w:tcPr>
+            <w:tcW w:type="dxa" w:w="476"/>
+            <w:vAlign w:val="center"/>
+          </w:tcPr>
+          <w:p>
+            <w:pPr>
+              <w:spacing w:before="0" w:after="0" w:line="240" w:lineRule="auto"/>
+              <w:jc w:val="center"/>
+            </w:pPr>
+            <w:r/>
+            <w:r>
+              <w:rPr>
+                <w:rFonts w:ascii="Times New Roman" w:hAnsi="Times New Roman"/>
+                <w:b w:val="0"/>
+                <w:sz w:val="12"/>
+              </w:rPr>
+              <w:t>22</w:t>
+            </w:r>
+          </w:p>
+        </w:tc>
+        <w:tc>
+          <w:tcPr>
+            <w:tcW w:type="dxa" w:w="873"/>
+            <w:vAlign w:val="center"/>
+          </w:tcPr>
+          <w:p>
+            <w:pPr>
+              <w:spacing w:before="0" w:after="0" w:line="240" w:lineRule="auto"/>
+              <w:jc w:val="center"/>
+            </w:pPr>
+            <w:r/>
+            <w:r>
+              <w:rPr>
+                <w:rFonts w:ascii="Times New Roman" w:hAnsi="Times New Roman"/>
+                <w:b w:val="0"/>
+                <w:sz w:val="12"/>
+              </w:rPr>
+            </w:r>
+          </w:p>
+        </w:tc>
+        <w:tc>
+          <w:tcPr>
+            <w:tcW w:type="dxa" w:w="907"/>
+            <w:vAlign w:val="center"/>
+          </w:tcPr>
+          <w:p>
+            <w:pPr>
+              <w:spacing w:before="0" w:after="0" w:line="240" w:lineRule="auto"/>
+              <w:jc w:val="center"/>
+            </w:pPr>
+            <w:r/>
+            <w:r>
+              <w:rPr>
+                <w:rFonts w:ascii="Times New Roman" w:hAnsi="Times New Roman"/>
+                <w:b w:val="0"/>
+                <w:sz w:val="12"/>
+              </w:rPr>
+            </w:r>
+          </w:p>
+        </w:tc>
+        <w:tc>
+          <w:tcPr>
+            <w:tcW w:type="dxa" w:w="839"/>
+            <w:vAlign w:val="center"/>
+          </w:tcPr>
+          <w:p>
+            <w:pPr>
+              <w:spacing w:before="0" w:after="0" w:line="240" w:lineRule="auto"/>
+              <w:jc w:val="center"/>
+            </w:pPr>
+            <w:r/>
+            <w:r>
+              <w:rPr>
+                <w:rFonts w:ascii="Times New Roman" w:hAnsi="Times New Roman"/>
+                <w:b w:val="0"/>
+                <w:sz w:val="12"/>
+              </w:rPr>
+            </w:r>
+          </w:p>
+        </w:tc>
+        <w:tc>
+          <w:tcPr>
+            <w:tcW w:type="dxa" w:w="2126"/>
+            <w:vAlign w:val="center"/>
+          </w:tcPr>
+          <w:p>
+            <w:pPr>
+              <w:spacing w:before="0" w:after="0" w:line="240" w:lineRule="auto"/>
+              <w:jc w:val="center"/>
+            </w:pPr>
+            <w:r/>
+            <w:r>
+              <w:rPr>
+                <w:rFonts w:ascii="Times New Roman" w:hAnsi="Times New Roman"/>
+                <w:b w:val="0"/>
+                <w:sz w:val="12"/>
+              </w:rPr>
+            </w:r>
+          </w:p>
+        </w:tc>
+        <w:tc>
+          <w:tcPr>
+            <w:tcW w:type="dxa" w:w="578"/>
+            <w:vAlign w:val="center"/>
+          </w:tcPr>
+          <w:p>
+            <w:pPr>
+              <w:spacing w:before="0" w:after="0" w:line="240" w:lineRule="auto"/>
+              <w:jc w:val="center"/>
+            </w:pPr>
+            <w:r/>
+            <w:r>
+              <w:rPr>
+                <w:rFonts w:ascii="Times New Roman" w:hAnsi="Times New Roman"/>
+                <w:b w:val="0"/>
+                <w:sz w:val="12"/>
+              </w:rPr>
+            </w:r>
+          </w:p>
+        </w:tc>
+        <w:tc>
+          <w:tcPr>
+            <w:tcW w:type="dxa" w:w="578"/>
+            <w:vAlign w:val="center"/>
+          </w:tcPr>
+          <w:p>
+            <w:pPr>
+              <w:spacing w:before="0" w:after="0" w:line="240" w:lineRule="auto"/>
+              <w:jc w:val="center"/>
+            </w:pPr>
+            <w:r/>
+            <w:r>
+              <w:rPr>
+                <w:rFonts w:ascii="Times New Roman" w:hAnsi="Times New Roman"/>
+                <w:b w:val="0"/>
+                <w:sz w:val="12"/>
+              </w:rPr>
+            </w:r>
+          </w:p>
+        </w:tc>
+        <w:tc>
+          <w:tcPr>
+            <w:tcW w:type="dxa" w:w="641"/>
+            <w:vAlign w:val="center"/>
+          </w:tcPr>
+          <w:p>
+            <w:pPr>
+              <w:spacing w:before="0" w:after="0" w:line="240" w:lineRule="auto"/>
+              <w:jc w:val="center"/>
+            </w:pPr>
+            <w:r/>
+            <w:r>
+              <w:rPr>
+                <w:rFonts w:ascii="Times New Roman" w:hAnsi="Times New Roman"/>
+                <w:b w:val="0"/>
+                <w:sz w:val="12"/>
+              </w:rPr>
+            </w:r>
+          </w:p>
+        </w:tc>
+        <w:tc>
+          <w:tcPr>
+            <w:tcW w:type="dxa" w:w="544"/>
+            <w:vAlign w:val="center"/>
+          </w:tcPr>
+          <w:p>
+            <w:pPr>
+              <w:spacing w:before="0" w:after="0" w:line="240" w:lineRule="auto"/>
+              <w:jc w:val="center"/>
+            </w:pPr>
+            <w:r/>
+            <w:r>
+              <w:rPr>
+                <w:rFonts w:ascii="Times New Roman" w:hAnsi="Times New Roman"/>
+                <w:b w:val="0"/>
+                <w:sz w:val="12"/>
+              </w:rPr>
+            </w:r>
+          </w:p>
+        </w:tc>
+        <w:tc>
+          <w:tcPr>
+            <w:tcW w:type="dxa" w:w="590"/>
+            <w:vAlign w:val="center"/>
+          </w:tcPr>
+          <w:p>
+            <w:pPr>
+              <w:spacing w:before="0" w:after="0" w:line="240" w:lineRule="auto"/>
+              <w:jc w:val="center"/>
+            </w:pPr>
+            <w:r/>
+            <w:r>
+              <w:rPr>
+                <w:rFonts w:ascii="Times New Roman" w:hAnsi="Times New Roman"/>
+                <w:b w:val="0"/>
+                <w:sz w:val="12"/>
+              </w:rPr>
+            </w:r>
+          </w:p>
+        </w:tc>
+        <w:tc>
+          <w:tcPr>
+            <w:tcW w:type="dxa" w:w="629"/>
+            <w:vAlign w:val="center"/>
+          </w:tcPr>
+          <w:p>
+            <w:pPr>
+              <w:spacing w:before="0" w:after="0" w:line="240" w:lineRule="auto"/>
+              <w:jc w:val="center"/>
+            </w:pPr>
+            <w:r/>
+            <w:r>
+              <w:rPr>
+                <w:rFonts w:ascii="Times New Roman" w:hAnsi="Times New Roman"/>
+                <w:b w:val="0"/>
+                <w:sz w:val="12"/>
+              </w:rPr>
+            </w:r>
+          </w:p>
+        </w:tc>
+        <w:tc>
+          <w:tcPr>
+            <w:tcW w:type="dxa" w:w="1593"/>
+            <w:vAlign w:val="center"/>
+          </w:tcPr>
+          <w:p>
+            <w:pPr>
+              <w:spacing w:before="0" w:after="0" w:line="240" w:lineRule="auto"/>
+              <w:jc w:val="center"/>
+            </w:pPr>
+            <w:r/>
+            <w:r>
+              <w:rPr>
+                <w:rFonts w:ascii="Times New Roman" w:hAnsi="Times New Roman"/>
+                <w:b w:val="0"/>
+                <w:sz w:val="12"/>
+              </w:rPr>
+            </w:r>
+          </w:p>
+        </w:tc>
+      </w:tr>
+      <w:tr>
+        <w:trPr>
+          <w:trHeight w:val="360" w:hRule="exact"/>
+        </w:trPr>
+        <w:tc>
+          <w:tcPr>
+            <w:tcW w:type="dxa" w:w="476"/>
+            <w:vAlign w:val="center"/>
+          </w:tcPr>
+          <w:p>
+            <w:pPr>
+              <w:spacing w:before="0" w:after="0" w:line="240" w:lineRule="auto"/>
+              <w:jc w:val="center"/>
+            </w:pPr>
+            <w:r/>
+            <w:r>
+              <w:rPr>
+                <w:rFonts w:ascii="Times New Roman" w:hAnsi="Times New Roman"/>
+                <w:b w:val="0"/>
+                <w:sz w:val="12"/>
+              </w:rPr>
+              <w:t>23</w:t>
+            </w:r>
+          </w:p>
+        </w:tc>
+        <w:tc>
+          <w:tcPr>
+            <w:tcW w:type="dxa" w:w="873"/>
+            <w:vAlign w:val="center"/>
+          </w:tcPr>
+          <w:p>
+            <w:pPr>
+              <w:spacing w:before="0" w:after="0" w:line="240" w:lineRule="auto"/>
+              <w:jc w:val="center"/>
+            </w:pPr>
+            <w:r/>
+            <w:r>
+              <w:rPr>
+                <w:rFonts w:ascii="Times New Roman" w:hAnsi="Times New Roman"/>
+                <w:b w:val="0"/>
+                <w:sz w:val="12"/>
+              </w:rPr>
+            </w:r>
+          </w:p>
+        </w:tc>
+        <w:tc>
+          <w:tcPr>
+            <w:tcW w:type="dxa" w:w="907"/>
+            <w:vAlign w:val="center"/>
+          </w:tcPr>
+          <w:p>
+            <w:pPr>
+              <w:spacing w:before="0" w:after="0" w:line="240" w:lineRule="auto"/>
+              <w:jc w:val="center"/>
+            </w:pPr>
+            <w:r/>
+            <w:r>
+              <w:rPr>
+                <w:rFonts w:ascii="Times New Roman" w:hAnsi="Times New Roman"/>
+                <w:b w:val="0"/>
+                <w:sz w:val="12"/>
+              </w:rPr>
+            </w:r>
+          </w:p>
+        </w:tc>
+        <w:tc>
+          <w:tcPr>
+            <w:tcW w:type="dxa" w:w="839"/>
+            <w:vAlign w:val="center"/>
+          </w:tcPr>
+          <w:p>
+            <w:pPr>
+              <w:spacing w:before="0" w:after="0" w:line="240" w:lineRule="auto"/>
+              <w:jc w:val="center"/>
+            </w:pPr>
+            <w:r/>
+            <w:r>
+              <w:rPr>
+                <w:rFonts w:ascii="Times New Roman" w:hAnsi="Times New Roman"/>
+                <w:b w:val="0"/>
+                <w:sz w:val="12"/>
+              </w:rPr>
+            </w:r>
+          </w:p>
+        </w:tc>
+        <w:tc>
+          <w:tcPr>
+            <w:tcW w:type="dxa" w:w="2126"/>
+            <w:vAlign w:val="center"/>
+          </w:tcPr>
+          <w:p>
+            <w:pPr>
+              <w:spacing w:before="0" w:after="0" w:line="240" w:lineRule="auto"/>
+              <w:jc w:val="center"/>
+            </w:pPr>
+            <w:r/>
+            <w:r>
+              <w:rPr>
+                <w:rFonts w:ascii="Times New Roman" w:hAnsi="Times New Roman"/>
+                <w:b w:val="0"/>
+                <w:sz w:val="12"/>
+              </w:rPr>
+            </w:r>
+          </w:p>
+        </w:tc>
+        <w:tc>
+          <w:tcPr>
+            <w:tcW w:type="dxa" w:w="578"/>
+            <w:vAlign w:val="center"/>
+          </w:tcPr>
+          <w:p>
+            <w:pPr>
+              <w:spacing w:before="0" w:after="0" w:line="240" w:lineRule="auto"/>
+              <w:jc w:val="center"/>
+            </w:pPr>
+            <w:r/>
+            <w:r>
+              <w:rPr>
+                <w:rFonts w:ascii="Times New Roman" w:hAnsi="Times New Roman"/>
+                <w:b w:val="0"/>
+                <w:sz w:val="12"/>
+              </w:rPr>
+            </w:r>
+          </w:p>
+        </w:tc>
+        <w:tc>
+          <w:tcPr>
+            <w:tcW w:type="dxa" w:w="578"/>
+            <w:vAlign w:val="center"/>
+          </w:tcPr>
+          <w:p>
+            <w:pPr>
+              <w:spacing w:before="0" w:after="0" w:line="240" w:lineRule="auto"/>
+              <w:jc w:val="center"/>
+            </w:pPr>
+            <w:r/>
+            <w:r>
+              <w:rPr>
+                <w:rFonts w:ascii="Times New Roman" w:hAnsi="Times New Roman"/>
+                <w:b w:val="0"/>
+                <w:sz w:val="12"/>
+              </w:rPr>
+            </w:r>
+          </w:p>
+        </w:tc>
+        <w:tc>
+          <w:tcPr>
+            <w:tcW w:type="dxa" w:w="641"/>
+            <w:vAlign w:val="center"/>
+          </w:tcPr>
+          <w:p>
+            <w:pPr>
+              <w:spacing w:before="0" w:after="0" w:line="240" w:lineRule="auto"/>
+              <w:jc w:val="center"/>
+            </w:pPr>
+            <w:r/>
+            <w:r>
+              <w:rPr>
+                <w:rFonts w:ascii="Times New Roman" w:hAnsi="Times New Roman"/>
+                <w:b w:val="0"/>
+                <w:sz w:val="12"/>
+              </w:rPr>
+            </w:r>
+          </w:p>
+        </w:tc>
+        <w:tc>
+          <w:tcPr>
+            <w:tcW w:type="dxa" w:w="544"/>
+            <w:vAlign w:val="center"/>
+          </w:tcPr>
+          <w:p>
+            <w:pPr>
+              <w:spacing w:before="0" w:after="0" w:line="240" w:lineRule="auto"/>
+              <w:jc w:val="center"/>
+            </w:pPr>
+            <w:r/>
+            <w:r>
+              <w:rPr>
+                <w:rFonts w:ascii="Times New Roman" w:hAnsi="Times New Roman"/>
+                <w:b w:val="0"/>
+                <w:sz w:val="12"/>
+              </w:rPr>
+            </w:r>
+          </w:p>
+        </w:tc>
+        <w:tc>
+          <w:tcPr>
+            <w:tcW w:type="dxa" w:w="590"/>
+            <w:vAlign w:val="center"/>
+          </w:tcPr>
+          <w:p>
+            <w:pPr>
+              <w:spacing w:before="0" w:after="0" w:line="240" w:lineRule="auto"/>
+              <w:jc w:val="center"/>
+            </w:pPr>
+            <w:r/>
+            <w:r>
+              <w:rPr>
+                <w:rFonts w:ascii="Times New Roman" w:hAnsi="Times New Roman"/>
+                <w:b w:val="0"/>
+                <w:sz w:val="12"/>
+              </w:rPr>
+            </w:r>
+          </w:p>
+        </w:tc>
+        <w:tc>
+          <w:tcPr>
+            <w:tcW w:type="dxa" w:w="629"/>
+            <w:vAlign w:val="center"/>
+          </w:tcPr>
+          <w:p>
+            <w:pPr>
+              <w:spacing w:before="0" w:after="0" w:line="240" w:lineRule="auto"/>
+              <w:jc w:val="center"/>
+            </w:pPr>
+            <w:r/>
+            <w:r>
+              <w:rPr>
+                <w:rFonts w:ascii="Times New Roman" w:hAnsi="Times New Roman"/>
+                <w:b w:val="0"/>
+                <w:sz w:val="12"/>
+              </w:rPr>
+            </w:r>
+          </w:p>
+        </w:tc>
+        <w:tc>
+          <w:tcPr>
+            <w:tcW w:type="dxa" w:w="1593"/>
+            <w:vAlign w:val="center"/>
+          </w:tcPr>
+          <w:p>
+            <w:pPr>
+              <w:spacing w:before="0" w:after="0" w:line="240" w:lineRule="auto"/>
+              <w:jc w:val="center"/>
+            </w:pPr>
+            <w:r/>
+            <w:r>
+              <w:rPr>
+                <w:rFonts w:ascii="Times New Roman" w:hAnsi="Times New Roman"/>
+                <w:b w:val="0"/>
+                <w:sz w:val="12"/>
+              </w:rPr>
+            </w:r>
+          </w:p>
+        </w:tc>
+      </w:tr>
+      <w:tr>
+        <w:trPr>
+          <w:trHeight w:val="360" w:hRule="exact"/>
+        </w:trPr>
+        <w:tc>
+          <w:tcPr>
+            <w:tcW w:type="dxa" w:w="476"/>
+            <w:vAlign w:val="center"/>
+          </w:tcPr>
+          <w:p>
+            <w:pPr>
+              <w:spacing w:before="0" w:after="0" w:line="240" w:lineRule="auto"/>
+              <w:jc w:val="center"/>
+            </w:pPr>
+            <w:r/>
+            <w:r>
+              <w:rPr>
+                <w:rFonts w:ascii="Times New Roman" w:hAnsi="Times New Roman"/>
+                <w:b w:val="0"/>
+                <w:sz w:val="12"/>
+              </w:rPr>
+              <w:t>24</w:t>
+            </w:r>
+          </w:p>
+        </w:tc>
+        <w:tc>
+          <w:tcPr>
+            <w:tcW w:type="dxa" w:w="873"/>
+            <w:vAlign w:val="center"/>
+          </w:tcPr>
+          <w:p>
+            <w:pPr>
+              <w:spacing w:before="0" w:after="0" w:line="240" w:lineRule="auto"/>
+              <w:jc w:val="center"/>
+            </w:pPr>
+            <w:r/>
+            <w:r>
+              <w:rPr>
+                <w:rFonts w:ascii="Times New Roman" w:hAnsi="Times New Roman"/>
+                <w:b w:val="0"/>
+                <w:sz w:val="12"/>
+              </w:rPr>
+            </w:r>
+          </w:p>
+        </w:tc>
+        <w:tc>
+          <w:tcPr>
+            <w:tcW w:type="dxa" w:w="907"/>
+            <w:vAlign w:val="center"/>
+          </w:tcPr>
+          <w:p>
+            <w:pPr>
+              <w:spacing w:before="0" w:after="0" w:line="240" w:lineRule="auto"/>
+              <w:jc w:val="center"/>
+            </w:pPr>
+            <w:r/>
+            <w:r>
+              <w:rPr>
+                <w:rFonts w:ascii="Times New Roman" w:hAnsi="Times New Roman"/>
+                <w:b w:val="0"/>
+                <w:sz w:val="12"/>
+              </w:rPr>
+            </w:r>
+          </w:p>
+        </w:tc>
+        <w:tc>
+          <w:tcPr>
+            <w:tcW w:type="dxa" w:w="839"/>
+            <w:vAlign w:val="center"/>
+          </w:tcPr>
+          <w:p>
+            <w:pPr>
+              <w:spacing w:before="0" w:after="0" w:line="240" w:lineRule="auto"/>
+              <w:jc w:val="center"/>
+            </w:pPr>
+            <w:r/>
+            <w:r>
+              <w:rPr>
+                <w:rFonts w:ascii="Times New Roman" w:hAnsi="Times New Roman"/>
+                <w:b w:val="0"/>
+                <w:sz w:val="12"/>
+              </w:rPr>
+            </w:r>
+          </w:p>
+        </w:tc>
+        <w:tc>
+          <w:tcPr>
+            <w:tcW w:type="dxa" w:w="2126"/>
+            <w:vAlign w:val="center"/>
+          </w:tcPr>
+          <w:p>
+            <w:pPr>
+              <w:spacing w:before="0" w:after="0" w:line="240" w:lineRule="auto"/>
+              <w:jc w:val="center"/>
+            </w:pPr>
+            <w:r/>
+            <w:r>
+              <w:rPr>
+                <w:rFonts w:ascii="Times New Roman" w:hAnsi="Times New Roman"/>
+                <w:b w:val="0"/>
+                <w:sz w:val="12"/>
+              </w:rPr>
+            </w:r>
+          </w:p>
+        </w:tc>
+        <w:tc>
+          <w:tcPr>
+            <w:tcW w:type="dxa" w:w="578"/>
+            <w:vAlign w:val="center"/>
+          </w:tcPr>
+          <w:p>
+            <w:pPr>
+              <w:spacing w:before="0" w:after="0" w:line="240" w:lineRule="auto"/>
+              <w:jc w:val="center"/>
+            </w:pPr>
+            <w:r/>
+            <w:r>
+              <w:rPr>
+                <w:rFonts w:ascii="Times New Roman" w:hAnsi="Times New Roman"/>
+                <w:b w:val="0"/>
+                <w:sz w:val="12"/>
+              </w:rPr>
+            </w:r>
+          </w:p>
+        </w:tc>
+        <w:tc>
+          <w:tcPr>
+            <w:tcW w:type="dxa" w:w="578"/>
+            <w:vAlign w:val="center"/>
+          </w:tcPr>
+          <w:p>
+            <w:pPr>
+              <w:spacing w:before="0" w:after="0" w:line="240" w:lineRule="auto"/>
+              <w:jc w:val="center"/>
+            </w:pPr>
+            <w:r/>
+            <w:r>
+              <w:rPr>
+                <w:rFonts w:ascii="Times New Roman" w:hAnsi="Times New Roman"/>
+                <w:b w:val="0"/>
+                <w:sz w:val="12"/>
+              </w:rPr>
+            </w:r>
+          </w:p>
+        </w:tc>
+        <w:tc>
+          <w:tcPr>
+            <w:tcW w:type="dxa" w:w="641"/>
+            <w:vAlign w:val="center"/>
+          </w:tcPr>
+          <w:p>
+            <w:pPr>
+              <w:spacing w:before="0" w:after="0" w:line="240" w:lineRule="auto"/>
+              <w:jc w:val="center"/>
+            </w:pPr>
+            <w:r/>
+            <w:r>
+              <w:rPr>
+                <w:rFonts w:ascii="Times New Roman" w:hAnsi="Times New Roman"/>
+                <w:b w:val="0"/>
+                <w:sz w:val="12"/>
+              </w:rPr>
+            </w:r>
+          </w:p>
+        </w:tc>
+        <w:tc>
+          <w:tcPr>
+            <w:tcW w:type="dxa" w:w="544"/>
+            <w:vAlign w:val="center"/>
+          </w:tcPr>
+          <w:p>
+            <w:pPr>
+              <w:spacing w:before="0" w:after="0" w:line="240" w:lineRule="auto"/>
+              <w:jc w:val="center"/>
+            </w:pPr>
+            <w:r/>
+            <w:r>
+              <w:rPr>
+                <w:rFonts w:ascii="Times New Roman" w:hAnsi="Times New Roman"/>
+                <w:b w:val="0"/>
+                <w:sz w:val="12"/>
+              </w:rPr>
+            </w:r>
+          </w:p>
+        </w:tc>
+        <w:tc>
+          <w:tcPr>
+            <w:tcW w:type="dxa" w:w="590"/>
+            <w:vAlign w:val="center"/>
+          </w:tcPr>
+          <w:p>
+            <w:pPr>
+              <w:spacing w:before="0" w:after="0" w:line="240" w:lineRule="auto"/>
+              <w:jc w:val="center"/>
+            </w:pPr>
+            <w:r/>
+            <w:r>
+              <w:rPr>
+                <w:rFonts w:ascii="Times New Roman" w:hAnsi="Times New Roman"/>
+                <w:b w:val="0"/>
+                <w:sz w:val="12"/>
+              </w:rPr>
+            </w:r>
+          </w:p>
+        </w:tc>
+        <w:tc>
+          <w:tcPr>
+            <w:tcW w:type="dxa" w:w="629"/>
+            <w:vAlign w:val="center"/>
+          </w:tcPr>
+          <w:p>
+            <w:pPr>
+              <w:spacing w:before="0" w:after="0" w:line="240" w:lineRule="auto"/>
+              <w:jc w:val="center"/>
+            </w:pPr>
+            <w:r/>
+            <w:r>
+              <w:rPr>
+                <w:rFonts w:ascii="Times New Roman" w:hAnsi="Times New Roman"/>
+                <w:b w:val="0"/>
+                <w:sz w:val="12"/>
+              </w:rPr>
+            </w:r>
+          </w:p>
+        </w:tc>
+        <w:tc>
+          <w:tcPr>
+            <w:tcW w:type="dxa" w:w="1593"/>
+            <w:vAlign w:val="center"/>
+          </w:tcPr>
+          <w:p>
+            <w:pPr>
+              <w:spacing w:before="0" w:after="0" w:line="240" w:lineRule="auto"/>
+              <w:jc w:val="center"/>
+            </w:pPr>
+            <w:r/>
+            <w:r>
+              <w:rPr>
+                <w:rFonts w:ascii="Times New Roman" w:hAnsi="Times New Roman"/>
+                <w:b w:val="0"/>
+                <w:sz w:val="12"/>
+              </w:rPr>
+            </w:r>
+          </w:p>
+        </w:tc>
+      </w:tr>
+      <w:tr>
+        <w:trPr>
+          <w:trHeight w:val="360" w:hRule="exact"/>
+        </w:trPr>
+        <w:tc>
+          <w:tcPr>
+            <w:tcW w:type="dxa" w:w="476"/>
+            <w:vAlign w:val="center"/>
+          </w:tcPr>
+          <w:p>
+            <w:pPr>
+              <w:spacing w:before="0" w:after="0" w:line="240" w:lineRule="auto"/>
+              <w:jc w:val="center"/>
+            </w:pPr>
+            <w:r/>
+            <w:r>
+              <w:rPr>
+                <w:rFonts w:ascii="Times New Roman" w:hAnsi="Times New Roman"/>
+                <w:b w:val="0"/>
+                <w:sz w:val="12"/>
+              </w:rPr>
+              <w:t>25</w:t>
+            </w:r>
+          </w:p>
+        </w:tc>
+        <w:tc>
+          <w:tcPr>
+            <w:tcW w:type="dxa" w:w="873"/>
+            <w:vAlign w:val="center"/>
+          </w:tcPr>
+          <w:p>
+            <w:pPr>
+              <w:spacing w:before="0" w:after="0" w:line="240" w:lineRule="auto"/>
+              <w:jc w:val="center"/>
+            </w:pPr>
+            <w:r/>
+            <w:r>
+              <w:rPr>
+                <w:rFonts w:ascii="Times New Roman" w:hAnsi="Times New Roman"/>
+                <w:b w:val="0"/>
+                <w:sz w:val="12"/>
+              </w:rPr>
+            </w:r>
+          </w:p>
+        </w:tc>
+        <w:tc>
+          <w:tcPr>
+            <w:tcW w:type="dxa" w:w="907"/>
+            <w:vAlign w:val="center"/>
+          </w:tcPr>
+          <w:p>
+            <w:pPr>
+              <w:spacing w:before="0" w:after="0" w:line="240" w:lineRule="auto"/>
+              <w:jc w:val="center"/>
+            </w:pPr>
+            <w:r/>
+            <w:r>
+              <w:rPr>
+                <w:rFonts w:ascii="Times New Roman" w:hAnsi="Times New Roman"/>
+                <w:b w:val="0"/>
+                <w:sz w:val="12"/>
+              </w:rPr>
+            </w:r>
+          </w:p>
+        </w:tc>
+        <w:tc>
+          <w:tcPr>
+            <w:tcW w:type="dxa" w:w="839"/>
+            <w:vAlign w:val="center"/>
+          </w:tcPr>
+          <w:p>
+            <w:pPr>
+              <w:spacing w:before="0" w:after="0" w:line="240" w:lineRule="auto"/>
+              <w:jc w:val="center"/>
+            </w:pPr>
+            <w:r/>
+            <w:r>
+              <w:rPr>
+                <w:rFonts w:ascii="Times New Roman" w:hAnsi="Times New Roman"/>
+                <w:b w:val="0"/>
+                <w:sz w:val="12"/>
+              </w:rPr>
+            </w:r>
+          </w:p>
+        </w:tc>
+        <w:tc>
+          <w:tcPr>
+            <w:tcW w:type="dxa" w:w="2126"/>
+            <w:vAlign w:val="center"/>
+          </w:tcPr>
+          <w:p>
+            <w:pPr>
+              <w:spacing w:before="0" w:after="0" w:line="240" w:lineRule="auto"/>
+              <w:jc w:val="center"/>
+            </w:pPr>
+            <w:r/>
+            <w:r>
+              <w:rPr>
+                <w:rFonts w:ascii="Times New Roman" w:hAnsi="Times New Roman"/>
+                <w:b w:val="0"/>
+                <w:sz w:val="12"/>
+              </w:rPr>
+            </w:r>
+          </w:p>
+        </w:tc>
+        <w:tc>
+          <w:tcPr>
+            <w:tcW w:type="dxa" w:w="578"/>
+            <w:vAlign w:val="center"/>
+          </w:tcPr>
+          <w:p>
+            <w:pPr>
+              <w:spacing w:before="0" w:after="0" w:line="240" w:lineRule="auto"/>
+              <w:jc w:val="center"/>
+            </w:pPr>
+            <w:r/>
+            <w:r>
+              <w:rPr>
+                <w:rFonts w:ascii="Times New Roman" w:hAnsi="Times New Roman"/>
+                <w:b w:val="0"/>
+                <w:sz w:val="12"/>
+              </w:rPr>
+            </w:r>
+          </w:p>
+        </w:tc>
+        <w:tc>
+          <w:tcPr>
+            <w:tcW w:type="dxa" w:w="578"/>
+            <w:vAlign w:val="center"/>
+          </w:tcPr>
+          <w:p>
+            <w:pPr>
+              <w:spacing w:before="0" w:after="0" w:line="240" w:lineRule="auto"/>
+              <w:jc w:val="center"/>
+            </w:pPr>
+            <w:r/>
+            <w:r>
+              <w:rPr>
+                <w:rFonts w:ascii="Times New Roman" w:hAnsi="Times New Roman"/>
+                <w:b w:val="0"/>
+                <w:sz w:val="12"/>
+              </w:rPr>
+            </w:r>
+          </w:p>
+        </w:tc>
+        <w:tc>
+          <w:tcPr>
+            <w:tcW w:type="dxa" w:w="641"/>
+            <w:vAlign w:val="center"/>
+          </w:tcPr>
+          <w:p>
+            <w:pPr>
+              <w:spacing w:before="0" w:after="0" w:line="240" w:lineRule="auto"/>
+              <w:jc w:val="center"/>
+            </w:pPr>
+            <w:r/>
+            <w:r>
+              <w:rPr>
+                <w:rFonts w:ascii="Times New Roman" w:hAnsi="Times New Roman"/>
+                <w:b w:val="0"/>
+                <w:sz w:val="12"/>
+              </w:rPr>
+            </w:r>
+          </w:p>
+        </w:tc>
+        <w:tc>
+          <w:tcPr>
+            <w:tcW w:type="dxa" w:w="544"/>
+            <w:vAlign w:val="center"/>
+          </w:tcPr>
+          <w:p>
+            <w:pPr>
+              <w:spacing w:before="0" w:after="0" w:line="240" w:lineRule="auto"/>
+              <w:jc w:val="center"/>
+            </w:pPr>
+            <w:r/>
+            <w:r>
+              <w:rPr>
+                <w:rFonts w:ascii="Times New Roman" w:hAnsi="Times New Roman"/>
+                <w:b w:val="0"/>
+                <w:sz w:val="12"/>
+              </w:rPr>
+            </w:r>
+          </w:p>
+        </w:tc>
+        <w:tc>
+          <w:tcPr>
+            <w:tcW w:type="dxa" w:w="590"/>
+            <w:vAlign w:val="center"/>
+          </w:tcPr>
+          <w:p>
+            <w:pPr>
+              <w:spacing w:before="0" w:after="0" w:line="240" w:lineRule="auto"/>
+              <w:jc w:val="center"/>
+            </w:pPr>
+            <w:r/>
+            <w:r>
+              <w:rPr>
+                <w:rFonts w:ascii="Times New Roman" w:hAnsi="Times New Roman"/>
+                <w:b w:val="0"/>
+                <w:sz w:val="12"/>
+              </w:rPr>
+            </w:r>
+          </w:p>
+        </w:tc>
+        <w:tc>
+          <w:tcPr>
+            <w:tcW w:type="dxa" w:w="629"/>
+            <w:vAlign w:val="center"/>
+          </w:tcPr>
+          <w:p>
+            <w:pPr>
+              <w:spacing w:before="0" w:after="0" w:line="240" w:lineRule="auto"/>
+              <w:jc w:val="center"/>
+            </w:pPr>
+            <w:r/>
+            <w:r>
+              <w:rPr>
+                <w:rFonts w:ascii="Times New Roman" w:hAnsi="Times New Roman"/>
+                <w:b w:val="0"/>
+                <w:sz w:val="12"/>
+              </w:rPr>
+            </w:r>
+          </w:p>
+        </w:tc>
+        <w:tc>
+          <w:tcPr>
+            <w:tcW w:type="dxa" w:w="1593"/>
+            <w:vAlign w:val="center"/>
+          </w:tcPr>
+          <w:p>
+            <w:pPr>
+              <w:spacing w:before="0" w:after="0" w:line="240" w:lineRule="auto"/>
+              <w:jc w:val="center"/>
+            </w:pPr>
+            <w:r/>
+            <w:r>
+              <w:rPr>
+                <w:rFonts w:ascii="Times New Roman" w:hAnsi="Times New Roman"/>
+                <w:b w:val="0"/>
+                <w:sz w:val="12"/>
+              </w:rPr>
+            </w:r>
+          </w:p>
+        </w:tc>
+      </w:tr>
+      <w:tr>
+        <w:trPr>
+          <w:trHeight w:val="360" w:hRule="exact"/>
+        </w:trPr>
+        <w:tc>
+          <w:tcPr>
+            <w:tcW w:type="dxa" w:w="476"/>
+            <w:vAlign w:val="center"/>
+          </w:tcPr>
+          <w:p>
+            <w:pPr>
+              <w:spacing w:before="0" w:after="0" w:line="240" w:lineRule="auto"/>
+              <w:jc w:val="center"/>
+            </w:pPr>
+            <w:r/>
+            <w:r>
+              <w:rPr>
+                <w:rFonts w:ascii="Times New Roman" w:hAnsi="Times New Roman"/>
+                <w:b w:val="0"/>
+                <w:sz w:val="12"/>
+              </w:rPr>
+              <w:t>26</w:t>
+            </w:r>
+          </w:p>
+        </w:tc>
+        <w:tc>
+          <w:tcPr>
+            <w:tcW w:type="dxa" w:w="873"/>
+            <w:vAlign w:val="center"/>
+          </w:tcPr>
+          <w:p>
+            <w:pPr>
+              <w:spacing w:before="0" w:after="0" w:line="240" w:lineRule="auto"/>
+              <w:jc w:val="center"/>
+            </w:pPr>
+            <w:r/>
+            <w:r>
+              <w:rPr>
+                <w:rFonts w:ascii="Times New Roman" w:hAnsi="Times New Roman"/>
+                <w:b w:val="0"/>
+                <w:sz w:val="12"/>
+              </w:rPr>
+            </w:r>
+          </w:p>
+        </w:tc>
+        <w:tc>
+          <w:tcPr>
+            <w:tcW w:type="dxa" w:w="907"/>
+            <w:vAlign w:val="center"/>
+          </w:tcPr>
+          <w:p>
+            <w:pPr>
+              <w:spacing w:before="0" w:after="0" w:line="240" w:lineRule="auto"/>
+              <w:jc w:val="center"/>
+            </w:pPr>
+            <w:r/>
+            <w:r>
+              <w:rPr>
+                <w:rFonts w:ascii="Times New Roman" w:hAnsi="Times New Roman"/>
+                <w:b w:val="0"/>
+                <w:sz w:val="12"/>
+              </w:rPr>
+            </w:r>
+          </w:p>
+        </w:tc>
+        <w:tc>
+          <w:tcPr>
+            <w:tcW w:type="dxa" w:w="839"/>
+            <w:vAlign w:val="center"/>
+          </w:tcPr>
+          <w:p>
+            <w:pPr>
+              <w:spacing w:before="0" w:after="0" w:line="240" w:lineRule="auto"/>
+              <w:jc w:val="center"/>
+            </w:pPr>
+            <w:r/>
+            <w:r>
+              <w:rPr>
+                <w:rFonts w:ascii="Times New Roman" w:hAnsi="Times New Roman"/>
+                <w:b w:val="0"/>
+                <w:sz w:val="12"/>
+              </w:rPr>
+            </w:r>
+          </w:p>
+        </w:tc>
+        <w:tc>
+          <w:tcPr>
+            <w:tcW w:type="dxa" w:w="2126"/>
+            <w:vAlign w:val="center"/>
+          </w:tcPr>
+          <w:p>
+            <w:pPr>
+              <w:spacing w:before="0" w:after="0" w:line="240" w:lineRule="auto"/>
+              <w:jc w:val="center"/>
+            </w:pPr>
+            <w:r/>
+            <w:r>
+              <w:rPr>
+                <w:rFonts w:ascii="Times New Roman" w:hAnsi="Times New Roman"/>
+                <w:b w:val="0"/>
+                <w:sz w:val="12"/>
+              </w:rPr>
+            </w:r>
+          </w:p>
+        </w:tc>
+        <w:tc>
+          <w:tcPr>
+            <w:tcW w:type="dxa" w:w="578"/>
+            <w:vAlign w:val="center"/>
+          </w:tcPr>
+          <w:p>
+            <w:pPr>
+              <w:spacing w:before="0" w:after="0" w:line="240" w:lineRule="auto"/>
+              <w:jc w:val="center"/>
+            </w:pPr>
+            <w:r/>
+            <w:r>
+              <w:rPr>
+                <w:rFonts w:ascii="Times New Roman" w:hAnsi="Times New Roman"/>
+                <w:b w:val="0"/>
+                <w:sz w:val="12"/>
+              </w:rPr>
+            </w:r>
+          </w:p>
+        </w:tc>
+        <w:tc>
+          <w:tcPr>
+            <w:tcW w:type="dxa" w:w="578"/>
+            <w:vAlign w:val="center"/>
+          </w:tcPr>
+          <w:p>
+            <w:pPr>
+              <w:spacing w:before="0" w:after="0" w:line="240" w:lineRule="auto"/>
+              <w:jc w:val="center"/>
+            </w:pPr>
+            <w:r/>
+            <w:r>
+              <w:rPr>
+                <w:rFonts w:ascii="Times New Roman" w:hAnsi="Times New Roman"/>
+                <w:b w:val="0"/>
+                <w:sz w:val="12"/>
+              </w:rPr>
+            </w:r>
+          </w:p>
+        </w:tc>
+        <w:tc>
+          <w:tcPr>
+            <w:tcW w:type="dxa" w:w="641"/>
+            <w:vAlign w:val="center"/>
+          </w:tcPr>
+          <w:p>
+            <w:pPr>
+              <w:spacing w:before="0" w:after="0" w:line="240" w:lineRule="auto"/>
+              <w:jc w:val="center"/>
+            </w:pPr>
+            <w:r/>
+            <w:r>
+              <w:rPr>
+                <w:rFonts w:ascii="Times New Roman" w:hAnsi="Times New Roman"/>
+                <w:b w:val="0"/>
+                <w:sz w:val="12"/>
+              </w:rPr>
+            </w:r>
+          </w:p>
+        </w:tc>
+        <w:tc>
+          <w:tcPr>
+            <w:tcW w:type="dxa" w:w="544"/>
+            <w:vAlign w:val="center"/>
+          </w:tcPr>
+          <w:p>
+            <w:pPr>
+              <w:spacing w:before="0" w:after="0" w:line="240" w:lineRule="auto"/>
+              <w:jc w:val="center"/>
+            </w:pPr>
+            <w:r/>
+            <w:r>
+              <w:rPr>
+                <w:rFonts w:ascii="Times New Roman" w:hAnsi="Times New Roman"/>
+                <w:b w:val="0"/>
+                <w:sz w:val="12"/>
+              </w:rPr>
+            </w:r>
+          </w:p>
+        </w:tc>
+        <w:tc>
+          <w:tcPr>
+            <w:tcW w:type="dxa" w:w="590"/>
+            <w:vAlign w:val="center"/>
+          </w:tcPr>
+          <w:p>
+            <w:pPr>
+              <w:spacing w:before="0" w:after="0" w:line="240" w:lineRule="auto"/>
+              <w:jc w:val="center"/>
+            </w:pPr>
+            <w:r/>
+            <w:r>
+              <w:rPr>
+                <w:rFonts w:ascii="Times New Roman" w:hAnsi="Times New Roman"/>
+                <w:b w:val="0"/>
+                <w:sz w:val="12"/>
+              </w:rPr>
+            </w:r>
+          </w:p>
+        </w:tc>
+        <w:tc>
+          <w:tcPr>
+            <w:tcW w:type="dxa" w:w="629"/>
+            <w:vAlign w:val="center"/>
+          </w:tcPr>
+          <w:p>
+            <w:pPr>
+              <w:spacing w:before="0" w:after="0" w:line="240" w:lineRule="auto"/>
+              <w:jc w:val="center"/>
+            </w:pPr>
+            <w:r/>
+            <w:r>
+              <w:rPr>
+                <w:rFonts w:ascii="Times New Roman" w:hAnsi="Times New Roman"/>
+                <w:b w:val="0"/>
+                <w:sz w:val="12"/>
+              </w:rPr>
+            </w:r>
+          </w:p>
+        </w:tc>
+        <w:tc>
+          <w:tcPr>
+            <w:tcW w:type="dxa" w:w="1593"/>
+            <w:vAlign w:val="center"/>
+          </w:tcPr>
+          <w:p>
+            <w:pPr>
+              <w:spacing w:before="0" w:after="0" w:line="240" w:lineRule="auto"/>
+              <w:jc w:val="center"/>
+            </w:pPr>
+            <w:r/>
+            <w:r>
+              <w:rPr>
+                <w:rFonts w:ascii="Times New Roman" w:hAnsi="Times New Roman"/>
+                <w:b w:val="0"/>
+                <w:sz w:val="12"/>
+              </w:rPr>
+            </w:r>
+          </w:p>
+        </w:tc>
+      </w:tr>
+    </w:tbl>
+    <w:tbl>
+      <w:tblPr>
+        <w:tblW w:type="dxa" w:w="10375"/>
+        <w:tblLayout w:type="fixed"/>
+        <w:tblLook w:firstColumn="1" w:firstRow="1" w:lastColumn="0" w:lastRow="0" w:noHBand="0" w:noVBand="1" w:val="04A0"/>
+        <w:tblCellMar>
+          <w:top w:w="20" w:type="dxa"/>
+          <w:start w:w="0" w:type="dxa"/>
+          <w:bottom w:w="10" w:type="dxa"/>
+          <w:end w:w="0" w:type="dxa"/>
+        </w:tblCellMar>
+      </w:tblPr>
+      <w:tblGrid>
+        <w:gridCol w:w="1009"/>
+        <w:gridCol w:w="9366"/>
+      </w:tblGrid>
+      <w:tr>
+        <w:trPr>
+          <w:trHeight w:val="482" w:hRule="exact"/>
+        </w:trPr>
+        <w:tc>
+          <w:tcPr>
+            <w:tcW w:type="dxa" w:w="1009"/>
+            <w:tcBorders>
+              <w:top w:val="nil"/>
+              <w:left w:val="nil"/>
+              <w:bottom w:val="nil"/>
+              <w:right w:val="nil"/>
+            </w:tcBorders>
+            <w:vAlign w:val="center"/>
+          </w:tcPr>
+          <w:p>
+            <w:pPr>
+              <w:spacing w:before="0" w:after="0" w:line="240" w:lineRule="auto"/>
+              <w:jc w:val="left"/>
+            </w:pPr>
+            <w:r/>
+            <w:r>
+              <w:rPr>
+                <w:rFonts w:ascii="Times New Roman" w:hAnsi="Times New Roman"/>
+                <w:b/>
+                <w:sz w:val="14"/>
+              </w:rPr>
+              <w:t>REMARKS :</w:t>
+            </w:r>
+          </w:p>
+        </w:tc>
+        <w:tc>
+          <w:tcPr>
+            <w:tcW w:type="dxa" w:w="9366"/>
+            <w:tcBorders>
+              <w:top w:val="nil"/>
+              <w:left w:val="nil"/>
+              <w:bottom w:val="single" w:sz="5" w:space="0" w:color="111111"/>
+              <w:right w:val="nil"/>
+            </w:tcBorders>
+            <w:vAlign w:val="center"/>
+          </w:tcPr>
+          <w:p>
+            <w:pPr>
+              <w:spacing w:before="0" w:after="0" w:line="240" w:lineRule="auto"/>
+              <w:jc w:val="center"/>
+            </w:pPr>
+            <w:r/>
+            <w:r>
+              <w:rPr>
+                <w:rFonts w:ascii="Times New Roman" w:hAnsi="Times New Roman"/>
+                <w:b/>
+                <w:sz w:val="14"/>
+              </w:rPr>
+            </w:r>
+          </w:p>
+        </w:tc>
+      </w:tr>
+    </w:tbl>
+    <w:tbl>
+      <w:tblPr>
+        <w:tblW w:type="dxa" w:w="10375"/>
+        <w:tblLayout w:type="fixed"/>
+        <w:tblLook w:firstColumn="1" w:firstRow="1" w:lastColumn="0" w:lastRow="0" w:noHBand="0" w:noVBand="1" w:val="04A0"/>
+        <w:tblBorders>
+          <w:top w:val="single" w:sz="5" w:space="0" w:color="111111"/>
+          <w:left w:val="single" w:sz="5" w:space="0" w:color="111111"/>
+          <w:bottom w:val="single" w:sz="5" w:space="0" w:color="111111"/>
+          <w:right w:val="single" w:sz="5" w:space="0" w:color="111111"/>
+          <w:insideH w:val="single" w:sz="5" w:space="0" w:color="111111"/>
+          <w:insideV w:val="single" w:sz="5" w:space="0" w:color="111111"/>
+        </w:tblBorders>
+        <w:tblCellMar>
+          <w:top w:w="70" w:type="dxa"/>
+          <w:start w:w="70" w:type="dxa"/>
+          <w:bottom w:w="25" w:type="dxa"/>
+          <w:end w:w="70" w:type="dxa"/>
+        </w:tblCellMar>
+      </w:tblPr>
+      <w:tblGrid>
+        <w:gridCol w:w="5343"/>
+        <w:gridCol w:w="5032"/>
+      </w:tblGrid>
+      <w:tr>
+        <w:trPr>
+          <w:trHeight w:val="2041" w:hRule="exact"/>
+        </w:trPr>
+        <w:tc>
+          <w:tcPr>
+            <w:tcW w:type="dxa" w:w="5343"/>
+            <w:vAlign w:val="top"/>
+          </w:tcPr>
+          <w:p>
+            <w:pPr>
+              <w:spacing w:before="0" w:after="0" w:line="240" w:lineRule="auto"/>
+            </w:pPr>
+            <w:r/>
+            <w:r>
+              <w:rPr>
+                <w:rFonts w:ascii="Times New Roman" w:hAnsi="Times New Roman"/>
+                <w:b/>
+                <w:sz w:val="14"/>
+              </w:rPr>
+              <w:t>ANGKAZEN REPRESENTATIVE :</w:t>
+            </w:r>
+          </w:p>
+          <w:p>
+            <w:pPr>
+              <w:spacing w:before="0" w:after="0" w:line="240" w:lineRule="auto"/>
+            </w:pPr>
+            <w:r/>
+            <w:r>
+              <w:rPr>
+                <w:rFonts w:ascii="Times New Roman" w:hAnsi="Times New Roman"/>
+                <w:b w:val="0"/>
+                <w:sz w:val="14"/>
+              </w:rPr>
+            </w:r>
+          </w:p>
+          <w:p>
+            <w:pPr>
+              <w:spacing w:before="0" w:after="0" w:line="240" w:lineRule="auto"/>
+            </w:pPr>
+            <w:r/>
+            <w:r>
+              <w:rPr>
+                <w:rFonts w:ascii="Times New Roman" w:hAnsi="Times New Roman"/>
+                <w:b w:val="0"/>
+                <w:sz w:val="14"/>
+              </w:rPr>
+            </w:r>
+          </w:p>
+          <w:p>
+            <w:pPr>
+              <w:spacing w:before="0" w:after="0" w:line="240" w:lineRule="auto"/>
+            </w:pPr>
+            <w:r/>
+            <w:r>
+              <w:rPr>
+                <w:rFonts w:ascii="Times New Roman" w:hAnsi="Times New Roman"/>
+                <w:b w:val="0"/>
+                <w:sz w:val="14"/>
+              </w:rPr>
+            </w:r>
+          </w:p>
+          <w:p>
+            <w:pPr>
+              <w:spacing w:before="0" w:after="0" w:line="240" w:lineRule="auto"/>
+            </w:pPr>
+            <w:r/>
+            <w:r>
+              <w:rPr>
+                <w:rFonts w:ascii="Times New Roman" w:hAnsi="Times New Roman"/>
+                <w:b/>
+                <w:sz w:val="14"/>
+              </w:rPr>
+              <w:t>SIGNATURE : ________________________________</w:t>
+            </w:r>
+          </w:p>
+          <w:p>
+            <w:pPr>
+              <w:spacing w:before="0" w:after="0" w:line="240" w:lineRule="auto"/>
+            </w:pPr>
+            <w:r/>
+            <w:r>
+              <w:rPr>
+                <w:rFonts w:ascii="Times New Roman" w:hAnsi="Times New Roman"/>
+                <w:b/>
+                <w:sz w:val="14"/>
+              </w:rPr>
+              <w:t>NAME       : ________________________________</w:t>
+            </w:r>
+          </w:p>
+        </w:tc>
+        <w:tc>
+          <w:tcPr>
+            <w:tcW w:type="dxa" w:w="5032"/>
+            <w:vAlign w:val="top"/>
+          </w:tcPr>
+          <w:p>
+            <w:pPr>
+              <w:spacing w:before="0" w:after="0" w:line="240" w:lineRule="auto"/>
+            </w:pPr>
+            <w:r/>
+            <w:r>
+              <w:rPr>
+                <w:rFonts w:ascii="Times New Roman" w:hAnsi="Times New Roman"/>
+                <w:b/>
+                <w:sz w:val="14"/>
+              </w:rPr>
+              <w:t>CLIENT'S REPRESENTATIVE :</w:t>
+            </w:r>
+          </w:p>
+          <w:p>
+            <w:pPr>
+              <w:spacing w:before="0" w:after="0" w:line="240" w:lineRule="auto"/>
+            </w:pPr>
+            <w:r/>
+            <w:r>
+              <w:rPr>
+                <w:rFonts w:ascii="Times New Roman" w:hAnsi="Times New Roman"/>
+                <w:b w:val="0"/>
+                <w:sz w:val="14"/>
+              </w:rPr>
+            </w:r>
+          </w:p>
+          <w:p>
+            <w:pPr>
+              <w:spacing w:before="0" w:after="0" w:line="240" w:lineRule="auto"/>
+            </w:pPr>
+            <w:r/>
+            <w:r>
+              <w:rPr>
+                <w:rFonts w:ascii="Times New Roman" w:hAnsi="Times New Roman"/>
+                <w:b w:val="0"/>
+                <w:sz w:val="14"/>
+              </w:rPr>
+            </w:r>
+          </w:p>
+          <w:p>
+            <w:pPr>
+              <w:spacing w:before="0" w:after="0" w:line="240" w:lineRule="auto"/>
+            </w:pPr>
+            <w:r/>
+            <w:r>
+              <w:rPr>
+                <w:rFonts w:ascii="Times New Roman" w:hAnsi="Times New Roman"/>
+                <w:b w:val="0"/>
+                <w:sz w:val="14"/>
+              </w:rPr>
+            </w:r>
+          </w:p>
+          <w:p>
+            <w:pPr>
+              <w:spacing w:before="0" w:after="0" w:line="240" w:lineRule="auto"/>
+            </w:pPr>
+            <w:r/>
+            <w:r>
+              <w:rPr>
+                <w:rFonts w:ascii="Times New Roman" w:hAnsi="Times New Roman"/>
+                <w:b w:val="0"/>
+                <w:sz w:val="14"/>
+              </w:rPr>
+            </w:r>
+          </w:p>
+          <w:p>
+            <w:pPr>
+              <w:spacing w:before="0" w:after="0" w:line="240" w:lineRule="auto"/>
+            </w:pPr>
+            <w:r/>
+            <w:r>
+              <w:rPr>
+                <w:rFonts w:ascii="Times New Roman" w:hAnsi="Times New Roman"/>
+                <w:b/>
+                <w:sz w:val="14"/>
+              </w:rPr>
+              <w:t>SIGNATURE : ________________________________</w:t>
+            </w:r>
+          </w:p>
+        </w:tc>
+      </w:tr>
+    </w:tbl>
     <w:sectPr>
       <w:pgSz w:w="11906" w:h="16838"/>
-      <w:pgMar w:top="0" w:right="0" w:bottom="0" w:left="0" w:header="0" w:footer="0" w:gutter="0"/>
+      <w:pgMar w:top="964" w:right="765" w:bottom="567" w:left="765" w:header="0" w:footer="0" w:gutter="0"/>
       <w:cols w:space="720"/>
       <w:docGrid w:linePitch="360"/>
     </w:sectPr>
